--- a/c++_notes_dsa.docx
+++ b/c++_notes_dsa.docx
@@ -2,6 +2,535 @@
 <file path=word/document.xml><?xml version="1.0" encoding="utf-8"?>
 <w:document xmlns:wpc="http://schemas.microsoft.com/office/word/2010/wordprocessingCanvas" xmlns:cx="http://schemas.microsoft.com/office/drawing/2014/chartex" xmlns:cx1="http://schemas.microsoft.com/office/drawing/2015/9/8/chartex" xmlns:cx2="http://schemas.microsoft.com/office/drawing/2015/10/21/chartex" xmlns:cx3="http://schemas.microsoft.com/office/drawing/2016/5/9/chartex" xmlns:cx4="http://schemas.microsoft.com/office/drawing/2016/5/10/chartex" xmlns:cx5="http://schemas.microsoft.com/office/drawing/2016/5/11/chartex" xmlns:cx6="http://schemas.microsoft.com/office/drawing/2016/5/12/chartex" xmlns:cx7="http://schemas.microsoft.com/office/drawing/2016/5/13/chartex" xmlns:cx8="http://schemas.microsoft.com/office/drawing/2016/5/14/chartex" xmlns:mc="http://schemas.openxmlformats.org/markup-compatibility/2006" xmlns:aink="http://schemas.microsoft.com/office/drawing/2016/ink" xmlns:am3d="http://schemas.microsoft.com/office/drawing/2017/model3d" xmlns:o="urn:schemas-microsoft-com:office:office" xmlns:oel="http://schemas.microsoft.com/office/2019/extlst" xmlns:r="http://schemas.openxmlformats.org/officeDocument/2006/relationships" xmlns:m="http://schemas.openxmlformats.org/officeDocument/2006/math" xmlns:v="urn:schemas-microsoft-com:vml" xmlns:wp14="http://schemas.microsoft.com/office/word/2010/wordprocessingDrawing" xmlns:wp="http://schemas.openxmlformats.org/drawingml/2006/wordprocessingDrawing" xmlns:w10="urn:schemas-microsoft-com:office:word" xmlns:w="http://schemas.openxmlformats.org/wordprocessingml/2006/main" xmlns:w14="http://schemas.microsoft.com/office/word/2010/wordml" xmlns:w15="http://schemas.microsoft.com/office/word/2012/wordml" xmlns:w16cex="http://schemas.microsoft.com/office/word/2018/wordml/cex" xmlns:w16cid="http://schemas.microsoft.com/office/word/2016/wordml/cid" xmlns:w16="http://schemas.microsoft.com/office/word/2018/wordml" xmlns:w16du="http://schemas.microsoft.com/office/word/2023/wordml/word16du" xmlns:w16sdtdh="http://schemas.microsoft.com/office/word/2020/wordml/sdtdatahash" xmlns:w16sdtfl="http://schemas.microsoft.com/office/word/2024/wordml/sdtformatlock" xmlns:w16se="http://schemas.microsoft.com/office/word/2015/wordml/symex" xmlns:wpg="http://schemas.microsoft.com/office/word/2010/wordprocessingGroup" xmlns:wpi="http://schemas.microsoft.com/office/word/2010/wordprocessingInk" xmlns:wne="http://schemas.microsoft.com/office/word/2006/wordml" xmlns:wps="http://schemas.microsoft.com/office/word/2010/wordprocessingShape" mc:Ignorable="w14 w15 w16se w16cid w16 w16cex w16sdtdh w16sdtfl w16du wp14">
   <w:body>
+    <w:p>
+      <w:pPr>
+        <w:tabs>
+          <w:tab w:val="num" w:pos="720"/>
+        </w:tabs>
+        <w:spacing w:after="0"/>
+        <w:ind w:left="720" w:hanging="360"/>
+      </w:pPr>
+      <w:r>
+        <w:t>Object Oriented Programming OOPS:</w:t>
+      </w:r>
+    </w:p>
+    <w:p>
+      <w:pPr>
+        <w:numPr>
+          <w:ilvl w:val="0"/>
+          <w:numId w:val="5"/>
+        </w:numPr>
+        <w:spacing w:after="0"/>
+        <w:rPr>
+          <w:lang w:val="en-PK"/>
+        </w:rPr>
+      </w:pPr>
+      <w:r>
+        <w:rPr>
+          <w:lang w:val="en-PK"/>
+        </w:rPr>
+        <w:t>private: accessible only inside the same class (and its friends).</w:t>
+      </w:r>
+    </w:p>
+    <w:p>
+      <w:pPr>
+        <w:numPr>
+          <w:ilvl w:val="0"/>
+          <w:numId w:val="5"/>
+        </w:numPr>
+        <w:spacing w:after="0"/>
+        <w:rPr>
+          <w:lang w:val="en-PK"/>
+        </w:rPr>
+      </w:pPr>
+      <w:r>
+        <w:rPr>
+          <w:lang w:val="en-PK"/>
+        </w:rPr>
+        <w:t>protected: like private, but derived classes can also access it.</w:t>
+      </w:r>
+    </w:p>
+    <w:p>
+      <w:pPr>
+        <w:numPr>
+          <w:ilvl w:val="0"/>
+          <w:numId w:val="5"/>
+        </w:numPr>
+        <w:spacing w:after="0"/>
+        <w:rPr>
+          <w:lang w:val="en-PK"/>
+        </w:rPr>
+      </w:pPr>
+      <w:r>
+        <w:rPr>
+          <w:lang w:val="en-PK"/>
+        </w:rPr>
+        <w:t>public: accessible everywhere.</w:t>
+      </w:r>
+    </w:p>
+    <w:p>
+      <w:pPr>
+        <w:numPr>
+          <w:ilvl w:val="0"/>
+          <w:numId w:val="5"/>
+        </w:numPr>
+        <w:spacing w:after="0"/>
+        <w:rPr>
+          <w:lang w:val="en-PK"/>
+        </w:rPr>
+      </w:pPr>
+      <w:r>
+        <w:rPr>
+          <w:lang w:val="en-PK"/>
+        </w:rPr>
+        <w:t xml:space="preserve">The inheritance mode can only keep or </w:t>
+      </w:r>
+      <w:r>
+        <w:rPr>
+          <w:b/>
+          <w:bCs/>
+          <w:lang w:val="en-PK"/>
+        </w:rPr>
+        <w:t>tighten</w:t>
+      </w:r>
+      <w:r>
+        <w:rPr>
+          <w:lang w:val="en-PK"/>
+        </w:rPr>
+        <w:t xml:space="preserve"> the access of inherited members. It never loosens it.</w:t>
+      </w:r>
+    </w:p>
+    <w:p>
+      <w:pPr>
+        <w:numPr>
+          <w:ilvl w:val="0"/>
+          <w:numId w:val="5"/>
+        </w:numPr>
+        <w:spacing w:after="0"/>
+        <w:rPr>
+          <w:lang w:val="en-PK"/>
+        </w:rPr>
+      </w:pPr>
+      <w:r>
+        <w:rPr>
+          <w:lang w:val="en-PK"/>
+        </w:rPr>
+        <w:t>Friend functions are not inherited. Each class must declare its own friends</w:t>
+      </w:r>
+    </w:p>
+    <w:p>
+      <w:pPr>
+        <w:spacing w:after="0"/>
+        <w:rPr>
+          <w:lang w:val="en-PK"/>
+        </w:rPr>
+      </w:pPr>
+    </w:p>
+    <w:tbl>
+      <w:tblPr>
+        <w:tblStyle w:val="PlainTable1"/>
+        <w:tblW w:w="0" w:type="auto"/>
+        <w:tblLook w:val="04A0" w:firstRow="1" w:lastRow="0" w:firstColumn="1" w:lastColumn="0" w:noHBand="0" w:noVBand="1"/>
+      </w:tblPr>
+      <w:tblGrid>
+        <w:gridCol w:w="4169"/>
+        <w:gridCol w:w="1176"/>
+      </w:tblGrid>
+      <w:tr>
+        <w:trPr>
+          <w:cnfStyle w:val="100000000000" w:firstRow="1" w:lastRow="0" w:firstColumn="0" w:lastColumn="0" w:oddVBand="0" w:evenVBand="0" w:oddHBand="0" w:evenHBand="0" w:firstRowFirstColumn="0" w:firstRowLastColumn="0" w:lastRowFirstColumn="0" w:lastRowLastColumn="0"/>
+        </w:trPr>
+        <w:tc>
+          <w:tcPr>
+            <w:cnfStyle w:val="001000000000" w:firstRow="0" w:lastRow="0" w:firstColumn="1" w:lastColumn="0" w:oddVBand="0" w:evenVBand="0" w:oddHBand="0" w:evenHBand="0" w:firstRowFirstColumn="0" w:firstRowLastColumn="0" w:lastRowFirstColumn="0" w:lastRowLastColumn="0"/>
+            <w:tcW w:w="0" w:type="auto"/>
+            <w:hideMark/>
+          </w:tcPr>
+          <w:p>
+            <w:pPr>
+              <w:jc w:val="center"/>
+              <w:rPr>
+                <w:rFonts w:ascii="Times New Roman" w:eastAsia="Times New Roman" w:hAnsi="Times New Roman" w:cs="Times New Roman"/>
+                <w:kern w:val="0"/>
+                <w:sz w:val="24"/>
+                <w:szCs w:val="24"/>
+                <w:lang w:val="en-PK" w:eastAsia="en-PK"/>
+                <w14:ligatures w14:val="none"/>
+              </w:rPr>
+            </w:pPr>
+            <w:r>
+              <w:rPr>
+                <w:rFonts w:ascii="Times New Roman" w:eastAsia="Times New Roman" w:hAnsi="Times New Roman" w:cs="Times New Roman"/>
+                <w:kern w:val="0"/>
+                <w:sz w:val="24"/>
+                <w:szCs w:val="24"/>
+                <w:lang w:val="en-PK" w:eastAsia="en-PK"/>
+                <w14:ligatures w14:val="none"/>
+              </w:rPr>
+              <w:t>Case</w:t>
+            </w:r>
+          </w:p>
+        </w:tc>
+        <w:tc>
+          <w:tcPr>
+            <w:tcW w:w="0" w:type="auto"/>
+            <w:hideMark/>
+          </w:tcPr>
+          <w:p>
+            <w:pPr>
+              <w:jc w:val="center"/>
+              <w:cnfStyle w:val="100000000000" w:firstRow="1" w:lastRow="0" w:firstColumn="0" w:lastColumn="0" w:oddVBand="0" w:evenVBand="0" w:oddHBand="0" w:evenHBand="0" w:firstRowFirstColumn="0" w:firstRowLastColumn="0" w:lastRowFirstColumn="0" w:lastRowLastColumn="0"/>
+              <w:rPr>
+                <w:rFonts w:ascii="Times New Roman" w:eastAsia="Times New Roman" w:hAnsi="Times New Roman" w:cs="Times New Roman"/>
+                <w:kern w:val="0"/>
+                <w:sz w:val="24"/>
+                <w:szCs w:val="24"/>
+                <w:lang w:val="en-PK" w:eastAsia="en-PK"/>
+                <w14:ligatures w14:val="none"/>
+              </w:rPr>
+            </w:pPr>
+            <w:r>
+              <w:rPr>
+                <w:rFonts w:ascii="Times New Roman" w:eastAsia="Times New Roman" w:hAnsi="Times New Roman" w:cs="Times New Roman"/>
+                <w:kern w:val="0"/>
+                <w:sz w:val="24"/>
+                <w:szCs w:val="24"/>
+                <w:lang w:val="en-PK" w:eastAsia="en-PK"/>
+                <w14:ligatures w14:val="none"/>
+              </w:rPr>
+              <w:t>Allowed?</w:t>
+            </w:r>
+          </w:p>
+        </w:tc>
+      </w:tr>
+      <w:tr>
+        <w:trPr>
+          <w:cnfStyle w:val="000000100000" w:firstRow="0" w:lastRow="0" w:firstColumn="0" w:lastColumn="0" w:oddVBand="0" w:evenVBand="0" w:oddHBand="1" w:evenHBand="0" w:firstRowFirstColumn="0" w:firstRowLastColumn="0" w:lastRowFirstColumn="0" w:lastRowLastColumn="0"/>
+        </w:trPr>
+        <w:tc>
+          <w:tcPr>
+            <w:cnfStyle w:val="001000000000" w:firstRow="0" w:lastRow="0" w:firstColumn="1" w:lastColumn="0" w:oddVBand="0" w:evenVBand="0" w:oddHBand="0" w:evenHBand="0" w:firstRowFirstColumn="0" w:firstRowLastColumn="0" w:lastRowFirstColumn="0" w:lastRowLastColumn="0"/>
+            <w:tcW w:w="0" w:type="auto"/>
+            <w:hideMark/>
+          </w:tcPr>
+          <w:p>
+            <w:pPr>
+              <w:rPr>
+                <w:rFonts w:ascii="Times New Roman" w:eastAsia="Times New Roman" w:hAnsi="Times New Roman" w:cs="Times New Roman"/>
+                <w:kern w:val="0"/>
+                <w:sz w:val="24"/>
+                <w:szCs w:val="24"/>
+                <w:lang w:val="en-PK" w:eastAsia="en-PK"/>
+                <w14:ligatures w14:val="none"/>
+              </w:rPr>
+            </w:pPr>
+            <w:r>
+              <w:rPr>
+                <w:rFonts w:ascii="Times New Roman" w:eastAsia="Times New Roman" w:hAnsi="Times New Roman" w:cs="Times New Roman"/>
+                <w:kern w:val="0"/>
+                <w:sz w:val="24"/>
+                <w:szCs w:val="24"/>
+                <w:lang w:val="en-PK" w:eastAsia="en-PK"/>
+                <w14:ligatures w14:val="none"/>
+              </w:rPr>
+              <w:t>Friend of Base → Base's private</w:t>
+            </w:r>
+          </w:p>
+        </w:tc>
+        <w:tc>
+          <w:tcPr>
+            <w:tcW w:w="0" w:type="auto"/>
+            <w:hideMark/>
+          </w:tcPr>
+          <w:p>
+            <w:pPr>
+              <w:cnfStyle w:val="000000100000" w:firstRow="0" w:lastRow="0" w:firstColumn="0" w:lastColumn="0" w:oddVBand="0" w:evenVBand="0" w:oddHBand="1" w:evenHBand="0" w:firstRowFirstColumn="0" w:firstRowLastColumn="0" w:lastRowFirstColumn="0" w:lastRowLastColumn="0"/>
+              <w:rPr>
+                <w:rFonts w:ascii="Times New Roman" w:eastAsia="Times New Roman" w:hAnsi="Times New Roman" w:cs="Times New Roman"/>
+                <w:kern w:val="0"/>
+                <w:sz w:val="24"/>
+                <w:szCs w:val="24"/>
+                <w:lang w:val="en-PK" w:eastAsia="en-PK"/>
+                <w14:ligatures w14:val="none"/>
+              </w:rPr>
+            </w:pPr>
+            <w:r>
+              <w:rPr>
+                <w:rFonts w:ascii="Segoe UI Emoji" w:eastAsia="Times New Roman" w:hAnsi="Segoe UI Emoji" w:cs="Segoe UI Emoji"/>
+                <w:kern w:val="0"/>
+                <w:sz w:val="24"/>
+                <w:szCs w:val="24"/>
+                <w:lang w:val="en-PK" w:eastAsia="en-PK"/>
+                <w14:ligatures w14:val="none"/>
+              </w:rPr>
+              <w:t>✅</w:t>
+            </w:r>
+          </w:p>
+        </w:tc>
+      </w:tr>
+      <w:tr>
+        <w:tc>
+          <w:tcPr>
+            <w:cnfStyle w:val="001000000000" w:firstRow="0" w:lastRow="0" w:firstColumn="1" w:lastColumn="0" w:oddVBand="0" w:evenVBand="0" w:oddHBand="0" w:evenHBand="0" w:firstRowFirstColumn="0" w:firstRowLastColumn="0" w:lastRowFirstColumn="0" w:lastRowLastColumn="0"/>
+            <w:tcW w:w="0" w:type="auto"/>
+            <w:hideMark/>
+          </w:tcPr>
+          <w:p>
+            <w:pPr>
+              <w:rPr>
+                <w:rFonts w:ascii="Times New Roman" w:eastAsia="Times New Roman" w:hAnsi="Times New Roman" w:cs="Times New Roman"/>
+                <w:kern w:val="0"/>
+                <w:sz w:val="24"/>
+                <w:szCs w:val="24"/>
+                <w:lang w:val="en-PK" w:eastAsia="en-PK"/>
+                <w14:ligatures w14:val="none"/>
+              </w:rPr>
+            </w:pPr>
+            <w:r>
+              <w:rPr>
+                <w:rFonts w:ascii="Times New Roman" w:eastAsia="Times New Roman" w:hAnsi="Times New Roman" w:cs="Times New Roman"/>
+                <w:kern w:val="0"/>
+                <w:sz w:val="24"/>
+                <w:szCs w:val="24"/>
+                <w:lang w:val="en-PK" w:eastAsia="en-PK"/>
+                <w14:ligatures w14:val="none"/>
+              </w:rPr>
+              <w:t>Friend of Base → Derived's private</w:t>
+            </w:r>
+          </w:p>
+        </w:tc>
+        <w:tc>
+          <w:tcPr>
+            <w:tcW w:w="0" w:type="auto"/>
+            <w:hideMark/>
+          </w:tcPr>
+          <w:p>
+            <w:pPr>
+              <w:cnfStyle w:val="000000000000" w:firstRow="0" w:lastRow="0" w:firstColumn="0" w:lastColumn="0" w:oddVBand="0" w:evenVBand="0" w:oddHBand="0" w:evenHBand="0" w:firstRowFirstColumn="0" w:firstRowLastColumn="0" w:lastRowFirstColumn="0" w:lastRowLastColumn="0"/>
+              <w:rPr>
+                <w:rFonts w:ascii="Times New Roman" w:eastAsia="Times New Roman" w:hAnsi="Times New Roman" w:cs="Times New Roman"/>
+                <w:kern w:val="0"/>
+                <w:sz w:val="24"/>
+                <w:szCs w:val="24"/>
+                <w:lang w:val="en-PK" w:eastAsia="en-PK"/>
+                <w14:ligatures w14:val="none"/>
+              </w:rPr>
+            </w:pPr>
+            <w:r>
+              <w:rPr>
+                <w:rFonts w:ascii="Segoe UI Emoji" w:eastAsia="Times New Roman" w:hAnsi="Segoe UI Emoji" w:cs="Segoe UI Emoji"/>
+                <w:kern w:val="0"/>
+                <w:sz w:val="24"/>
+                <w:szCs w:val="24"/>
+                <w:lang w:val="en-PK" w:eastAsia="en-PK"/>
+                <w14:ligatures w14:val="none"/>
+              </w:rPr>
+              <w:t>❌</w:t>
+            </w:r>
+          </w:p>
+        </w:tc>
+      </w:tr>
+      <w:tr>
+        <w:trPr>
+          <w:cnfStyle w:val="000000100000" w:firstRow="0" w:lastRow="0" w:firstColumn="0" w:lastColumn="0" w:oddVBand="0" w:evenVBand="0" w:oddHBand="1" w:evenHBand="0" w:firstRowFirstColumn="0" w:firstRowLastColumn="0" w:lastRowFirstColumn="0" w:lastRowLastColumn="0"/>
+        </w:trPr>
+        <w:tc>
+          <w:tcPr>
+            <w:cnfStyle w:val="001000000000" w:firstRow="0" w:lastRow="0" w:firstColumn="1" w:lastColumn="0" w:oddVBand="0" w:evenVBand="0" w:oddHBand="0" w:evenHBand="0" w:firstRowFirstColumn="0" w:firstRowLastColumn="0" w:lastRowFirstColumn="0" w:lastRowLastColumn="0"/>
+            <w:tcW w:w="0" w:type="auto"/>
+            <w:hideMark/>
+          </w:tcPr>
+          <w:p>
+            <w:pPr>
+              <w:rPr>
+                <w:rFonts w:ascii="Times New Roman" w:eastAsia="Times New Roman" w:hAnsi="Times New Roman" w:cs="Times New Roman"/>
+                <w:kern w:val="0"/>
+                <w:sz w:val="24"/>
+                <w:szCs w:val="24"/>
+                <w:lang w:val="en-PK" w:eastAsia="en-PK"/>
+                <w14:ligatures w14:val="none"/>
+              </w:rPr>
+            </w:pPr>
+            <w:r>
+              <w:rPr>
+                <w:rFonts w:ascii="Times New Roman" w:eastAsia="Times New Roman" w:hAnsi="Times New Roman" w:cs="Times New Roman"/>
+                <w:kern w:val="0"/>
+                <w:sz w:val="24"/>
+                <w:szCs w:val="24"/>
+                <w:lang w:val="en-PK" w:eastAsia="en-PK"/>
+                <w14:ligatures w14:val="none"/>
+              </w:rPr>
+              <w:t>Friend of Derived → Derived's private</w:t>
+            </w:r>
+          </w:p>
+        </w:tc>
+        <w:tc>
+          <w:tcPr>
+            <w:tcW w:w="0" w:type="auto"/>
+            <w:hideMark/>
+          </w:tcPr>
+          <w:p>
+            <w:pPr>
+              <w:cnfStyle w:val="000000100000" w:firstRow="0" w:lastRow="0" w:firstColumn="0" w:lastColumn="0" w:oddVBand="0" w:evenVBand="0" w:oddHBand="1" w:evenHBand="0" w:firstRowFirstColumn="0" w:firstRowLastColumn="0" w:lastRowFirstColumn="0" w:lastRowLastColumn="0"/>
+              <w:rPr>
+                <w:rFonts w:ascii="Times New Roman" w:eastAsia="Times New Roman" w:hAnsi="Times New Roman" w:cs="Times New Roman"/>
+                <w:kern w:val="0"/>
+                <w:sz w:val="24"/>
+                <w:szCs w:val="24"/>
+                <w:lang w:val="en-PK" w:eastAsia="en-PK"/>
+                <w14:ligatures w14:val="none"/>
+              </w:rPr>
+            </w:pPr>
+            <w:r>
+              <w:rPr>
+                <w:rFonts w:ascii="Segoe UI Emoji" w:eastAsia="Times New Roman" w:hAnsi="Segoe UI Emoji" w:cs="Segoe UI Emoji"/>
+                <w:kern w:val="0"/>
+                <w:sz w:val="24"/>
+                <w:szCs w:val="24"/>
+                <w:lang w:val="en-PK" w:eastAsia="en-PK"/>
+                <w14:ligatures w14:val="none"/>
+              </w:rPr>
+              <w:t>✅</w:t>
+            </w:r>
+          </w:p>
+        </w:tc>
+      </w:tr>
+      <w:tr>
+        <w:tc>
+          <w:tcPr>
+            <w:cnfStyle w:val="001000000000" w:firstRow="0" w:lastRow="0" w:firstColumn="1" w:lastColumn="0" w:oddVBand="0" w:evenVBand="0" w:oddHBand="0" w:evenHBand="0" w:firstRowFirstColumn="0" w:firstRowLastColumn="0" w:lastRowFirstColumn="0" w:lastRowLastColumn="0"/>
+            <w:tcW w:w="0" w:type="auto"/>
+            <w:hideMark/>
+          </w:tcPr>
+          <w:p>
+            <w:pPr>
+              <w:rPr>
+                <w:rFonts w:ascii="Times New Roman" w:eastAsia="Times New Roman" w:hAnsi="Times New Roman" w:cs="Times New Roman"/>
+                <w:kern w:val="0"/>
+                <w:sz w:val="24"/>
+                <w:szCs w:val="24"/>
+                <w:lang w:val="en-PK" w:eastAsia="en-PK"/>
+                <w14:ligatures w14:val="none"/>
+              </w:rPr>
+            </w:pPr>
+            <w:r>
+              <w:rPr>
+                <w:rFonts w:ascii="Times New Roman" w:eastAsia="Times New Roman" w:hAnsi="Times New Roman" w:cs="Times New Roman"/>
+                <w:kern w:val="0"/>
+                <w:sz w:val="24"/>
+                <w:szCs w:val="24"/>
+                <w:lang w:val="en-PK" w:eastAsia="en-PK"/>
+                <w14:ligatures w14:val="none"/>
+              </w:rPr>
+              <w:t>Friend of Derived → Base's private</w:t>
+            </w:r>
+          </w:p>
+        </w:tc>
+        <w:tc>
+          <w:tcPr>
+            <w:tcW w:w="0" w:type="auto"/>
+            <w:hideMark/>
+          </w:tcPr>
+          <w:p>
+            <w:pPr>
+              <w:cnfStyle w:val="000000000000" w:firstRow="0" w:lastRow="0" w:firstColumn="0" w:lastColumn="0" w:oddVBand="0" w:evenVBand="0" w:oddHBand="0" w:evenHBand="0" w:firstRowFirstColumn="0" w:firstRowLastColumn="0" w:lastRowFirstColumn="0" w:lastRowLastColumn="0"/>
+              <w:rPr>
+                <w:rFonts w:ascii="Times New Roman" w:eastAsia="Times New Roman" w:hAnsi="Times New Roman" w:cs="Times New Roman"/>
+                <w:kern w:val="0"/>
+                <w:sz w:val="24"/>
+                <w:szCs w:val="24"/>
+                <w:lang w:val="en-PK" w:eastAsia="en-PK"/>
+                <w14:ligatures w14:val="none"/>
+              </w:rPr>
+            </w:pPr>
+            <w:r>
+              <w:rPr>
+                <w:rFonts w:ascii="Segoe UI Emoji" w:eastAsia="Times New Roman" w:hAnsi="Segoe UI Emoji" w:cs="Segoe UI Emoji"/>
+                <w:kern w:val="0"/>
+                <w:sz w:val="24"/>
+                <w:szCs w:val="24"/>
+                <w:lang w:val="en-PK" w:eastAsia="en-PK"/>
+                <w14:ligatures w14:val="none"/>
+              </w:rPr>
+              <w:t>❌</w:t>
+            </w:r>
+          </w:p>
+        </w:tc>
+      </w:tr>
+      <w:tr>
+        <w:trPr>
+          <w:cnfStyle w:val="000000100000" w:firstRow="0" w:lastRow="0" w:firstColumn="0" w:lastColumn="0" w:oddVBand="0" w:evenVBand="0" w:oddHBand="1" w:evenHBand="0" w:firstRowFirstColumn="0" w:firstRowLastColumn="0" w:lastRowFirstColumn="0" w:lastRowLastColumn="0"/>
+        </w:trPr>
+        <w:tc>
+          <w:tcPr>
+            <w:cnfStyle w:val="001000000000" w:firstRow="0" w:lastRow="0" w:firstColumn="1" w:lastColumn="0" w:oddVBand="0" w:evenVBand="0" w:oddHBand="0" w:evenHBand="0" w:firstRowFirstColumn="0" w:firstRowLastColumn="0" w:lastRowFirstColumn="0" w:lastRowLastColumn="0"/>
+            <w:tcW w:w="0" w:type="auto"/>
+            <w:hideMark/>
+          </w:tcPr>
+          <w:p>
+            <w:pPr>
+              <w:rPr>
+                <w:rFonts w:ascii="Times New Roman" w:eastAsia="Times New Roman" w:hAnsi="Times New Roman" w:cs="Times New Roman"/>
+                <w:kern w:val="0"/>
+                <w:sz w:val="24"/>
+                <w:szCs w:val="24"/>
+                <w:lang w:val="en-PK" w:eastAsia="en-PK"/>
+                <w14:ligatures w14:val="none"/>
+              </w:rPr>
+            </w:pPr>
+            <w:r>
+              <w:rPr>
+                <w:rFonts w:ascii="Times New Roman" w:eastAsia="Times New Roman" w:hAnsi="Times New Roman" w:cs="Times New Roman"/>
+                <w:kern w:val="0"/>
+                <w:sz w:val="24"/>
+                <w:szCs w:val="24"/>
+                <w:lang w:val="en-PK" w:eastAsia="en-PK"/>
+                <w14:ligatures w14:val="none"/>
+              </w:rPr>
+              <w:t>Friend of Derived → Base's protected</w:t>
+            </w:r>
+          </w:p>
+        </w:tc>
+        <w:tc>
+          <w:tcPr>
+            <w:tcW w:w="0" w:type="auto"/>
+            <w:hideMark/>
+          </w:tcPr>
+          <w:p>
+            <w:pPr>
+              <w:cnfStyle w:val="000000100000" w:firstRow="0" w:lastRow="0" w:firstColumn="0" w:lastColumn="0" w:oddVBand="0" w:evenVBand="0" w:oddHBand="1" w:evenHBand="0" w:firstRowFirstColumn="0" w:firstRowLastColumn="0" w:lastRowFirstColumn="0" w:lastRowLastColumn="0"/>
+              <w:rPr>
+                <w:rFonts w:ascii="Times New Roman" w:eastAsia="Times New Roman" w:hAnsi="Times New Roman" w:cs="Times New Roman"/>
+                <w:kern w:val="0"/>
+                <w:sz w:val="24"/>
+                <w:szCs w:val="24"/>
+                <w:lang w:val="en-PK" w:eastAsia="en-PK"/>
+                <w14:ligatures w14:val="none"/>
+              </w:rPr>
+            </w:pPr>
+            <w:r>
+              <w:rPr>
+                <w:rFonts w:ascii="Segoe UI Emoji" w:eastAsia="Times New Roman" w:hAnsi="Segoe UI Emoji" w:cs="Segoe UI Emoji"/>
+                <w:kern w:val="0"/>
+                <w:sz w:val="24"/>
+                <w:szCs w:val="24"/>
+                <w:lang w:val="en-PK" w:eastAsia="en-PK"/>
+                <w14:ligatures w14:val="none"/>
+              </w:rPr>
+              <w:t>✅</w:t>
+            </w:r>
+          </w:p>
+        </w:tc>
+      </w:tr>
+    </w:tbl>
+    <w:p>
+      <w:pPr>
+        <w:spacing w:after="0"/>
+        <w:rPr>
+          <w:lang w:val="en-PK"/>
+        </w:rPr>
+      </w:pPr>
+    </w:p>
     <w:p>
       <w:pPr>
         <w:spacing w:after="0"/>
@@ -557,15 +1086,7 @@
         <w:spacing w:after="0"/>
       </w:pPr>
       <w:r>
-        <w:t xml:space="preserve">int </w:t>
-      </w:r>
-      <w:proofErr w:type="gramStart"/>
-      <w:r>
-        <w:t>main(</w:t>
-      </w:r>
-      <w:proofErr w:type="gramEnd"/>
-      <w:r>
-        <w:t>) {</w:t>
+        <w:t>int main() {</w:t>
       </w:r>
     </w:p>
     <w:p>
@@ -591,105 +1112,41 @@
         <w:spacing w:after="0"/>
       </w:pPr>
       <w:r>
-        <w:t xml:space="preserve">    int* </w:t>
-      </w:r>
-      <w:proofErr w:type="spellStart"/>
-      <w:r>
-        <w:t>ptr</w:t>
-      </w:r>
-      <w:proofErr w:type="spellEnd"/>
-      <w:r>
-        <w:t xml:space="preserve"> = new </w:t>
-      </w:r>
-      <w:proofErr w:type="gramStart"/>
-      <w:r>
-        <w:t>int(</w:t>
-      </w:r>
-      <w:proofErr w:type="gramEnd"/>
-      <w:r>
-        <w:t>20); // heap</w:t>
-      </w:r>
-    </w:p>
-    <w:p>
-      <w:pPr>
-        <w:spacing w:after="0"/>
-      </w:pPr>
-    </w:p>
-    <w:p>
-      <w:pPr>
-        <w:spacing w:after="0"/>
-      </w:pPr>
-      <w:r>
-        <w:t xml:space="preserve">    </w:t>
-      </w:r>
-      <w:proofErr w:type="spellStart"/>
-      <w:r>
-        <w:t>cout</w:t>
-      </w:r>
-      <w:proofErr w:type="spellEnd"/>
-      <w:r>
-        <w:t xml:space="preserve"> &lt;&lt; a &lt;&lt; </w:t>
-      </w:r>
-      <w:proofErr w:type="spellStart"/>
-      <w:r>
-        <w:t>endl</w:t>
-      </w:r>
-      <w:proofErr w:type="spellEnd"/>
-      <w:r>
-        <w:t>;</w:t>
-      </w:r>
-    </w:p>
-    <w:p>
-      <w:pPr>
-        <w:spacing w:after="0"/>
-      </w:pPr>
-      <w:r>
-        <w:t xml:space="preserve">    </w:t>
-      </w:r>
-      <w:proofErr w:type="spellStart"/>
-      <w:r>
-        <w:t>cout</w:t>
-      </w:r>
-      <w:proofErr w:type="spellEnd"/>
-      <w:r>
-        <w:t xml:space="preserve"> &lt;&lt; *</w:t>
-      </w:r>
-      <w:proofErr w:type="spellStart"/>
-      <w:r>
-        <w:t>ptr</w:t>
-      </w:r>
-      <w:proofErr w:type="spellEnd"/>
-      <w:r>
-        <w:t xml:space="preserve"> &lt;&lt; </w:t>
-      </w:r>
-      <w:proofErr w:type="spellStart"/>
-      <w:r>
-        <w:t>endl</w:t>
-      </w:r>
-      <w:proofErr w:type="spellEnd"/>
-      <w:r>
-        <w:t>;</w:t>
-      </w:r>
-    </w:p>
-    <w:p>
-      <w:pPr>
-        <w:spacing w:after="0"/>
-      </w:pPr>
-    </w:p>
-    <w:p>
-      <w:pPr>
-        <w:spacing w:after="0"/>
-      </w:pPr>
-      <w:r>
-        <w:t xml:space="preserve">    delete </w:t>
-      </w:r>
-      <w:proofErr w:type="spellStart"/>
-      <w:r>
-        <w:t>ptr</w:t>
-      </w:r>
-      <w:proofErr w:type="spellEnd"/>
-      <w:r>
-        <w:t>; //</w:t>
+        <w:t xml:space="preserve">    int* ptr = new int(20); // heap</w:t>
+      </w:r>
+    </w:p>
+    <w:p>
+      <w:pPr>
+        <w:spacing w:after="0"/>
+      </w:pPr>
+    </w:p>
+    <w:p>
+      <w:pPr>
+        <w:spacing w:after="0"/>
+      </w:pPr>
+      <w:r>
+        <w:t xml:space="preserve">    cout &lt;&lt; a &lt;&lt; endl;</w:t>
+      </w:r>
+    </w:p>
+    <w:p>
+      <w:pPr>
+        <w:spacing w:after="0"/>
+      </w:pPr>
+      <w:r>
+        <w:t xml:space="preserve">    cout &lt;&lt; *ptr &lt;&lt; endl;</w:t>
+      </w:r>
+    </w:p>
+    <w:p>
+      <w:pPr>
+        <w:spacing w:after="0"/>
+      </w:pPr>
+    </w:p>
+    <w:p>
+      <w:pPr>
+        <w:spacing w:after="0"/>
+      </w:pPr>
+      <w:r>
+        <w:t xml:space="preserve">    delete ptr; //</w:t>
       </w:r>
       <w:r>
         <w:rPr>
@@ -745,37 +1202,15 @@
         <w:spacing w:after="0"/>
       </w:pPr>
       <w:r>
-        <w:lastRenderedPageBreak/>
-        <w:t xml:space="preserve">delete </w:t>
-      </w:r>
-      <w:proofErr w:type="spellStart"/>
-      <w:r>
-        <w:t>ptr</w:t>
-      </w:r>
-      <w:proofErr w:type="spellEnd"/>
-      <w:r>
-        <w:t>;</w:t>
-      </w:r>
-    </w:p>
-    <w:p>
-      <w:pPr>
-        <w:spacing w:after="0"/>
-      </w:pPr>
-      <w:proofErr w:type="spellStart"/>
-      <w:r>
-        <w:t>ptr</w:t>
-      </w:r>
-      <w:proofErr w:type="spellEnd"/>
-      <w:r>
-        <w:t xml:space="preserve"> = </w:t>
-      </w:r>
-      <w:proofErr w:type="spellStart"/>
-      <w:r>
-        <w:t>nullptr</w:t>
-      </w:r>
-      <w:proofErr w:type="spellEnd"/>
-      <w:r>
-        <w:t>;</w:t>
+        <w:t>delete ptr;</w:t>
+      </w:r>
+    </w:p>
+    <w:p>
+      <w:pPr>
+        <w:spacing w:after="0"/>
+      </w:pPr>
+      <w:r>
+        <w:t>ptr = nullptr;</w:t>
       </w:r>
     </w:p>
     <w:p>
@@ -803,24 +1238,9 @@
       <w:pPr>
         <w:spacing w:after="0"/>
       </w:pPr>
-      <w:proofErr w:type="spellStart"/>
-      <w:r>
-        <w:t>ptr</w:t>
-      </w:r>
-      <w:proofErr w:type="spellEnd"/>
-      <w:r>
-        <w:t xml:space="preserve"> ──────────────────</w:t>
-      </w:r>
-      <w:proofErr w:type="gramStart"/>
-      <w:r>
-        <w:t xml:space="preserve">→  </w:t>
-      </w:r>
-      <w:proofErr w:type="spellStart"/>
-      <w:r>
-        <w:t>nullptr</w:t>
-      </w:r>
-      <w:proofErr w:type="spellEnd"/>
-      <w:proofErr w:type="gramEnd"/>
+      <w:r>
+        <w:t>ptr ──────────────────→  nullptr</w:t>
+      </w:r>
     </w:p>
     <w:p>
       <w:pPr>
@@ -874,44 +1294,20 @@
         <w:spacing w:after="0"/>
       </w:pPr>
       <w:r>
-        <w:t xml:space="preserve">int </w:t>
-      </w:r>
-      <w:proofErr w:type="gramStart"/>
-      <w:r>
-        <w:t>main(</w:t>
-      </w:r>
-      <w:proofErr w:type="gramEnd"/>
-      <w:r>
-        <w:t>) {</w:t>
-      </w:r>
-    </w:p>
-    <w:p>
-      <w:pPr>
-        <w:spacing w:after="0"/>
-      </w:pPr>
-    </w:p>
-    <w:p>
-      <w:pPr>
-        <w:spacing w:after="0"/>
-      </w:pPr>
-      <w:r>
-        <w:t xml:space="preserve">    int* </w:t>
-      </w:r>
-      <w:proofErr w:type="spellStart"/>
-      <w:r>
-        <w:t>ptr</w:t>
-      </w:r>
-      <w:proofErr w:type="spellEnd"/>
-      <w:r>
-        <w:t xml:space="preserve"> = new </w:t>
-      </w:r>
-      <w:proofErr w:type="gramStart"/>
-      <w:r>
-        <w:t>int(</w:t>
-      </w:r>
-      <w:proofErr w:type="gramEnd"/>
-      <w:r>
-        <w:t>50);</w:t>
+        <w:t>int main() {</w:t>
+      </w:r>
+    </w:p>
+    <w:p>
+      <w:pPr>
+        <w:spacing w:after="0"/>
+      </w:pPr>
+    </w:p>
+    <w:p>
+      <w:pPr>
+        <w:spacing w:after="0"/>
+      </w:pPr>
+      <w:r>
+        <w:t xml:space="preserve">    int* ptr = new int(50);</w:t>
       </w:r>
     </w:p>
     <w:p>
@@ -948,15 +1344,7 @@
         <w:spacing w:after="0"/>
       </w:pPr>
       <w:r>
-        <w:t xml:space="preserve">new </w:t>
-      </w:r>
-      <w:proofErr w:type="gramStart"/>
-      <w:r>
-        <w:t>int(</w:t>
-      </w:r>
-      <w:proofErr w:type="gramEnd"/>
-      <w:r>
-        <w:t>50);</w:t>
+        <w:t>new int(50);</w:t>
       </w:r>
     </w:p>
     <w:p>
@@ -1010,39 +1398,21 @@
       <w:pPr>
         <w:spacing w:after="0"/>
       </w:pPr>
-      <w:proofErr w:type="spellStart"/>
-      <w:r>
-        <w:t>ptr</w:t>
-      </w:r>
-      <w:proofErr w:type="spellEnd"/>
-      <w:r>
-        <w:t xml:space="preserve"> ────────────────→  </w:t>
-      </w:r>
-      <w:proofErr w:type="gramStart"/>
-      <w:r>
-        <w:t xml:space="preserve">   [</w:t>
-      </w:r>
-      <w:proofErr w:type="gramEnd"/>
-      <w:r>
-        <w:t>50]</w:t>
-      </w:r>
-    </w:p>
-    <w:p>
-      <w:pPr>
-        <w:spacing w:after="0"/>
-      </w:pPr>
-    </w:p>
-    <w:p>
-      <w:pPr>
-        <w:spacing w:after="0"/>
-      </w:pPr>
-      <w:proofErr w:type="gramStart"/>
-      <w:r>
-        <w:t>main(</w:t>
-      </w:r>
-      <w:proofErr w:type="gramEnd"/>
-      <w:r>
-        <w:t>) ends</w:t>
+      <w:r>
+        <w:t>ptr ────────────────→     [50]</w:t>
+      </w:r>
+    </w:p>
+    <w:p>
+      <w:pPr>
+        <w:spacing w:after="0"/>
+      </w:pPr>
+    </w:p>
+    <w:p>
+      <w:pPr>
+        <w:spacing w:after="0"/>
+      </w:pPr>
+      <w:r>
+        <w:t>main() ends</w:t>
       </w:r>
     </w:p>
     <w:p>
@@ -1062,13 +1432,8 @@
       <w:pPr>
         <w:spacing w:after="0"/>
       </w:pPr>
-      <w:proofErr w:type="spellStart"/>
-      <w:r>
-        <w:t>ptr</w:t>
-      </w:r>
-      <w:proofErr w:type="spellEnd"/>
-      <w:r>
-        <w:t xml:space="preserve"> disappears</w:t>
+      <w:r>
+        <w:t>ptr disappears</w:t>
       </w:r>
     </w:p>
     <w:p>
@@ -1155,41 +1520,20 @@
         <w:spacing w:after="0"/>
       </w:pPr>
       <w:r>
-        <w:t xml:space="preserve">void </w:t>
-      </w:r>
-      <w:proofErr w:type="gramStart"/>
-      <w:r>
-        <w:t>function(</w:t>
-      </w:r>
-      <w:proofErr w:type="gramEnd"/>
-      <w:r>
-        <w:t>) {</w:t>
-      </w:r>
-    </w:p>
-    <w:p>
-      <w:pPr>
-        <w:spacing w:after="0"/>
-      </w:pPr>
-    </w:p>
-    <w:p>
-      <w:pPr>
-        <w:spacing w:after="0"/>
-      </w:pPr>
-      <w:r>
-        <w:t xml:space="preserve">    int </w:t>
-      </w:r>
-      <w:proofErr w:type="spellStart"/>
-      <w:proofErr w:type="gramStart"/>
-      <w:r>
-        <w:t>arr</w:t>
-      </w:r>
-      <w:proofErr w:type="spellEnd"/>
-      <w:r>
-        <w:t>[</w:t>
-      </w:r>
-      <w:proofErr w:type="gramEnd"/>
-      <w:r>
-        <w:t>10000000];</w:t>
+        <w:t>void function() {</w:t>
+      </w:r>
+    </w:p>
+    <w:p>
+      <w:pPr>
+        <w:spacing w:after="0"/>
+      </w:pPr>
+    </w:p>
+    <w:p>
+      <w:pPr>
+        <w:spacing w:after="0"/>
+      </w:pPr>
+      <w:r>
+        <w:t xml:space="preserve">    int arr[10000000];</w:t>
       </w:r>
     </w:p>
     <w:p>
@@ -1236,7 +1580,6 @@
         <w:spacing w:after="0"/>
       </w:pPr>
       <w:r>
-        <w:lastRenderedPageBreak/>
         <w:t>For large dynamically sized allocations, dynamic storage may be more appropriate:</w:t>
       </w:r>
     </w:p>
@@ -1245,49 +1588,20 @@
         <w:spacing w:after="0"/>
       </w:pPr>
       <w:r>
-        <w:t xml:space="preserve">int* </w:t>
-      </w:r>
-      <w:proofErr w:type="spellStart"/>
-      <w:r>
-        <w:t>arr</w:t>
-      </w:r>
-      <w:proofErr w:type="spellEnd"/>
-      <w:r>
-        <w:t xml:space="preserve"> = new </w:t>
-      </w:r>
-      <w:proofErr w:type="gramStart"/>
-      <w:r>
-        <w:t>int[</w:t>
-      </w:r>
-      <w:proofErr w:type="gramEnd"/>
-      <w:r>
-        <w:t>10000000];</w:t>
-      </w:r>
-    </w:p>
-    <w:p>
-      <w:pPr>
-        <w:spacing w:after="0"/>
-      </w:pPr>
-    </w:p>
-    <w:p>
-      <w:pPr>
-        <w:spacing w:after="0"/>
-      </w:pPr>
-      <w:proofErr w:type="gramStart"/>
-      <w:r>
-        <w:t>delete[</w:t>
-      </w:r>
-      <w:proofErr w:type="gramEnd"/>
-      <w:r>
-        <w:t xml:space="preserve">] </w:t>
-      </w:r>
-      <w:proofErr w:type="spellStart"/>
-      <w:r>
-        <w:t>arr</w:t>
-      </w:r>
-      <w:proofErr w:type="spellEnd"/>
-      <w:r>
-        <w:t>;</w:t>
+        <w:t>int* arr = new int[10000000];</w:t>
+      </w:r>
+    </w:p>
+    <w:p>
+      <w:pPr>
+        <w:spacing w:after="0"/>
+      </w:pPr>
+    </w:p>
+    <w:p>
+      <w:pPr>
+        <w:spacing w:after="0"/>
+      </w:pPr>
+      <w:r>
+        <w:t>delete[] arr;</w:t>
       </w:r>
     </w:p>
     <w:p>
@@ -1303,20 +1617,7 @@
         <w:spacing w:after="0"/>
       </w:pPr>
       <w:r>
-        <w:t xml:space="preserve">vector&lt;int&gt; </w:t>
-      </w:r>
-      <w:proofErr w:type="spellStart"/>
-      <w:proofErr w:type="gramStart"/>
-      <w:r>
-        <w:t>arr</w:t>
-      </w:r>
-      <w:proofErr w:type="spellEnd"/>
-      <w:r>
-        <w:t>(</w:t>
-      </w:r>
-      <w:proofErr w:type="gramEnd"/>
-      <w:r>
-        <w:t>10000000);</w:t>
+        <w:t>vector&lt;int&gt; arr(10000000);</w:t>
       </w:r>
     </w:p>
     <w:p>
@@ -1414,15 +1715,7 @@
         <w:spacing w:after="0"/>
       </w:pPr>
       <w:r>
-        <w:t xml:space="preserve">int* age = new </w:t>
-      </w:r>
-      <w:proofErr w:type="gramStart"/>
-      <w:r>
-        <w:t>int(</w:t>
-      </w:r>
-      <w:proofErr w:type="gramEnd"/>
-      <w:r>
-        <w:t>25);</w:t>
+        <w:t>int* age = new int(25);</w:t>
       </w:r>
     </w:p>
     <w:p>
@@ -1520,15 +1813,7 @@
         <w:spacing w:after="0"/>
       </w:pPr>
       <w:r>
-        <w:t xml:space="preserve">int </w:t>
-      </w:r>
-      <w:proofErr w:type="gramStart"/>
-      <w:r>
-        <w:t>main(</w:t>
-      </w:r>
-      <w:proofErr w:type="gramEnd"/>
-      <w:r>
-        <w:t>) {</w:t>
+        <w:t>int main() {</w:t>
       </w:r>
     </w:p>
     <w:p>
@@ -1673,15 +1958,7 @@
         <w:spacing w:after="0"/>
       </w:pPr>
       <w:r>
-        <w:t xml:space="preserve">int* p = new </w:t>
-      </w:r>
-      <w:proofErr w:type="gramStart"/>
-      <w:r>
-        <w:t>int(</w:t>
-      </w:r>
-      <w:proofErr w:type="gramEnd"/>
-      <w:r>
-        <w:t>10);</w:t>
+        <w:t>int* p = new int(10);</w:t>
       </w:r>
     </w:p>
     <w:p>
@@ -1751,7 +2028,6 @@
         <w:spacing w:after="0"/>
       </w:pPr>
       <w:r>
-        <w:lastRenderedPageBreak/>
         <w:pict w14:anchorId="585228C1">
           <v:rect id="_x0000_i1028" style="width:0;height:1.5pt" o:hralign="center" o:hrstd="t" o:hr="t" fillcolor="#a0a0a0" stroked="f"/>
         </w:pict>
@@ -1802,15 +2078,7 @@
         <w:spacing w:after="0"/>
       </w:pPr>
       <w:r>
-        <w:t xml:space="preserve">int* </w:t>
-      </w:r>
-      <w:proofErr w:type="gramStart"/>
-      <w:r>
-        <w:t>test(</w:t>
-      </w:r>
-      <w:proofErr w:type="gramEnd"/>
-      <w:r>
-        <w:t>) {</w:t>
+        <w:t>int* test() {</w:t>
       </w:r>
     </w:p>
     <w:p>
@@ -1836,15 +2104,7 @@
         <w:spacing w:after="0"/>
       </w:pPr>
       <w:r>
-        <w:t xml:space="preserve">    return &amp;</w:t>
-      </w:r>
-      <w:proofErr w:type="gramStart"/>
-      <w:r>
-        <w:t>x;  /</w:t>
-      </w:r>
-      <w:proofErr w:type="gramEnd"/>
-      <w:r>
-        <w:t xml:space="preserve">/ </w:t>
+        <w:t xml:space="preserve">    return &amp;x;  // </w:t>
       </w:r>
       <w:r>
         <w:rPr>
@@ -1877,15 +2137,7 @@
         <w:spacing w:after="0"/>
       </w:pPr>
       <w:r>
-        <w:t xml:space="preserve">x is a local variable whose lifetime ends when </w:t>
-      </w:r>
-      <w:proofErr w:type="gramStart"/>
-      <w:r>
-        <w:t>test(</w:t>
-      </w:r>
-      <w:proofErr w:type="gramEnd"/>
-      <w:r>
-        <w:t>) returns.</w:t>
+        <w:t>x is a local variable whose lifetime ends when test() returns.</w:t>
       </w:r>
     </w:p>
     <w:p>
@@ -1900,13 +2152,8 @@
       <w:pPr>
         <w:spacing w:after="0"/>
       </w:pPr>
-      <w:proofErr w:type="gramStart"/>
-      <w:r>
-        <w:t>test(</w:t>
-      </w:r>
-      <w:proofErr w:type="gramEnd"/>
-      <w:r>
-        <w:t>) starts</w:t>
+      <w:r>
+        <w:t>test() starts</w:t>
       </w:r>
     </w:p>
     <w:p>
@@ -1955,13 +2202,8 @@
       <w:pPr>
         <w:spacing w:after="0"/>
       </w:pPr>
-      <w:proofErr w:type="gramStart"/>
-      <w:r>
-        <w:t>test(</w:t>
-      </w:r>
-      <w:proofErr w:type="gramEnd"/>
-      <w:r>
-        <w:t>) ends</w:t>
+      <w:r>
+        <w:t>test() ends</w:t>
       </w:r>
     </w:p>
     <w:p>
@@ -2019,57 +2261,33 @@
         <w:spacing w:after="0"/>
       </w:pPr>
       <w:r>
-        <w:t xml:space="preserve">int* </w:t>
-      </w:r>
-      <w:proofErr w:type="gramStart"/>
-      <w:r>
-        <w:t>test(</w:t>
-      </w:r>
-      <w:proofErr w:type="gramEnd"/>
-      <w:r>
-        <w:t>) {</w:t>
-      </w:r>
-    </w:p>
-    <w:p>
-      <w:pPr>
-        <w:spacing w:after="0"/>
-      </w:pPr>
-    </w:p>
-    <w:p>
-      <w:pPr>
-        <w:spacing w:after="0"/>
-      </w:pPr>
-      <w:r>
-        <w:t xml:space="preserve">    int* x = new </w:t>
-      </w:r>
-      <w:proofErr w:type="gramStart"/>
-      <w:r>
-        <w:t>int(</w:t>
-      </w:r>
-      <w:proofErr w:type="gramEnd"/>
-      <w:r>
-        <w:t>10);</w:t>
-      </w:r>
-    </w:p>
-    <w:p>
-      <w:pPr>
-        <w:spacing w:after="0"/>
-      </w:pPr>
-    </w:p>
-    <w:p>
-      <w:pPr>
-        <w:spacing w:after="0"/>
-      </w:pPr>
-      <w:r>
-        <w:t xml:space="preserve">    return </w:t>
-      </w:r>
-      <w:proofErr w:type="gramStart"/>
-      <w:r>
-        <w:t>x;  /</w:t>
-      </w:r>
-      <w:proofErr w:type="gramEnd"/>
-      <w:r>
-        <w:t xml:space="preserve">/ </w:t>
+        <w:t>int* test() {</w:t>
+      </w:r>
+    </w:p>
+    <w:p>
+      <w:pPr>
+        <w:spacing w:after="0"/>
+      </w:pPr>
+    </w:p>
+    <w:p>
+      <w:pPr>
+        <w:spacing w:after="0"/>
+      </w:pPr>
+      <w:r>
+        <w:t xml:space="preserve">    int* x = new int(10);</w:t>
+      </w:r>
+    </w:p>
+    <w:p>
+      <w:pPr>
+        <w:spacing w:after="0"/>
+      </w:pPr>
+    </w:p>
+    <w:p>
+      <w:pPr>
+        <w:spacing w:after="0"/>
+      </w:pPr>
+      <w:r>
+        <w:t xml:space="preserve">    return x;  // </w:t>
       </w:r>
       <w:r>
         <w:rPr>
@@ -2083,6 +2301,7 @@
         <w:spacing w:after="0"/>
       </w:pPr>
       <w:r>
+        <w:lastRenderedPageBreak/>
         <w:t>}</w:t>
       </w:r>
     </w:p>
@@ -2098,13 +2317,8 @@
       <w:pPr>
         <w:spacing w:after="0"/>
       </w:pPr>
-      <w:proofErr w:type="gramStart"/>
-      <w:r>
-        <w:t>test(</w:t>
-      </w:r>
-      <w:proofErr w:type="gramEnd"/>
-      <w:r>
-        <w:t>) starts</w:t>
+      <w:r>
+        <w:t>test() starts</w:t>
       </w:r>
     </w:p>
     <w:p>
@@ -2183,13 +2397,8 @@
       <w:pPr>
         <w:spacing w:after="0"/>
       </w:pPr>
-      <w:proofErr w:type="gramStart"/>
-      <w:r>
-        <w:t>test(</w:t>
-      </w:r>
-      <w:proofErr w:type="gramEnd"/>
-      <w:r>
-        <w:t>) ends</w:t>
+      <w:r>
+        <w:t>test() ends</w:t>
       </w:r>
     </w:p>
     <w:p>
@@ -2239,7 +2448,6 @@
         <w:spacing w:after="0"/>
       </w:pPr>
       <w:r>
-        <w:lastRenderedPageBreak/>
         <w:t xml:space="preserve">                         │ 10          │</w:t>
       </w:r>
     </w:p>
@@ -2322,39 +2530,15 @@
         <w:spacing w:after="0"/>
       </w:pPr>
       <w:r>
-        <w:t xml:space="preserve">int* </w:t>
-      </w:r>
-      <w:proofErr w:type="spellStart"/>
-      <w:r>
-        <w:t>ptr</w:t>
-      </w:r>
-      <w:proofErr w:type="spellEnd"/>
-      <w:r>
-        <w:t xml:space="preserve"> = new </w:t>
-      </w:r>
-      <w:proofErr w:type="gramStart"/>
-      <w:r>
-        <w:t>int(</w:t>
-      </w:r>
-      <w:proofErr w:type="gramEnd"/>
-      <w:r>
-        <w:t>5);</w:t>
-      </w:r>
-    </w:p>
-    <w:p>
-      <w:pPr>
-        <w:spacing w:after="0"/>
-      </w:pPr>
-      <w:r>
-        <w:t xml:space="preserve">delete </w:t>
-      </w:r>
-      <w:proofErr w:type="spellStart"/>
-      <w:r>
-        <w:t>ptr</w:t>
-      </w:r>
-      <w:proofErr w:type="spellEnd"/>
-      <w:r>
-        <w:t>;</w:t>
+        <w:t>int* ptr = new int(5);</w:t>
+      </w:r>
+    </w:p>
+    <w:p>
+      <w:pPr>
+        <w:spacing w:after="0"/>
+      </w:pPr>
+      <w:r>
+        <w:t>delete ptr;</w:t>
       </w:r>
     </w:p>
     <w:p>
@@ -2386,36 +2570,7 @@
         <w:spacing w:after="0"/>
       </w:pPr>
       <w:r>
-        <w:t xml:space="preserve">auto </w:t>
-      </w:r>
-      <w:proofErr w:type="spellStart"/>
-      <w:r>
-        <w:t>ptr</w:t>
-      </w:r>
-      <w:proofErr w:type="spellEnd"/>
-      <w:r>
-        <w:t xml:space="preserve"> = </w:t>
-      </w:r>
-      <w:proofErr w:type="gramStart"/>
-      <w:r>
-        <w:t>std::</w:t>
-      </w:r>
-      <w:proofErr w:type="spellStart"/>
-      <w:proofErr w:type="gramEnd"/>
-      <w:r>
-        <w:t>make_unique</w:t>
-      </w:r>
-      <w:proofErr w:type="spellEnd"/>
-      <w:r>
-        <w:t>&lt;int</w:t>
-      </w:r>
-      <w:proofErr w:type="gramStart"/>
-      <w:r>
-        <w:t>&gt;(</w:t>
-      </w:r>
-      <w:proofErr w:type="gramEnd"/>
-      <w:r>
-        <w:t>5);</w:t>
+        <w:t>auto ptr = std::make_unique&lt;int&gt;(5);</w:t>
       </w:r>
     </w:p>
     <w:p>
@@ -2430,21 +2585,8 @@
       <w:pPr>
         <w:spacing w:after="0"/>
       </w:pPr>
-      <w:proofErr w:type="gramStart"/>
-      <w:r>
-        <w:t>std::</w:t>
-      </w:r>
-      <w:proofErr w:type="gramEnd"/>
-      <w:r>
-        <w:t xml:space="preserve">vector&lt;int&gt; </w:t>
-      </w:r>
-      <w:proofErr w:type="gramStart"/>
-      <w:r>
-        <w:t>numbers(</w:t>
-      </w:r>
-      <w:proofErr w:type="gramEnd"/>
-      <w:r>
-        <w:t>100);</w:t>
+      <w:r>
+        <w:t>std::vector&lt;int&gt; numbers(100);</w:t>
       </w:r>
     </w:p>
     <w:p>
@@ -2643,6 +2785,7 @@
         <w:spacing w:after="0"/>
       </w:pPr>
       <w:r>
+        <w:lastRenderedPageBreak/>
         <w:t>You ask the warehouse for storage:</w:t>
       </w:r>
     </w:p>
@@ -2770,15 +2913,7 @@
         <w:spacing w:after="0"/>
       </w:pPr>
       <w:r>
-        <w:t>pointer/address ───────────</w:t>
-      </w:r>
-      <w:proofErr w:type="gramStart"/>
-      <w:r>
-        <w:t>→  dynamically</w:t>
-      </w:r>
-      <w:proofErr w:type="gramEnd"/>
-      <w:r>
-        <w:t xml:space="preserve"> allocated object</w:t>
+        <w:t>pointer/address ───────────→  dynamically allocated object</w:t>
       </w:r>
     </w:p>
     <w:p>
@@ -2795,7 +2930,6 @@
           <w:b/>
           <w:bCs/>
         </w:rPr>
-        <w:lastRenderedPageBreak/>
         <w:t>⭐</w:t>
       </w:r>
       <w:r>
@@ -2874,15 +3008,7 @@
     </w:p>
     <w:p>
       <w:r>
-        <w:t xml:space="preserve">int* </w:t>
-      </w:r>
-      <w:proofErr w:type="spellStart"/>
-      <w:r>
-        <w:t>ptr</w:t>
-      </w:r>
-      <w:proofErr w:type="spellEnd"/>
-      <w:r>
-        <w:t>;</w:t>
+        <w:t>int* ptr;</w:t>
       </w:r>
     </w:p>
     <w:p>
@@ -2891,13 +3017,8 @@
       </w:r>
     </w:p>
     <w:p>
-      <w:proofErr w:type="spellStart"/>
-      <w:r>
-        <w:t>ptr</w:t>
-      </w:r>
-      <w:proofErr w:type="spellEnd"/>
-      <w:r>
-        <w:t>-&gt;value</w:t>
+      <w:r>
+        <w:t>ptr-&gt;value</w:t>
       </w:r>
     </w:p>
     <w:p>
@@ -2922,13 +3043,8 @@
     </w:p>
     <w:p>
       <w:r>
-        <w:t>(*this</w:t>
-      </w:r>
-      <w:proofErr w:type="gramStart"/>
-      <w:r>
-        <w:t>).side</w:t>
-      </w:r>
-      <w:proofErr w:type="gramEnd"/>
+        <w:t>(*this).side</w:t>
+      </w:r>
     </w:p>
     <w:p>
       <w:r>
@@ -2947,15 +3063,8 @@
     </w:p>
     <w:p>
       <w:r>
-        <w:t>(*this</w:t>
-      </w:r>
-      <w:proofErr w:type="gramStart"/>
-      <w:r>
-        <w:t>).side</w:t>
-      </w:r>
-      <w:proofErr w:type="gramEnd"/>
-      <w:r>
-        <w:t xml:space="preserve"> = side;</w:t>
+        <w:lastRenderedPageBreak/>
+        <w:t>(*this).side = side;</w:t>
       </w:r>
     </w:p>
     <w:p/>
@@ -2974,44 +3083,14 @@
         <w:rPr>
           <w:b/>
           <w:bCs/>
-          <w:lang w:val="en-PK"/>
-        </w:rPr>
-      </w:pPr>
-      <w:proofErr w:type="spellStart"/>
+        </w:rPr>
+      </w:pPr>
       <w:r>
         <w:rPr>
           <w:b/>
           <w:bCs/>
-          <w:lang w:val="en-PK"/>
-        </w:rPr>
-        <w:t>Defense</w:t>
-      </w:r>
-      <w:proofErr w:type="spellEnd"/>
-      <w:r>
-        <w:rPr>
-          <w:b/>
-          <w:bCs/>
-          <w:lang w:val="en-PK"/>
-        </w:rPr>
-        <w:t xml:space="preserve"> Question 1: What value does </w:t>
-      </w:r>
-      <w:proofErr w:type="spellStart"/>
-      <w:r>
-        <w:rPr>
-          <w:b/>
-          <w:bCs/>
-          <w:lang w:val="en-PK"/>
-        </w:rPr>
-        <w:t>arr</w:t>
-      </w:r>
-      <w:proofErr w:type="spellEnd"/>
-      <w:r>
-        <w:rPr>
-          <w:b/>
-          <w:bCs/>
-          <w:lang w:val="en-PK"/>
-        </w:rPr>
-        <w:t xml:space="preserve"> store, and where is it located in RAM?</w:t>
+        </w:rPr>
+        <w:t>Defense Question 1: What value does arr store, and where is it located in RAM?</w:t>
       </w:r>
     </w:p>
     <w:p>
@@ -3020,64 +3099,35 @@
           <w:ilvl w:val="0"/>
           <w:numId w:val="2"/>
         </w:numPr>
-        <w:rPr>
-          <w:lang w:val="en-PK"/>
-        </w:rPr>
       </w:pPr>
       <w:r>
         <w:rPr>
           <w:b/>
           <w:bCs/>
-          <w:lang w:val="en-PK"/>
         </w:rPr>
         <w:t>Pointer Value:</w:t>
       </w:r>
       <w:r>
-        <w:rPr>
-          <w:lang w:val="en-PK"/>
-        </w:rPr>
-        <w:t xml:space="preserve"> The variable </w:t>
-      </w:r>
-      <w:proofErr w:type="spellStart"/>
-      <w:r>
-        <w:rPr>
-          <w:lang w:val="en-PK"/>
-        </w:rPr>
-        <w:t>arr</w:t>
-      </w:r>
-      <w:proofErr w:type="spellEnd"/>
-      <w:r>
-        <w:rPr>
-          <w:lang w:val="en-PK"/>
-        </w:rPr>
-        <w:t xml:space="preserve"> stores a </w:t>
+        <w:t xml:space="preserve"> The variable arr stores a </w:t>
       </w:r>
       <w:r>
         <w:rPr>
           <w:b/>
           <w:bCs/>
-          <w:lang w:val="en-PK"/>
         </w:rPr>
         <w:t>64-bit memory address</w:t>
       </w:r>
       <w:r>
-        <w:rPr>
-          <w:lang w:val="en-PK"/>
-        </w:rPr>
         <w:t xml:space="preserve"> (e.g., 0x7ff7bfe04480). This address points to the contiguous memory block reserved on the </w:t>
       </w:r>
       <w:r>
         <w:rPr>
           <w:b/>
           <w:bCs/>
-          <w:lang w:val="en-PK"/>
         </w:rPr>
         <w:t>Heap</w:t>
       </w:r>
       <w:r>
-        <w:rPr>
-          <w:lang w:val="en-PK"/>
-        </w:rPr>
         <w:t>.</w:t>
       </w:r>
     </w:p>
@@ -3087,15 +3137,11 @@
           <w:ilvl w:val="0"/>
           <w:numId w:val="2"/>
         </w:numPr>
-        <w:rPr>
-          <w:lang w:val="en-PK"/>
-        </w:rPr>
       </w:pPr>
       <w:r>
         <w:rPr>
           <w:b/>
           <w:bCs/>
-          <w:lang w:val="en-PK"/>
         </w:rPr>
         <w:t>Memory Placement:</w:t>
       </w:r>
@@ -3106,42 +3152,18 @@
           <w:ilvl w:val="1"/>
           <w:numId w:val="2"/>
         </w:numPr>
-        <w:rPr>
-          <w:lang w:val="en-PK"/>
-        </w:rPr>
-      </w:pPr>
-      <w:r>
-        <w:rPr>
-          <w:lang w:val="en-PK"/>
-        </w:rPr>
-        <w:t xml:space="preserve">The pointer variable </w:t>
-      </w:r>
-      <w:proofErr w:type="spellStart"/>
-      <w:r>
-        <w:rPr>
-          <w:lang w:val="en-PK"/>
-        </w:rPr>
-        <w:t>arr</w:t>
-      </w:r>
-      <w:proofErr w:type="spellEnd"/>
-      <w:r>
-        <w:rPr>
-          <w:lang w:val="en-PK"/>
-        </w:rPr>
-        <w:t xml:space="preserve"> itself is stored on the </w:t>
+      </w:pPr>
+      <w:r>
+        <w:t xml:space="preserve">The pointer variable arr itself is stored on the </w:t>
       </w:r>
       <w:r>
         <w:rPr>
           <w:b/>
           <w:bCs/>
-          <w:lang w:val="en-PK"/>
         </w:rPr>
         <w:t>Stack</w:t>
       </w:r>
       <w:r>
-        <w:rPr>
-          <w:lang w:val="en-PK"/>
-        </w:rPr>
         <w:t xml:space="preserve"> (occupying 8 bytes on a 64-bit architecture).</w:t>
       </w:r>
     </w:p>
@@ -3151,185 +3173,83 @@
           <w:ilvl w:val="1"/>
           <w:numId w:val="2"/>
         </w:numPr>
-        <w:rPr>
-          <w:lang w:val="en-PK"/>
-        </w:rPr>
-      </w:pPr>
-      <w:r>
-        <w:rPr>
-          <w:lang w:val="en-PK"/>
-        </w:rPr>
+      </w:pPr>
+      <w:r>
         <w:t xml:space="preserve">The memory block containing the actual </w:t>
       </w:r>
       <m:oMath>
         <m:r>
           <w:rPr>
             <w:rFonts w:ascii="Cambria Math" w:hAnsi="Cambria Math"/>
-            <w:lang w:val="en-PK"/>
           </w:rPr>
           <m:t>N</m:t>
         </m:r>
       </m:oMath>
       <w:r>
-        <w:rPr>
-          <w:lang w:val="en-PK"/>
-        </w:rPr>
         <w:t xml:space="preserve"> integers (occupying </w:t>
       </w:r>
       <m:oMath>
         <m:r>
           <w:rPr>
             <w:rFonts w:ascii="Cambria Math" w:hAnsi="Cambria Math"/>
-            <w:lang w:val="en-PK"/>
           </w:rPr>
           <m:t>N×4</m:t>
         </m:r>
       </m:oMath>
       <w:r>
-        <w:rPr>
-          <w:lang w:val="en-PK"/>
-        </w:rPr>
         <w:t xml:space="preserve"> bytes) is allocated on the </w:t>
       </w:r>
       <w:r>
         <w:rPr>
           <w:b/>
           <w:bCs/>
-          <w:lang w:val="en-PK"/>
         </w:rPr>
         <w:t>Heap</w:t>
       </w:r>
       <w:r>
-        <w:rPr>
-          <w:lang w:val="en-PK"/>
-        </w:rPr>
         <w:t>.</w:t>
       </w:r>
     </w:p>
     <w:p>
-      <w:pPr>
-        <w:rPr>
-          <w:lang w:val="en-PK"/>
-        </w:rPr>
-      </w:pPr>
-      <w:r>
-        <w:rPr>
-          <w:lang w:val="en-PK"/>
-        </w:rPr>
+      <w:r>
         <w:t xml:space="preserve">  STACK                                 HEAP</w:t>
       </w:r>
     </w:p>
     <w:p>
-      <w:pPr>
-        <w:rPr>
-          <w:lang w:val="en-PK"/>
-        </w:rPr>
-      </w:pPr>
-      <w:r>
-        <w:rPr>
-          <w:lang w:val="en-PK"/>
-        </w:rPr>
+      <w:r>
         <w:t>┌───────────┐                         ┌───────────────┐</w:t>
       </w:r>
     </w:p>
     <w:p>
-      <w:pPr>
-        <w:rPr>
-          <w:lang w:val="en-PK"/>
-        </w:rPr>
-      </w:pPr>
-      <w:r>
-        <w:rPr>
-          <w:lang w:val="en-PK"/>
-        </w:rPr>
-        <w:t xml:space="preserve">│   </w:t>
-      </w:r>
-      <w:proofErr w:type="spellStart"/>
-      <w:r>
-        <w:rPr>
-          <w:lang w:val="en-PK"/>
-        </w:rPr>
-        <w:t>arr</w:t>
-      </w:r>
-      <w:proofErr w:type="spellEnd"/>
-      <w:r>
-        <w:rPr>
-          <w:lang w:val="en-PK"/>
-        </w:rPr>
-        <w:t xml:space="preserve">     │ ──────────────────────</w:t>
+      <w:r>
+        <w:t>│   arr     │ ──────────────────────</w:t>
       </w:r>
       <w:r>
         <w:rPr>
           <w:rFonts w:ascii="Arial" w:hAnsi="Arial" w:cs="Arial"/>
-          <w:lang w:val="en-PK"/>
         </w:rPr>
         <w:t>►</w:t>
       </w:r>
       <w:r>
-        <w:rPr>
-          <w:lang w:val="en-PK"/>
-        </w:rPr>
         <w:t xml:space="preserve"> </w:t>
       </w:r>
       <w:r>
         <w:rPr>
           <w:rFonts w:ascii="Calibri" w:hAnsi="Calibri" w:cs="Calibri"/>
-          <w:lang w:val="en-PK"/>
         </w:rPr>
         <w:t>│</w:t>
       </w:r>
       <w:r>
-        <w:rPr>
-          <w:lang w:val="en-PK"/>
-        </w:rPr>
         <w:t xml:space="preserve"> int 0 | int 1 | ...</w:t>
       </w:r>
     </w:p>
     <w:p>
-      <w:pPr>
-        <w:rPr>
-          <w:lang w:val="en-PK"/>
-        </w:rPr>
-      </w:pPr>
-      <w:proofErr w:type="gramStart"/>
-      <w:r>
-        <w:rPr>
-          <w:lang w:val="en-PK"/>
-        </w:rPr>
-        <w:t>│(</w:t>
-      </w:r>
-      <w:proofErr w:type="gramEnd"/>
-      <w:r>
-        <w:rPr>
-          <w:lang w:val="en-PK"/>
-        </w:rPr>
-        <w:t xml:space="preserve">8 </w:t>
-      </w:r>
-      <w:proofErr w:type="gramStart"/>
-      <w:r>
-        <w:rPr>
-          <w:lang w:val="en-PK"/>
-        </w:rPr>
-        <w:t>bytes)  │</w:t>
-      </w:r>
-      <w:proofErr w:type="gramEnd"/>
-      <w:r>
-        <w:rPr>
-          <w:lang w:val="en-PK"/>
-        </w:rPr>
-        <w:t xml:space="preserve">  holds heap address     │ (N * 4 bytes) │</w:t>
-      </w:r>
-    </w:p>
-    <w:p>
-      <w:pPr>
-        <w:rPr>
-          <w:lang w:val="en-PK"/>
-        </w:rPr>
-      </w:pPr>
-      <w:r>
-        <w:rPr>
-          <w:lang w:val="en-PK"/>
-        </w:rPr>
+      <w:r>
+        <w:t>│(8 bytes)  │  holds heap address     │ (N * 4 bytes) │</w:t>
+      </w:r>
+    </w:p>
+    <w:p>
+      <w:r>
         <w:t>└───────────┘                         └───────────────┘</w:t>
       </w:r>
     </w:p>
@@ -3338,62 +3258,14 @@
         <w:rPr>
           <w:b/>
           <w:bCs/>
-          <w:lang w:val="en-PK"/>
-        </w:rPr>
-      </w:pPr>
-      <w:proofErr w:type="spellStart"/>
+        </w:rPr>
+      </w:pPr>
       <w:r>
         <w:rPr>
           <w:b/>
           <w:bCs/>
-          <w:lang w:val="en-PK"/>
-        </w:rPr>
-        <w:t>Defense</w:t>
-      </w:r>
-      <w:proofErr w:type="spellEnd"/>
-      <w:r>
-        <w:rPr>
-          <w:b/>
-          <w:bCs/>
-          <w:lang w:val="en-PK"/>
-        </w:rPr>
-        <w:t xml:space="preserve"> Question 2: Why is delete vs </w:t>
-      </w:r>
-      <w:proofErr w:type="gramStart"/>
-      <w:r>
-        <w:rPr>
-          <w:b/>
-          <w:bCs/>
-          <w:lang w:val="en-PK"/>
-        </w:rPr>
-        <w:t>delete[</w:t>
-      </w:r>
-      <w:proofErr w:type="gramEnd"/>
-      <w:r>
-        <w:rPr>
-          <w:b/>
-          <w:bCs/>
-          <w:lang w:val="en-PK"/>
-        </w:rPr>
-        <w:t xml:space="preserve">] on a dynamic array undefined </w:t>
-      </w:r>
-      <w:proofErr w:type="spellStart"/>
-      <w:r>
-        <w:rPr>
-          <w:b/>
-          <w:bCs/>
-          <w:lang w:val="en-PK"/>
-        </w:rPr>
-        <w:t>behavior</w:t>
-      </w:r>
-      <w:proofErr w:type="spellEnd"/>
-      <w:r>
-        <w:rPr>
-          <w:b/>
-          <w:bCs/>
-          <w:lang w:val="en-PK"/>
-        </w:rPr>
-        <w:t>?</w:t>
+        </w:rPr>
+        <w:t>Defense Question 2: Why is delete vs delete[] on a dynamic array undefined behavior?</w:t>
       </w:r>
     </w:p>
     <w:p>
@@ -3402,60 +3274,25 @@
           <w:ilvl w:val="0"/>
           <w:numId w:val="3"/>
         </w:numPr>
-        <w:rPr>
-          <w:lang w:val="en-PK"/>
-        </w:rPr>
       </w:pPr>
       <w:r>
         <w:rPr>
           <w:b/>
           <w:bCs/>
-          <w:lang w:val="en-PK"/>
-        </w:rPr>
-        <w:t xml:space="preserve">delete </w:t>
-      </w:r>
-      <w:proofErr w:type="spellStart"/>
+        </w:rPr>
+        <w:t>delete ptr</w:t>
+      </w:r>
+      <w:r>
+        <w:t xml:space="preserve"> assumes ptr points to a </w:t>
+      </w:r>
       <w:r>
         <w:rPr>
           <w:b/>
           <w:bCs/>
-          <w:lang w:val="en-PK"/>
-        </w:rPr>
-        <w:t>ptr</w:t>
-      </w:r>
-      <w:proofErr w:type="spellEnd"/>
-      <w:r>
-        <w:rPr>
-          <w:lang w:val="en-PK"/>
-        </w:rPr>
-        <w:t xml:space="preserve"> assumes </w:t>
-      </w:r>
-      <w:proofErr w:type="spellStart"/>
-      <w:r>
-        <w:rPr>
-          <w:lang w:val="en-PK"/>
-        </w:rPr>
-        <w:t>ptr</w:t>
-      </w:r>
-      <w:proofErr w:type="spellEnd"/>
-      <w:r>
-        <w:rPr>
-          <w:lang w:val="en-PK"/>
-        </w:rPr>
-        <w:t xml:space="preserve"> points to a </w:t>
-      </w:r>
-      <w:r>
-        <w:rPr>
-          <w:b/>
-          <w:bCs/>
-          <w:lang w:val="en-PK"/>
         </w:rPr>
         <w:t>single object</w:t>
       </w:r>
       <w:r>
-        <w:rPr>
-          <w:lang w:val="en-PK"/>
-        </w:rPr>
         <w:t>. It calls the destructor for one object and deallocates only that single block.</w:t>
       </w:r>
     </w:p>
@@ -3465,84 +3302,35 @@
           <w:ilvl w:val="0"/>
           <w:numId w:val="3"/>
         </w:numPr>
-        <w:rPr>
-          <w:lang w:val="en-PK"/>
-        </w:rPr>
-      </w:pPr>
-      <w:proofErr w:type="gramStart"/>
+      </w:pPr>
       <w:r>
         <w:rPr>
           <w:b/>
           <w:bCs/>
-          <w:lang w:val="en-PK"/>
-        </w:rPr>
-        <w:t>delete[</w:t>
-      </w:r>
-      <w:proofErr w:type="gramEnd"/>
+        </w:rPr>
+        <w:t>delete[] ptr</w:t>
+      </w:r>
+      <w:r>
+        <w:t xml:space="preserve"> tells the C++ runtime environment that ptr points to an </w:t>
+      </w:r>
       <w:r>
         <w:rPr>
           <w:b/>
           <w:bCs/>
-          <w:lang w:val="en-PK"/>
-        </w:rPr>
-        <w:t xml:space="preserve">] </w:t>
-      </w:r>
-      <w:proofErr w:type="spellStart"/>
-      <w:r>
-        <w:rPr>
-          <w:b/>
-          <w:bCs/>
-          <w:lang w:val="en-PK"/>
-        </w:rPr>
-        <w:t>ptr</w:t>
-      </w:r>
-      <w:proofErr w:type="spellEnd"/>
-      <w:r>
-        <w:rPr>
-          <w:lang w:val="en-PK"/>
-        </w:rPr>
-        <w:t xml:space="preserve"> tells the C++ runtime environment that </w:t>
-      </w:r>
-      <w:proofErr w:type="spellStart"/>
-      <w:r>
-        <w:rPr>
-          <w:lang w:val="en-PK"/>
-        </w:rPr>
-        <w:t>ptr</w:t>
-      </w:r>
-      <w:proofErr w:type="spellEnd"/>
-      <w:r>
-        <w:rPr>
-          <w:lang w:val="en-PK"/>
-        </w:rPr>
-        <w:t xml:space="preserve"> points to an </w:t>
-      </w:r>
-      <w:r>
-        <w:rPr>
-          <w:b/>
-          <w:bCs/>
-          <w:lang w:val="en-PK"/>
         </w:rPr>
         <w:t>array block</w:t>
       </w:r>
       <w:r>
-        <w:rPr>
-          <w:lang w:val="en-PK"/>
-        </w:rPr>
         <w:t xml:space="preserve">. It reads the internal allocation metadata (which tracks array length), calls destructors for </w:t>
       </w:r>
       <w:r>
         <w:rPr>
           <w:i/>
           <w:iCs/>
-          <w:lang w:val="en-PK"/>
         </w:rPr>
         <w:t>all</w:t>
       </w:r>
       <w:r>
-        <w:rPr>
-          <w:lang w:val="en-PK"/>
-        </w:rPr>
         <w:t xml:space="preserve"> elements in the array, and releases the entire contiguous heap memory block.</w:t>
       </w:r>
     </w:p>
@@ -3552,84 +3340,49 @@
           <w:ilvl w:val="0"/>
           <w:numId w:val="3"/>
         </w:numPr>
-        <w:rPr>
-          <w:lang w:val="en-PK"/>
-        </w:rPr>
       </w:pPr>
       <w:r>
         <w:rPr>
           <w:b/>
           <w:bCs/>
-          <w:lang w:val="en-PK"/>
-        </w:rPr>
-        <w:t xml:space="preserve">Why it causes Undefined </w:t>
-      </w:r>
-      <w:proofErr w:type="spellStart"/>
+        </w:rPr>
+        <w:t>Why it causes Undefined Behavior:</w:t>
+      </w:r>
+      <w:r>
+        <w:t xml:space="preserve"> Calling delete on an array leads to </w:t>
+      </w:r>
       <w:r>
         <w:rPr>
           <w:b/>
           <w:bCs/>
-          <w:lang w:val="en-PK"/>
-        </w:rPr>
-        <w:t>Behavior</w:t>
-      </w:r>
-      <w:proofErr w:type="spellEnd"/>
-      <w:r>
+        </w:rPr>
+        <w:t>memory leaks</w:t>
+      </w:r>
+      <w:r>
+        <w:t xml:space="preserve"> (remaining elements are not freed), heap corruption, or a runtime segmentation fault </w:t>
+      </w:r>
+      <w:r>
+        <w:lastRenderedPageBreak/>
+        <w:t>because the memory manager attempts to free a single element rather than the full array allocation block.</w:t>
+      </w:r>
+    </w:p>
+    <w:p>
+      <w:pPr>
         <w:rPr>
           <w:b/>
           <w:bCs/>
-          <w:lang w:val="en-PK"/>
-        </w:rPr>
-        <w:t>:</w:t>
-      </w:r>
-      <w:r>
-        <w:rPr>
-          <w:lang w:val="en-PK"/>
-        </w:rPr>
-        <w:t xml:space="preserve"> Calling delete on an array leads to </w:t>
-      </w:r>
+        </w:rPr>
+      </w:pPr>
       <w:r>
         <w:rPr>
           <w:b/>
           <w:bCs/>
-          <w:lang w:val="en-PK"/>
-        </w:rPr>
-        <w:t>memory leaks</w:t>
-      </w:r>
-      <w:r>
-        <w:rPr>
-          <w:lang w:val="en-PK"/>
-        </w:rPr>
-        <w:t xml:space="preserve"> (remaining elements are not freed), heap corruption, or a runtime segmentation fault because the memory manager attempts to free a single element rather than the full array allocation block.</w:t>
-      </w:r>
-    </w:p>
-    <w:p>
-      <w:pPr>
-        <w:rPr>
-          <w:b/>
-          <w:bCs/>
-          <w:lang w:val="en-PK"/>
-        </w:rPr>
-      </w:pPr>
-      <w:r>
-        <w:rPr>
-          <w:b/>
-          <w:bCs/>
-          <w:lang w:val="en-PK"/>
         </w:rPr>
         <w:t>Implementation Guide for your Code</w:t>
       </w:r>
     </w:p>
     <w:p>
-      <w:pPr>
-        <w:rPr>
-          <w:lang w:val="en-PK"/>
-        </w:rPr>
-      </w:pPr>
-      <w:r>
-        <w:rPr>
-          <w:lang w:val="en-PK"/>
-        </w:rPr>
+      <w:r>
         <w:t>Follow this structure to construct your C++ code:</w:t>
       </w:r>
     </w:p>
@@ -3639,15 +3392,11 @@
           <w:ilvl w:val="0"/>
           <w:numId w:val="4"/>
         </w:numPr>
-        <w:rPr>
-          <w:lang w:val="en-PK"/>
-        </w:rPr>
       </w:pPr>
       <w:r>
         <w:rPr>
           <w:b/>
           <w:bCs/>
-          <w:lang w:val="en-PK"/>
         </w:rPr>
         <w:t>Pointer Arithmetic Syntax:</w:t>
       </w:r>
@@ -3658,29 +3407,19 @@
           <w:ilvl w:val="1"/>
           <w:numId w:val="4"/>
         </w:numPr>
-        <w:rPr>
-          <w:lang w:val="en-PK"/>
-        </w:rPr>
-      </w:pPr>
-      <w:r>
-        <w:rPr>
-          <w:lang w:val="en-PK"/>
-        </w:rPr>
+      </w:pPr>
+      <w:r>
         <w:t xml:space="preserve">Writing to index </w:t>
       </w:r>
       <m:oMath>
         <m:r>
           <w:rPr>
             <w:rFonts w:ascii="Cambria Math" w:hAnsi="Cambria Math"/>
-            <w:lang w:val="en-PK"/>
           </w:rPr>
           <m:t>i</m:t>
         </m:r>
       </m:oMath>
       <w:r>
-        <w:rPr>
-          <w:lang w:val="en-PK"/>
-        </w:rPr>
         <w:t>: *(arr + i) = value;</w:t>
       </w:r>
     </w:p>
@@ -3690,29 +3429,19 @@
           <w:ilvl w:val="1"/>
           <w:numId w:val="4"/>
         </w:numPr>
-        <w:rPr>
-          <w:lang w:val="en-PK"/>
-        </w:rPr>
-      </w:pPr>
-      <w:r>
-        <w:rPr>
-          <w:lang w:val="en-PK"/>
-        </w:rPr>
+      </w:pPr>
+      <w:r>
         <w:t xml:space="preserve">Reading from index </w:t>
       </w:r>
       <m:oMath>
         <m:r>
           <w:rPr>
             <w:rFonts w:ascii="Cambria Math" w:hAnsi="Cambria Math"/>
-            <w:lang w:val="en-PK"/>
           </w:rPr>
           <m:t>i</m:t>
         </m:r>
       </m:oMath>
       <w:r>
-        <w:rPr>
-          <w:lang w:val="en-PK"/>
-        </w:rPr>
         <w:t>: cout &lt;&lt; *(arr + i);</w:t>
       </w:r>
     </w:p>
@@ -3722,35 +3451,13 @@
           <w:ilvl w:val="0"/>
           <w:numId w:val="4"/>
         </w:numPr>
-        <w:rPr>
-          <w:lang w:val="en-PK"/>
-        </w:rPr>
       </w:pPr>
       <w:r>
         <w:rPr>
           <w:b/>
           <w:bCs/>
-          <w:lang w:val="en-PK"/>
-        </w:rPr>
-        <w:t xml:space="preserve">Dynamic Resizing Logic inside </w:t>
-      </w:r>
-      <w:proofErr w:type="spellStart"/>
-      <w:r>
-        <w:rPr>
-          <w:b/>
-          <w:bCs/>
-          <w:lang w:val="en-PK"/>
-        </w:rPr>
-        <w:t>resizeArray</w:t>
-      </w:r>
-      <w:proofErr w:type="spellEnd"/>
-      <w:r>
-        <w:rPr>
-          <w:b/>
-          <w:bCs/>
-          <w:lang w:val="en-PK"/>
-        </w:rPr>
-        <w:t>:</w:t>
+        </w:rPr>
+        <w:t>Dynamic Resizing Logic inside resizeArray:</w:t>
       </w:r>
     </w:p>
     <w:p>
@@ -3759,14 +3466,8 @@
           <w:ilvl w:val="0"/>
           <w:numId w:val="4"/>
         </w:numPr>
-        <w:rPr>
-          <w:lang w:val="en-PK"/>
-        </w:rPr>
-      </w:pPr>
-      <w:r>
-        <w:rPr>
-          <w:lang w:val="en-PK"/>
-        </w:rPr>
+      </w:pPr>
+      <w:r>
         <w:t>// 1. Allocate new memory block</w:t>
       </w:r>
     </w:p>
@@ -3776,43 +3477,9 @@
           <w:ilvl w:val="0"/>
           <w:numId w:val="4"/>
         </w:numPr>
-        <w:rPr>
-          <w:lang w:val="en-PK"/>
-        </w:rPr>
-      </w:pPr>
-      <w:r>
-        <w:rPr>
-          <w:lang w:val="en-PK"/>
-        </w:rPr>
-        <w:t xml:space="preserve">int* </w:t>
-      </w:r>
-      <w:proofErr w:type="spellStart"/>
-      <w:r>
-        <w:rPr>
-          <w:lang w:val="en-PK"/>
-        </w:rPr>
-        <w:t>newArr</w:t>
-      </w:r>
-      <w:proofErr w:type="spellEnd"/>
-      <w:r>
-        <w:rPr>
-          <w:lang w:val="en-PK"/>
-        </w:rPr>
-        <w:t xml:space="preserve"> = new int[</w:t>
-      </w:r>
-      <w:proofErr w:type="spellStart"/>
-      <w:r>
-        <w:rPr>
-          <w:lang w:val="en-PK"/>
-        </w:rPr>
-        <w:t>newCapacity</w:t>
-      </w:r>
-      <w:proofErr w:type="spellEnd"/>
-      <w:r>
-        <w:rPr>
-          <w:lang w:val="en-PK"/>
-        </w:rPr>
-        <w:t>];</w:t>
+      </w:pPr>
+      <w:r>
+        <w:t>int* newArr = new int[newCapacity];</w:t>
       </w:r>
     </w:p>
     <w:p>
@@ -3821,9 +3488,6 @@
           <w:ilvl w:val="0"/>
           <w:numId w:val="4"/>
         </w:numPr>
-        <w:rPr>
-          <w:lang w:val="en-PK"/>
-        </w:rPr>
       </w:pPr>
     </w:p>
     <w:p>
@@ -3832,15 +3496,8 @@
           <w:ilvl w:val="0"/>
           <w:numId w:val="4"/>
         </w:numPr>
-        <w:rPr>
-          <w:lang w:val="en-PK"/>
-        </w:rPr>
-      </w:pPr>
-      <w:r>
-        <w:rPr>
-          <w:lang w:val="en-PK"/>
-        </w:rPr>
-        <w:lastRenderedPageBreak/>
+      </w:pPr>
+      <w:r>
         <w:t>// 2. Copy elements using pointer arithmetic</w:t>
       </w:r>
     </w:p>
@@ -3850,71 +3507,9 @@
           <w:ilvl w:val="0"/>
           <w:numId w:val="4"/>
         </w:numPr>
-        <w:rPr>
-          <w:lang w:val="en-PK"/>
-        </w:rPr>
-      </w:pPr>
-      <w:r>
-        <w:rPr>
-          <w:lang w:val="en-PK"/>
-        </w:rPr>
-        <w:t xml:space="preserve">for (int </w:t>
-      </w:r>
-      <w:proofErr w:type="spellStart"/>
-      <w:r>
-        <w:rPr>
-          <w:lang w:val="en-PK"/>
-        </w:rPr>
-        <w:t>i</w:t>
-      </w:r>
-      <w:proofErr w:type="spellEnd"/>
-      <w:r>
-        <w:rPr>
-          <w:lang w:val="en-PK"/>
-        </w:rPr>
-        <w:t xml:space="preserve"> = 0; </w:t>
-      </w:r>
-      <w:proofErr w:type="spellStart"/>
-      <w:r>
-        <w:rPr>
-          <w:lang w:val="en-PK"/>
-        </w:rPr>
-        <w:t>i</w:t>
-      </w:r>
-      <w:proofErr w:type="spellEnd"/>
-      <w:r>
-        <w:rPr>
-          <w:lang w:val="en-PK"/>
-        </w:rPr>
-        <w:t xml:space="preserve"> &lt; </w:t>
-      </w:r>
-      <w:proofErr w:type="spellStart"/>
-      <w:r>
-        <w:rPr>
-          <w:lang w:val="en-PK"/>
-        </w:rPr>
-        <w:t>currentCapacity</w:t>
-      </w:r>
-      <w:proofErr w:type="spellEnd"/>
-      <w:r>
-        <w:rPr>
-          <w:lang w:val="en-PK"/>
-        </w:rPr>
-        <w:t xml:space="preserve">; </w:t>
-      </w:r>
-      <w:proofErr w:type="spellStart"/>
-      <w:r>
-        <w:rPr>
-          <w:lang w:val="en-PK"/>
-        </w:rPr>
-        <w:t>i</w:t>
-      </w:r>
-      <w:proofErr w:type="spellEnd"/>
-      <w:r>
-        <w:rPr>
-          <w:lang w:val="en-PK"/>
-        </w:rPr>
-        <w:t>++) {</w:t>
+      </w:pPr>
+      <w:r>
+        <w:t>for (int i = 0; i &lt; currentCapacity; i++) {</w:t>
       </w:r>
     </w:p>
     <w:p>
@@ -3923,71 +3518,9 @@
           <w:ilvl w:val="0"/>
           <w:numId w:val="4"/>
         </w:numPr>
-        <w:rPr>
-          <w:lang w:val="en-PK"/>
-        </w:rPr>
-      </w:pPr>
-      <w:r>
-        <w:rPr>
-          <w:lang w:val="en-PK"/>
-        </w:rPr>
-        <w:t xml:space="preserve">    *(</w:t>
-      </w:r>
-      <w:proofErr w:type="spellStart"/>
-      <w:r>
-        <w:rPr>
-          <w:lang w:val="en-PK"/>
-        </w:rPr>
-        <w:t>newArr</w:t>
-      </w:r>
-      <w:proofErr w:type="spellEnd"/>
-      <w:r>
-        <w:rPr>
-          <w:lang w:val="en-PK"/>
-        </w:rPr>
-        <w:t xml:space="preserve"> + </w:t>
-      </w:r>
-      <w:proofErr w:type="spellStart"/>
-      <w:r>
-        <w:rPr>
-          <w:lang w:val="en-PK"/>
-        </w:rPr>
-        <w:t>i</w:t>
-      </w:r>
-      <w:proofErr w:type="spellEnd"/>
-      <w:r>
-        <w:rPr>
-          <w:lang w:val="en-PK"/>
-        </w:rPr>
-        <w:t>) = *(</w:t>
-      </w:r>
-      <w:proofErr w:type="spellStart"/>
-      <w:r>
-        <w:rPr>
-          <w:lang w:val="en-PK"/>
-        </w:rPr>
-        <w:t>oldArr</w:t>
-      </w:r>
-      <w:proofErr w:type="spellEnd"/>
-      <w:r>
-        <w:rPr>
-          <w:lang w:val="en-PK"/>
-        </w:rPr>
-        <w:t xml:space="preserve"> + </w:t>
-      </w:r>
-      <w:proofErr w:type="spellStart"/>
-      <w:r>
-        <w:rPr>
-          <w:lang w:val="en-PK"/>
-        </w:rPr>
-        <w:t>i</w:t>
-      </w:r>
-      <w:proofErr w:type="spellEnd"/>
-      <w:r>
-        <w:rPr>
-          <w:lang w:val="en-PK"/>
-        </w:rPr>
-        <w:t>);</w:t>
+      </w:pPr>
+      <w:r>
+        <w:t xml:space="preserve">    *(newArr + i) = *(oldArr + i);</w:t>
       </w:r>
     </w:p>
     <w:p>
@@ -3996,14 +3529,8 @@
           <w:ilvl w:val="0"/>
           <w:numId w:val="4"/>
         </w:numPr>
-        <w:rPr>
-          <w:lang w:val="en-PK"/>
-        </w:rPr>
-      </w:pPr>
-      <w:r>
-        <w:rPr>
-          <w:lang w:val="en-PK"/>
-        </w:rPr>
+      </w:pPr>
+      <w:r>
         <w:t>}</w:t>
       </w:r>
     </w:p>
@@ -4013,9 +3540,6 @@
           <w:ilvl w:val="0"/>
           <w:numId w:val="4"/>
         </w:numPr>
-        <w:rPr>
-          <w:lang w:val="en-PK"/>
-        </w:rPr>
       </w:pPr>
     </w:p>
     <w:p>
@@ -4024,14 +3548,8 @@
           <w:ilvl w:val="0"/>
           <w:numId w:val="4"/>
         </w:numPr>
-        <w:rPr>
-          <w:lang w:val="en-PK"/>
-        </w:rPr>
-      </w:pPr>
-      <w:r>
-        <w:rPr>
-          <w:lang w:val="en-PK"/>
-        </w:rPr>
+      </w:pPr>
+      <w:r>
         <w:t>// 3. Free old heap memory block</w:t>
       </w:r>
     </w:p>
@@ -4041,37 +3559,9 @@
           <w:ilvl w:val="0"/>
           <w:numId w:val="4"/>
         </w:numPr>
-        <w:rPr>
-          <w:lang w:val="en-PK"/>
-        </w:rPr>
-      </w:pPr>
-      <w:proofErr w:type="gramStart"/>
-      <w:r>
-        <w:rPr>
-          <w:lang w:val="en-PK"/>
-        </w:rPr>
-        <w:t>delete[</w:t>
-      </w:r>
-      <w:proofErr w:type="gramEnd"/>
-      <w:r>
-        <w:rPr>
-          <w:lang w:val="en-PK"/>
-        </w:rPr>
-        <w:t xml:space="preserve">] </w:t>
-      </w:r>
-      <w:proofErr w:type="spellStart"/>
-      <w:r>
-        <w:rPr>
-          <w:lang w:val="en-PK"/>
-        </w:rPr>
-        <w:t>oldArr</w:t>
-      </w:r>
-      <w:proofErr w:type="spellEnd"/>
-      <w:r>
-        <w:rPr>
-          <w:lang w:val="en-PK"/>
-        </w:rPr>
-        <w:t>;</w:t>
+      </w:pPr>
+      <w:r>
+        <w:t>delete[] oldArr;</w:t>
       </w:r>
     </w:p>
     <w:p>
@@ -4080,9 +3570,6 @@
           <w:ilvl w:val="0"/>
           <w:numId w:val="4"/>
         </w:numPr>
-        <w:rPr>
-          <w:lang w:val="en-PK"/>
-        </w:rPr>
       </w:pPr>
     </w:p>
     <w:p>
@@ -4091,14 +3578,8 @@
           <w:ilvl w:val="0"/>
           <w:numId w:val="4"/>
         </w:numPr>
-        <w:rPr>
-          <w:lang w:val="en-PK"/>
-        </w:rPr>
-      </w:pPr>
-      <w:r>
-        <w:rPr>
-          <w:lang w:val="en-PK"/>
-        </w:rPr>
+      </w:pPr>
+      <w:r>
         <w:t>// 4. Return new array pointer</w:t>
       </w:r>
     </w:p>
@@ -4108,130 +3589,66 @@
           <w:ilvl w:val="0"/>
           <w:numId w:val="4"/>
         </w:numPr>
-        <w:rPr>
-          <w:lang w:val="en-PK"/>
-        </w:rPr>
-      </w:pPr>
-      <w:r>
-        <w:rPr>
-          <w:lang w:val="en-PK"/>
-        </w:rPr>
-        <w:t xml:space="preserve">return </w:t>
-      </w:r>
-      <w:proofErr w:type="spellStart"/>
-      <w:r>
-        <w:rPr>
-          <w:lang w:val="en-PK"/>
-        </w:rPr>
-        <w:t>newArr</w:t>
-      </w:r>
-      <w:proofErr w:type="spellEnd"/>
-      <w:r>
-        <w:rPr>
-          <w:lang w:val="en-PK"/>
-        </w:rPr>
-        <w:t>;</w:t>
-      </w:r>
-    </w:p>
-    <w:p>
-      <w:pPr>
-        <w:rPr>
-          <w:lang w:val="en-PK"/>
-        </w:rPr>
-      </w:pPr>
+      </w:pPr>
+      <w:r>
+        <w:t>return newArr;</w:t>
+      </w:r>
+    </w:p>
+    <w:p>
       <w:r>
         <w:rPr>
           <w:b/>
           <w:bCs/>
-          <w:lang w:val="en-PK"/>
         </w:rPr>
         <w:t>Clean Termination:</w:t>
       </w:r>
     </w:p>
     <w:p>
-      <w:pPr>
-        <w:rPr>
-          <w:lang w:val="en-PK"/>
-        </w:rPr>
-      </w:pPr>
-      <w:r>
-        <w:rPr>
-          <w:lang w:val="en-PK"/>
-        </w:rPr>
-        <w:t xml:space="preserve">Before ending </w:t>
-      </w:r>
-      <w:proofErr w:type="gramStart"/>
-      <w:r>
-        <w:rPr>
-          <w:lang w:val="en-PK"/>
-        </w:rPr>
-        <w:t>main(</w:t>
-      </w:r>
-      <w:proofErr w:type="gramEnd"/>
-      <w:r>
-        <w:rPr>
-          <w:lang w:val="en-PK"/>
-        </w:rPr>
-        <w:t xml:space="preserve">), invoke </w:t>
-      </w:r>
-      <w:proofErr w:type="gramStart"/>
-      <w:r>
-        <w:rPr>
-          <w:lang w:val="en-PK"/>
-        </w:rPr>
-        <w:t>delete[</w:t>
-      </w:r>
-      <w:proofErr w:type="gramEnd"/>
-      <w:r>
-        <w:rPr>
-          <w:lang w:val="en-PK"/>
-        </w:rPr>
-        <w:t xml:space="preserve">] </w:t>
-      </w:r>
-      <w:proofErr w:type="spellStart"/>
-      <w:r>
-        <w:rPr>
-          <w:lang w:val="en-PK"/>
-        </w:rPr>
-        <w:t>arr</w:t>
-      </w:r>
-      <w:proofErr w:type="spellEnd"/>
-      <w:r>
-        <w:rPr>
-          <w:lang w:val="en-PK"/>
-        </w:rPr>
-        <w:t xml:space="preserve">; and set </w:t>
-      </w:r>
-      <w:proofErr w:type="spellStart"/>
-      <w:r>
-        <w:rPr>
-          <w:lang w:val="en-PK"/>
-        </w:rPr>
-        <w:t>arr</w:t>
-      </w:r>
-      <w:proofErr w:type="spellEnd"/>
-      <w:r>
-        <w:rPr>
-          <w:lang w:val="en-PK"/>
-        </w:rPr>
-        <w:t xml:space="preserve"> = </w:t>
-      </w:r>
-      <w:proofErr w:type="spellStart"/>
-      <w:proofErr w:type="gramStart"/>
-      <w:r>
-        <w:rPr>
-          <w:lang w:val="en-PK"/>
-        </w:rPr>
-        <w:t>nullptr</w:t>
-      </w:r>
-      <w:proofErr w:type="spellEnd"/>
-      <w:r>
-        <w:rPr>
-          <w:lang w:val="en-PK"/>
-        </w:rPr>
-        <w:t>;.</w:t>
-      </w:r>
-      <w:proofErr w:type="gramEnd"/>
+      <w:r>
+        <w:t>Before ending main(), invoke delete[] arr; and set arr = nullptr;.</w:t>
+      </w:r>
+    </w:p>
+    <w:p/>
+    <w:p>
+      <w:r>
+        <w:t>Basic Concepts in Object-Oriented Programming</w:t>
+      </w:r>
+    </w:p>
+    <w:p>
+      <w:r>
+        <w:t>Classes - Basic template for creating objects</w:t>
+      </w:r>
+    </w:p>
+    <w:p>
+      <w:r>
+        <w:t>Objects – Basic run-time entities</w:t>
+      </w:r>
+    </w:p>
+    <w:p>
+      <w:r>
+        <w:t>Data Abstraction &amp; Encapsulation – Wrapping data and functions into a single unit</w:t>
+      </w:r>
+    </w:p>
+    <w:p>
+      <w:r>
+        <w:t>Inheritance – Properties of one class can be inherited into others</w:t>
+      </w:r>
+    </w:p>
+    <w:p>
+      <w:r>
+        <w:t>Polymorphism – Ability to take more than one forms</w:t>
+      </w:r>
+    </w:p>
+    <w:p>
+      <w:r>
+        <w:t>Dynamic Binding – Code which will execute is not known until the program runs</w:t>
+      </w:r>
+    </w:p>
+    <w:p>
+      <w:r>
+        <w:lastRenderedPageBreak/>
+        <w:t>Message Passing – message (Information) call forma</w:t>
+      </w:r>
     </w:p>
     <w:p/>
     <w:p>
@@ -4671,6 +4088,155 @@
     </w:lvl>
   </w:abstractNum>
   <w:abstractNum w:abstractNumId="3" w15:restartNumberingAfterBreak="0">
+    <w:nsid w:val="744E1968"/>
+    <w:multiLevelType w:val="multilevel"/>
+    <w:tmpl w:val="CA2690EE"/>
+    <w:lvl w:ilvl="0">
+      <w:start w:val="1"/>
+      <w:numFmt w:val="bullet"/>
+      <w:lvlText w:val=""/>
+      <w:lvlJc w:val="left"/>
+      <w:pPr>
+        <w:tabs>
+          <w:tab w:val="num" w:pos="720"/>
+        </w:tabs>
+        <w:ind w:left="720" w:hanging="360"/>
+      </w:pPr>
+      <w:rPr>
+        <w:rFonts w:ascii="Symbol" w:hAnsi="Symbol" w:hint="default"/>
+        <w:sz w:val="20"/>
+      </w:rPr>
+    </w:lvl>
+    <w:lvl w:ilvl="1" w:tentative="1">
+      <w:start w:val="1"/>
+      <w:numFmt w:val="bullet"/>
+      <w:lvlText w:val="o"/>
+      <w:lvlJc w:val="left"/>
+      <w:pPr>
+        <w:tabs>
+          <w:tab w:val="num" w:pos="1440"/>
+        </w:tabs>
+        <w:ind w:left="1440" w:hanging="360"/>
+      </w:pPr>
+      <w:rPr>
+        <w:rFonts w:ascii="Courier New" w:hAnsi="Courier New" w:hint="default"/>
+        <w:sz w:val="20"/>
+      </w:rPr>
+    </w:lvl>
+    <w:lvl w:ilvl="2" w:tentative="1">
+      <w:start w:val="1"/>
+      <w:numFmt w:val="bullet"/>
+      <w:lvlText w:val=""/>
+      <w:lvlJc w:val="left"/>
+      <w:pPr>
+        <w:tabs>
+          <w:tab w:val="num" w:pos="2160"/>
+        </w:tabs>
+        <w:ind w:left="2160" w:hanging="360"/>
+      </w:pPr>
+      <w:rPr>
+        <w:rFonts w:ascii="Wingdings" w:hAnsi="Wingdings" w:hint="default"/>
+        <w:sz w:val="20"/>
+      </w:rPr>
+    </w:lvl>
+    <w:lvl w:ilvl="3" w:tentative="1">
+      <w:start w:val="1"/>
+      <w:numFmt w:val="bullet"/>
+      <w:lvlText w:val=""/>
+      <w:lvlJc w:val="left"/>
+      <w:pPr>
+        <w:tabs>
+          <w:tab w:val="num" w:pos="2880"/>
+        </w:tabs>
+        <w:ind w:left="2880" w:hanging="360"/>
+      </w:pPr>
+      <w:rPr>
+        <w:rFonts w:ascii="Wingdings" w:hAnsi="Wingdings" w:hint="default"/>
+        <w:sz w:val="20"/>
+      </w:rPr>
+    </w:lvl>
+    <w:lvl w:ilvl="4" w:tentative="1">
+      <w:start w:val="1"/>
+      <w:numFmt w:val="bullet"/>
+      <w:lvlText w:val=""/>
+      <w:lvlJc w:val="left"/>
+      <w:pPr>
+        <w:tabs>
+          <w:tab w:val="num" w:pos="3600"/>
+        </w:tabs>
+        <w:ind w:left="3600" w:hanging="360"/>
+      </w:pPr>
+      <w:rPr>
+        <w:rFonts w:ascii="Wingdings" w:hAnsi="Wingdings" w:hint="default"/>
+        <w:sz w:val="20"/>
+      </w:rPr>
+    </w:lvl>
+    <w:lvl w:ilvl="5" w:tentative="1">
+      <w:start w:val="1"/>
+      <w:numFmt w:val="bullet"/>
+      <w:lvlText w:val=""/>
+      <w:lvlJc w:val="left"/>
+      <w:pPr>
+        <w:tabs>
+          <w:tab w:val="num" w:pos="4320"/>
+        </w:tabs>
+        <w:ind w:left="4320" w:hanging="360"/>
+      </w:pPr>
+      <w:rPr>
+        <w:rFonts w:ascii="Wingdings" w:hAnsi="Wingdings" w:hint="default"/>
+        <w:sz w:val="20"/>
+      </w:rPr>
+    </w:lvl>
+    <w:lvl w:ilvl="6" w:tentative="1">
+      <w:start w:val="1"/>
+      <w:numFmt w:val="bullet"/>
+      <w:lvlText w:val=""/>
+      <w:lvlJc w:val="left"/>
+      <w:pPr>
+        <w:tabs>
+          <w:tab w:val="num" w:pos="5040"/>
+        </w:tabs>
+        <w:ind w:left="5040" w:hanging="360"/>
+      </w:pPr>
+      <w:rPr>
+        <w:rFonts w:ascii="Wingdings" w:hAnsi="Wingdings" w:hint="default"/>
+        <w:sz w:val="20"/>
+      </w:rPr>
+    </w:lvl>
+    <w:lvl w:ilvl="7" w:tentative="1">
+      <w:start w:val="1"/>
+      <w:numFmt w:val="bullet"/>
+      <w:lvlText w:val=""/>
+      <w:lvlJc w:val="left"/>
+      <w:pPr>
+        <w:tabs>
+          <w:tab w:val="num" w:pos="5760"/>
+        </w:tabs>
+        <w:ind w:left="5760" w:hanging="360"/>
+      </w:pPr>
+      <w:rPr>
+        <w:rFonts w:ascii="Wingdings" w:hAnsi="Wingdings" w:hint="default"/>
+        <w:sz w:val="20"/>
+      </w:rPr>
+    </w:lvl>
+    <w:lvl w:ilvl="8" w:tentative="1">
+      <w:start w:val="1"/>
+      <w:numFmt w:val="bullet"/>
+      <w:lvlText w:val=""/>
+      <w:lvlJc w:val="left"/>
+      <w:pPr>
+        <w:tabs>
+          <w:tab w:val="num" w:pos="6480"/>
+        </w:tabs>
+        <w:ind w:left="6480" w:hanging="360"/>
+      </w:pPr>
+      <w:rPr>
+        <w:rFonts w:ascii="Wingdings" w:hAnsi="Wingdings" w:hint="default"/>
+        <w:sz w:val="20"/>
+      </w:rPr>
+    </w:lvl>
+  </w:abstractNum>
+  <w:abstractNum w:abstractNumId="4" w15:restartNumberingAfterBreak="0">
     <w:nsid w:val="7E945682"/>
     <w:multiLevelType w:val="multilevel"/>
     <w:tmpl w:val="F23C9B94"/>
@@ -4823,13 +4389,16 @@
     <w:abstractNumId w:val="1"/>
   </w:num>
   <w:num w:numId="2" w16cid:durableId="2094858518">
-    <w:abstractNumId w:val="3"/>
+    <w:abstractNumId w:val="4"/>
   </w:num>
   <w:num w:numId="3" w16cid:durableId="1780026749">
     <w:abstractNumId w:val="2"/>
   </w:num>
   <w:num w:numId="4" w16cid:durableId="481968342">
     <w:abstractNumId w:val="0"/>
+  </w:num>
+  <w:num w:numId="5" w16cid:durableId="1214730529">
+    <w:abstractNumId w:val="3"/>
   </w:num>
 </w:numbering>
 </file>
@@ -5769,6 +5338,189 @@
       </w:tblBorders>
     </w:tblPr>
   </w:style>
+  <w:style w:type="table" w:styleId="PlainTable5">
+    <w:name w:val="Plain Table 5"/>
+    <w:basedOn w:val="TableNormal"/>
+    <w:uiPriority w:val="45"/>
+    <w:rsid w:val="001C4BBF"/>
+    <w:pPr>
+      <w:spacing w:after="0" w:line="240" w:lineRule="auto"/>
+    </w:pPr>
+    <w:tblPr>
+      <w:tblStyleRowBandSize w:val="1"/>
+      <w:tblStyleColBandSize w:val="1"/>
+    </w:tblPr>
+    <w:tblStylePr w:type="firstRow">
+      <w:rPr>
+        <w:rFonts w:asciiTheme="majorHAnsi" w:eastAsiaTheme="majorEastAsia" w:hAnsiTheme="majorHAnsi" w:cstheme="majorBidi"/>
+        <w:i/>
+        <w:iCs/>
+        <w:sz w:val="26"/>
+      </w:rPr>
+      <w:tblPr/>
+      <w:tcPr>
+        <w:tcBorders>
+          <w:bottom w:val="single" w:sz="4" w:space="0" w:color="7F7F7F" w:themeColor="text1" w:themeTint="80"/>
+        </w:tcBorders>
+        <w:shd w:val="clear" w:color="auto" w:fill="FFFFFF" w:themeFill="background1"/>
+      </w:tcPr>
+    </w:tblStylePr>
+    <w:tblStylePr w:type="lastRow">
+      <w:rPr>
+        <w:rFonts w:asciiTheme="majorHAnsi" w:eastAsiaTheme="majorEastAsia" w:hAnsiTheme="majorHAnsi" w:cstheme="majorBidi"/>
+        <w:i/>
+        <w:iCs/>
+        <w:sz w:val="26"/>
+      </w:rPr>
+      <w:tblPr/>
+      <w:tcPr>
+        <w:tcBorders>
+          <w:top w:val="single" w:sz="4" w:space="0" w:color="7F7F7F" w:themeColor="text1" w:themeTint="80"/>
+        </w:tcBorders>
+        <w:shd w:val="clear" w:color="auto" w:fill="FFFFFF" w:themeFill="background1"/>
+      </w:tcPr>
+    </w:tblStylePr>
+    <w:tblStylePr w:type="firstCol">
+      <w:pPr>
+        <w:jc w:val="right"/>
+      </w:pPr>
+      <w:rPr>
+        <w:rFonts w:asciiTheme="majorHAnsi" w:eastAsiaTheme="majorEastAsia" w:hAnsiTheme="majorHAnsi" w:cstheme="majorBidi"/>
+        <w:i/>
+        <w:iCs/>
+        <w:sz w:val="26"/>
+      </w:rPr>
+      <w:tblPr/>
+      <w:tcPr>
+        <w:tcBorders>
+          <w:right w:val="single" w:sz="4" w:space="0" w:color="7F7F7F" w:themeColor="text1" w:themeTint="80"/>
+        </w:tcBorders>
+        <w:shd w:val="clear" w:color="auto" w:fill="FFFFFF" w:themeFill="background1"/>
+      </w:tcPr>
+    </w:tblStylePr>
+    <w:tblStylePr w:type="lastCol">
+      <w:rPr>
+        <w:rFonts w:asciiTheme="majorHAnsi" w:eastAsiaTheme="majorEastAsia" w:hAnsiTheme="majorHAnsi" w:cstheme="majorBidi"/>
+        <w:i/>
+        <w:iCs/>
+        <w:sz w:val="26"/>
+      </w:rPr>
+      <w:tblPr/>
+      <w:tcPr>
+        <w:tcBorders>
+          <w:left w:val="single" w:sz="4" w:space="0" w:color="7F7F7F" w:themeColor="text1" w:themeTint="80"/>
+        </w:tcBorders>
+        <w:shd w:val="clear" w:color="auto" w:fill="FFFFFF" w:themeFill="background1"/>
+      </w:tcPr>
+    </w:tblStylePr>
+    <w:tblStylePr w:type="band1Vert">
+      <w:tblPr/>
+      <w:tcPr>
+        <w:shd w:val="clear" w:color="auto" w:fill="F2F2F2" w:themeFill="background1" w:themeFillShade="F2"/>
+      </w:tcPr>
+    </w:tblStylePr>
+    <w:tblStylePr w:type="band1Horz">
+      <w:tblPr/>
+      <w:tcPr>
+        <w:shd w:val="clear" w:color="auto" w:fill="F2F2F2" w:themeFill="background1" w:themeFillShade="F2"/>
+      </w:tcPr>
+    </w:tblStylePr>
+    <w:tblStylePr w:type="neCell">
+      <w:tblPr/>
+      <w:tcPr>
+        <w:tcBorders>
+          <w:left w:val="nil"/>
+        </w:tcBorders>
+      </w:tcPr>
+    </w:tblStylePr>
+    <w:tblStylePr w:type="nwCell">
+      <w:tblPr/>
+      <w:tcPr>
+        <w:tcBorders>
+          <w:right w:val="nil"/>
+        </w:tcBorders>
+      </w:tcPr>
+    </w:tblStylePr>
+    <w:tblStylePr w:type="seCell">
+      <w:tblPr/>
+      <w:tcPr>
+        <w:tcBorders>
+          <w:left w:val="nil"/>
+        </w:tcBorders>
+      </w:tcPr>
+    </w:tblStylePr>
+    <w:tblStylePr w:type="swCell">
+      <w:tblPr/>
+      <w:tcPr>
+        <w:tcBorders>
+          <w:right w:val="nil"/>
+        </w:tcBorders>
+      </w:tcPr>
+    </w:tblStylePr>
+  </w:style>
+  <w:style w:type="table" w:styleId="PlainTable1">
+    <w:name w:val="Plain Table 1"/>
+    <w:basedOn w:val="TableNormal"/>
+    <w:uiPriority w:val="41"/>
+    <w:rsid w:val="001C4BBF"/>
+    <w:pPr>
+      <w:spacing w:after="0" w:line="240" w:lineRule="auto"/>
+    </w:pPr>
+    <w:tblPr>
+      <w:tblStyleRowBandSize w:val="1"/>
+      <w:tblStyleColBandSize w:val="1"/>
+      <w:tblBorders>
+        <w:top w:val="single" w:sz="4" w:space="0" w:color="BFBFBF" w:themeColor="background1" w:themeShade="BF"/>
+        <w:left w:val="single" w:sz="4" w:space="0" w:color="BFBFBF" w:themeColor="background1" w:themeShade="BF"/>
+        <w:bottom w:val="single" w:sz="4" w:space="0" w:color="BFBFBF" w:themeColor="background1" w:themeShade="BF"/>
+        <w:right w:val="single" w:sz="4" w:space="0" w:color="BFBFBF" w:themeColor="background1" w:themeShade="BF"/>
+        <w:insideH w:val="single" w:sz="4" w:space="0" w:color="BFBFBF" w:themeColor="background1" w:themeShade="BF"/>
+        <w:insideV w:val="single" w:sz="4" w:space="0" w:color="BFBFBF" w:themeColor="background1" w:themeShade="BF"/>
+      </w:tblBorders>
+    </w:tblPr>
+    <w:tblStylePr w:type="firstRow">
+      <w:rPr>
+        <w:b/>
+        <w:bCs/>
+      </w:rPr>
+    </w:tblStylePr>
+    <w:tblStylePr w:type="lastRow">
+      <w:rPr>
+        <w:b/>
+        <w:bCs/>
+      </w:rPr>
+      <w:tblPr/>
+      <w:tcPr>
+        <w:tcBorders>
+          <w:top w:val="double" w:sz="4" w:space="0" w:color="BFBFBF" w:themeColor="background1" w:themeShade="BF"/>
+        </w:tcBorders>
+      </w:tcPr>
+    </w:tblStylePr>
+    <w:tblStylePr w:type="firstCol">
+      <w:rPr>
+        <w:b/>
+        <w:bCs/>
+      </w:rPr>
+    </w:tblStylePr>
+    <w:tblStylePr w:type="lastCol">
+      <w:rPr>
+        <w:b/>
+        <w:bCs/>
+      </w:rPr>
+    </w:tblStylePr>
+    <w:tblStylePr w:type="band1Vert">
+      <w:tblPr/>
+      <w:tcPr>
+        <w:shd w:val="clear" w:color="auto" w:fill="F2F2F2" w:themeFill="background1" w:themeFillShade="F2"/>
+      </w:tcPr>
+    </w:tblStylePr>
+    <w:tblStylePr w:type="band1Horz">
+      <w:tblPr/>
+      <w:tcPr>
+        <w:shd w:val="clear" w:color="auto" w:fill="F2F2F2" w:themeFill="background1" w:themeFillShade="F2"/>
+      </w:tcPr>
+    </w:tblStylePr>
+  </w:style>
 </w:styles>
 </file>
 

--- a/c++_notes_dsa.docx
+++ b/c++_notes_dsa.docx
@@ -10,6 +10,15 @@
         <w:spacing w:after="0"/>
         <w:ind w:left="720" w:hanging="360"/>
       </w:pPr>
+    </w:p>
+    <w:p>
+      <w:pPr>
+        <w:tabs>
+          <w:tab w:val="num" w:pos="720"/>
+        </w:tabs>
+        <w:spacing w:after="0"/>
+        <w:ind w:left="720" w:hanging="360"/>
+      </w:pPr>
       <w:r>
         <w:t>Object Oriented Programming OOPS:</w:t>
       </w:r>
@@ -21,14 +30,8 @@
           <w:numId w:val="5"/>
         </w:numPr>
         <w:spacing w:after="0"/>
-        <w:rPr>
-          <w:lang w:val="en-PK"/>
-        </w:rPr>
-      </w:pPr>
-      <w:r>
-        <w:rPr>
-          <w:lang w:val="en-PK"/>
-        </w:rPr>
+      </w:pPr>
+      <w:r>
         <w:t>private: accessible only inside the same class (and its friends).</w:t>
       </w:r>
     </w:p>
@@ -39,14 +42,8 @@
           <w:numId w:val="5"/>
         </w:numPr>
         <w:spacing w:after="0"/>
-        <w:rPr>
-          <w:lang w:val="en-PK"/>
-        </w:rPr>
-      </w:pPr>
-      <w:r>
-        <w:rPr>
-          <w:lang w:val="en-PK"/>
-        </w:rPr>
+      </w:pPr>
+      <w:r>
         <w:t>protected: like private, but derived classes can also access it.</w:t>
       </w:r>
     </w:p>
@@ -57,14 +54,8 @@
           <w:numId w:val="5"/>
         </w:numPr>
         <w:spacing w:after="0"/>
-        <w:rPr>
-          <w:lang w:val="en-PK"/>
-        </w:rPr>
-      </w:pPr>
-      <w:r>
-        <w:rPr>
-          <w:lang w:val="en-PK"/>
-        </w:rPr>
+      </w:pPr>
+      <w:r>
         <w:t>public: accessible everywhere.</w:t>
       </w:r>
     </w:p>
@@ -75,28 +66,18 @@
           <w:numId w:val="5"/>
         </w:numPr>
         <w:spacing w:after="0"/>
-        <w:rPr>
-          <w:lang w:val="en-PK"/>
-        </w:rPr>
-      </w:pPr>
-      <w:r>
-        <w:rPr>
-          <w:lang w:val="en-PK"/>
-        </w:rPr>
+      </w:pPr>
+      <w:r>
         <w:t xml:space="preserve">The inheritance mode can only keep or </w:t>
       </w:r>
       <w:r>
         <w:rPr>
           <w:b/>
           <w:bCs/>
-          <w:lang w:val="en-PK"/>
         </w:rPr>
         <w:t>tighten</w:t>
       </w:r>
       <w:r>
-        <w:rPr>
-          <w:lang w:val="en-PK"/>
-        </w:rPr>
         <w:t xml:space="preserve"> the access of inherited members. It never loosens it.</w:t>
       </w:r>
     </w:p>
@@ -107,23 +88,14 @@
           <w:numId w:val="5"/>
         </w:numPr>
         <w:spacing w:after="0"/>
-        <w:rPr>
-          <w:lang w:val="en-PK"/>
-        </w:rPr>
-      </w:pPr>
-      <w:r>
-        <w:rPr>
-          <w:lang w:val="en-PK"/>
-        </w:rPr>
+      </w:pPr>
+      <w:r>
         <w:t>Friend functions are not inherited. Each class must declare its own friends</w:t>
       </w:r>
     </w:p>
     <w:p>
       <w:pPr>
         <w:spacing w:after="0"/>
-        <w:rPr>
-          <w:lang w:val="en-PK"/>
-        </w:rPr>
       </w:pPr>
     </w:p>
     <w:tbl>
@@ -154,7 +126,7 @@
                 <w:kern w:val="0"/>
                 <w:sz w:val="24"/>
                 <w:szCs w:val="24"/>
-                <w:lang w:val="en-PK" w:eastAsia="en-PK"/>
+                <w:lang w:eastAsia="en-PK"/>
                 <w14:ligatures w14:val="none"/>
               </w:rPr>
             </w:pPr>
@@ -164,7 +136,7 @@
                 <w:kern w:val="0"/>
                 <w:sz w:val="24"/>
                 <w:szCs w:val="24"/>
-                <w:lang w:val="en-PK" w:eastAsia="en-PK"/>
+                <w:lang w:eastAsia="en-PK"/>
                 <w14:ligatures w14:val="none"/>
               </w:rPr>
               <w:t>Case</w:t>
@@ -185,7 +157,7 @@
                 <w:kern w:val="0"/>
                 <w:sz w:val="24"/>
                 <w:szCs w:val="24"/>
-                <w:lang w:val="en-PK" w:eastAsia="en-PK"/>
+                <w:lang w:eastAsia="en-PK"/>
                 <w14:ligatures w14:val="none"/>
               </w:rPr>
             </w:pPr>
@@ -195,7 +167,7 @@
                 <w:kern w:val="0"/>
                 <w:sz w:val="24"/>
                 <w:szCs w:val="24"/>
-                <w:lang w:val="en-PK" w:eastAsia="en-PK"/>
+                <w:lang w:eastAsia="en-PK"/>
                 <w14:ligatures w14:val="none"/>
               </w:rPr>
               <w:t>Allowed?</w:t>
@@ -220,7 +192,7 @@
                 <w:kern w:val="0"/>
                 <w:sz w:val="24"/>
                 <w:szCs w:val="24"/>
-                <w:lang w:val="en-PK" w:eastAsia="en-PK"/>
+                <w:lang w:eastAsia="en-PK"/>
                 <w14:ligatures w14:val="none"/>
               </w:rPr>
             </w:pPr>
@@ -230,7 +202,7 @@
                 <w:kern w:val="0"/>
                 <w:sz w:val="24"/>
                 <w:szCs w:val="24"/>
-                <w:lang w:val="en-PK" w:eastAsia="en-PK"/>
+                <w:lang w:eastAsia="en-PK"/>
                 <w14:ligatures w14:val="none"/>
               </w:rPr>
               <w:t>Friend of Base → Base's private</w:t>
@@ -250,7 +222,7 @@
                 <w:kern w:val="0"/>
                 <w:sz w:val="24"/>
                 <w:szCs w:val="24"/>
-                <w:lang w:val="en-PK" w:eastAsia="en-PK"/>
+                <w:lang w:eastAsia="en-PK"/>
                 <w14:ligatures w14:val="none"/>
               </w:rPr>
             </w:pPr>
@@ -260,7 +232,7 @@
                 <w:kern w:val="0"/>
                 <w:sz w:val="24"/>
                 <w:szCs w:val="24"/>
-                <w:lang w:val="en-PK" w:eastAsia="en-PK"/>
+                <w:lang w:eastAsia="en-PK"/>
                 <w14:ligatures w14:val="none"/>
               </w:rPr>
               <w:t>✅</w:t>
@@ -282,7 +254,7 @@
                 <w:kern w:val="0"/>
                 <w:sz w:val="24"/>
                 <w:szCs w:val="24"/>
-                <w:lang w:val="en-PK" w:eastAsia="en-PK"/>
+                <w:lang w:eastAsia="en-PK"/>
                 <w14:ligatures w14:val="none"/>
               </w:rPr>
             </w:pPr>
@@ -292,10 +264,34 @@
                 <w:kern w:val="0"/>
                 <w:sz w:val="24"/>
                 <w:szCs w:val="24"/>
-                <w:lang w:val="en-PK" w:eastAsia="en-PK"/>
+                <w:lang w:eastAsia="en-PK"/>
                 <w14:ligatures w14:val="none"/>
               </w:rPr>
-              <w:t>Friend of Base → Derived's private</w:t>
+              <w:t xml:space="preserve">Friend of Base → </w:t>
+            </w:r>
+            <w:proofErr w:type="spellStart"/>
+            <w:r>
+              <w:rPr>
+                <w:rFonts w:ascii="Times New Roman" w:eastAsia="Times New Roman" w:hAnsi="Times New Roman" w:cs="Times New Roman"/>
+                <w:kern w:val="0"/>
+                <w:sz w:val="24"/>
+                <w:szCs w:val="24"/>
+                <w:lang w:eastAsia="en-PK"/>
+                <w14:ligatures w14:val="none"/>
+              </w:rPr>
+              <w:t>Derived's</w:t>
+            </w:r>
+            <w:proofErr w:type="spellEnd"/>
+            <w:r>
+              <w:rPr>
+                <w:rFonts w:ascii="Times New Roman" w:eastAsia="Times New Roman" w:hAnsi="Times New Roman" w:cs="Times New Roman"/>
+                <w:kern w:val="0"/>
+                <w:sz w:val="24"/>
+                <w:szCs w:val="24"/>
+                <w:lang w:eastAsia="en-PK"/>
+                <w14:ligatures w14:val="none"/>
+              </w:rPr>
+              <w:t xml:space="preserve"> private</w:t>
             </w:r>
           </w:p>
         </w:tc>
@@ -312,7 +308,7 @@
                 <w:kern w:val="0"/>
                 <w:sz w:val="24"/>
                 <w:szCs w:val="24"/>
-                <w:lang w:val="en-PK" w:eastAsia="en-PK"/>
+                <w:lang w:eastAsia="en-PK"/>
                 <w14:ligatures w14:val="none"/>
               </w:rPr>
             </w:pPr>
@@ -322,7 +318,7 @@
                 <w:kern w:val="0"/>
                 <w:sz w:val="24"/>
                 <w:szCs w:val="24"/>
-                <w:lang w:val="en-PK" w:eastAsia="en-PK"/>
+                <w:lang w:eastAsia="en-PK"/>
                 <w14:ligatures w14:val="none"/>
               </w:rPr>
               <w:t>❌</w:t>
@@ -347,7 +343,7 @@
                 <w:kern w:val="0"/>
                 <w:sz w:val="24"/>
                 <w:szCs w:val="24"/>
-                <w:lang w:val="en-PK" w:eastAsia="en-PK"/>
+                <w:lang w:eastAsia="en-PK"/>
                 <w14:ligatures w14:val="none"/>
               </w:rPr>
             </w:pPr>
@@ -357,10 +353,34 @@
                 <w:kern w:val="0"/>
                 <w:sz w:val="24"/>
                 <w:szCs w:val="24"/>
-                <w:lang w:val="en-PK" w:eastAsia="en-PK"/>
+                <w:lang w:eastAsia="en-PK"/>
                 <w14:ligatures w14:val="none"/>
               </w:rPr>
-              <w:t>Friend of Derived → Derived's private</w:t>
+              <w:t xml:space="preserve">Friend of Derived → </w:t>
+            </w:r>
+            <w:proofErr w:type="spellStart"/>
+            <w:r>
+              <w:rPr>
+                <w:rFonts w:ascii="Times New Roman" w:eastAsia="Times New Roman" w:hAnsi="Times New Roman" w:cs="Times New Roman"/>
+                <w:kern w:val="0"/>
+                <w:sz w:val="24"/>
+                <w:szCs w:val="24"/>
+                <w:lang w:eastAsia="en-PK"/>
+                <w14:ligatures w14:val="none"/>
+              </w:rPr>
+              <w:t>Derived's</w:t>
+            </w:r>
+            <w:proofErr w:type="spellEnd"/>
+            <w:r>
+              <w:rPr>
+                <w:rFonts w:ascii="Times New Roman" w:eastAsia="Times New Roman" w:hAnsi="Times New Roman" w:cs="Times New Roman"/>
+                <w:kern w:val="0"/>
+                <w:sz w:val="24"/>
+                <w:szCs w:val="24"/>
+                <w:lang w:eastAsia="en-PK"/>
+                <w14:ligatures w14:val="none"/>
+              </w:rPr>
+              <w:t xml:space="preserve"> private</w:t>
             </w:r>
           </w:p>
         </w:tc>
@@ -377,7 +397,7 @@
                 <w:kern w:val="0"/>
                 <w:sz w:val="24"/>
                 <w:szCs w:val="24"/>
-                <w:lang w:val="en-PK" w:eastAsia="en-PK"/>
+                <w:lang w:eastAsia="en-PK"/>
                 <w14:ligatures w14:val="none"/>
               </w:rPr>
             </w:pPr>
@@ -387,7 +407,7 @@
                 <w:kern w:val="0"/>
                 <w:sz w:val="24"/>
                 <w:szCs w:val="24"/>
-                <w:lang w:val="en-PK" w:eastAsia="en-PK"/>
+                <w:lang w:eastAsia="en-PK"/>
                 <w14:ligatures w14:val="none"/>
               </w:rPr>
               <w:t>✅</w:t>
@@ -409,7 +429,7 @@
                 <w:kern w:val="0"/>
                 <w:sz w:val="24"/>
                 <w:szCs w:val="24"/>
-                <w:lang w:val="en-PK" w:eastAsia="en-PK"/>
+                <w:lang w:eastAsia="en-PK"/>
                 <w14:ligatures w14:val="none"/>
               </w:rPr>
             </w:pPr>
@@ -419,7 +439,7 @@
                 <w:kern w:val="0"/>
                 <w:sz w:val="24"/>
                 <w:szCs w:val="24"/>
-                <w:lang w:val="en-PK" w:eastAsia="en-PK"/>
+                <w:lang w:eastAsia="en-PK"/>
                 <w14:ligatures w14:val="none"/>
               </w:rPr>
               <w:t>Friend of Derived → Base's private</w:t>
@@ -439,7 +459,7 @@
                 <w:kern w:val="0"/>
                 <w:sz w:val="24"/>
                 <w:szCs w:val="24"/>
-                <w:lang w:val="en-PK" w:eastAsia="en-PK"/>
+                <w:lang w:eastAsia="en-PK"/>
                 <w14:ligatures w14:val="none"/>
               </w:rPr>
             </w:pPr>
@@ -449,7 +469,7 @@
                 <w:kern w:val="0"/>
                 <w:sz w:val="24"/>
                 <w:szCs w:val="24"/>
-                <w:lang w:val="en-PK" w:eastAsia="en-PK"/>
+                <w:lang w:eastAsia="en-PK"/>
                 <w14:ligatures w14:val="none"/>
               </w:rPr>
               <w:t>❌</w:t>
@@ -474,7 +494,7 @@
                 <w:kern w:val="0"/>
                 <w:sz w:val="24"/>
                 <w:szCs w:val="24"/>
-                <w:lang w:val="en-PK" w:eastAsia="en-PK"/>
+                <w:lang w:eastAsia="en-PK"/>
                 <w14:ligatures w14:val="none"/>
               </w:rPr>
             </w:pPr>
@@ -484,7 +504,7 @@
                 <w:kern w:val="0"/>
                 <w:sz w:val="24"/>
                 <w:szCs w:val="24"/>
-                <w:lang w:val="en-PK" w:eastAsia="en-PK"/>
+                <w:lang w:eastAsia="en-PK"/>
                 <w14:ligatures w14:val="none"/>
               </w:rPr>
               <w:t>Friend of Derived → Base's protected</w:t>
@@ -504,7 +524,7 @@
                 <w:kern w:val="0"/>
                 <w:sz w:val="24"/>
                 <w:szCs w:val="24"/>
-                <w:lang w:val="en-PK" w:eastAsia="en-PK"/>
+                <w:lang w:eastAsia="en-PK"/>
                 <w14:ligatures w14:val="none"/>
               </w:rPr>
             </w:pPr>
@@ -514,7 +534,7 @@
                 <w:kern w:val="0"/>
                 <w:sz w:val="24"/>
                 <w:szCs w:val="24"/>
-                <w:lang w:val="en-PK" w:eastAsia="en-PK"/>
+                <w:lang w:eastAsia="en-PK"/>
                 <w14:ligatures w14:val="none"/>
               </w:rPr>
               <w:t>✅</w:t>
@@ -526,9 +546,553 @@
     <w:p>
       <w:pPr>
         <w:spacing w:after="0"/>
-        <w:rPr>
+      </w:pPr>
+    </w:p>
+    <w:p>
+      <w:pPr>
+        <w:spacing w:after="0"/>
+      </w:pPr>
+      <w:r>
+        <w:t>36</w:t>
+      </w:r>
+    </w:p>
+    <w:p>
+      <w:pPr>
+        <w:spacing w:after="0"/>
+        <w:rPr>
+          <w:b/>
+          <w:bCs/>
           <w:lang w:val="en-PK"/>
         </w:rPr>
+      </w:pPr>
+      <w:r>
+        <w:rPr>
+          <w:b/>
+          <w:bCs/>
+          <w:lang w:val="en-PK"/>
+        </w:rPr>
+        <w:t>Inheritance &amp; Its Different Types with Examples in C++ | C++ Tutorials for Beginners #36</w:t>
+      </w:r>
+    </w:p>
+    <w:p>
+      <w:pPr>
+        <w:spacing w:after="0"/>
+        <w:rPr>
+          <w:lang w:val="en-PK"/>
+        </w:rPr>
+      </w:pPr>
+      <w:r>
+        <w:rPr>
+          <w:lang w:val="en-PK"/>
+        </w:rPr>
+        <w:t>In this tutorial, we will discuss inheritance in C++</w:t>
+      </w:r>
+    </w:p>
+    <w:p>
+      <w:pPr>
+        <w:spacing w:after="0"/>
+        <w:rPr>
+          <w:b/>
+          <w:bCs/>
+          <w:lang w:val="en-PK"/>
+        </w:rPr>
+      </w:pPr>
+      <w:r>
+        <w:rPr>
+          <w:b/>
+          <w:bCs/>
+          <w:lang w:val="en-PK"/>
+        </w:rPr>
+        <w:t>Inheritance in C++ an Overview</w:t>
+      </w:r>
+    </w:p>
+    <w:p>
+      <w:pPr>
+        <w:numPr>
+          <w:ilvl w:val="0"/>
+          <w:numId w:val="6"/>
+        </w:numPr>
+        <w:spacing w:after="0"/>
+        <w:rPr>
+          <w:lang w:val="en-PK"/>
+        </w:rPr>
+      </w:pPr>
+      <w:r>
+        <w:rPr>
+          <w:lang w:val="en-PK"/>
+        </w:rPr>
+        <w:t>Reusability is a very important feature of OOPs</w:t>
+      </w:r>
+    </w:p>
+    <w:p>
+      <w:pPr>
+        <w:numPr>
+          <w:ilvl w:val="0"/>
+          <w:numId w:val="6"/>
+        </w:numPr>
+        <w:spacing w:after="0"/>
+        <w:rPr>
+          <w:lang w:val="en-PK"/>
+        </w:rPr>
+      </w:pPr>
+      <w:r>
+        <w:rPr>
+          <w:lang w:val="en-PK"/>
+        </w:rPr>
+        <w:t>In C++ we can reuse a class and add additional features to it</w:t>
+      </w:r>
+    </w:p>
+    <w:p>
+      <w:pPr>
+        <w:numPr>
+          <w:ilvl w:val="0"/>
+          <w:numId w:val="6"/>
+        </w:numPr>
+        <w:spacing w:after="0"/>
+        <w:rPr>
+          <w:lang w:val="en-PK"/>
+        </w:rPr>
+      </w:pPr>
+      <w:r>
+        <w:rPr>
+          <w:lang w:val="en-PK"/>
+        </w:rPr>
+        <w:t>Reusing classes saves time and money</w:t>
+      </w:r>
+    </w:p>
+    <w:p>
+      <w:pPr>
+        <w:numPr>
+          <w:ilvl w:val="0"/>
+          <w:numId w:val="6"/>
+        </w:numPr>
+        <w:spacing w:after="0"/>
+        <w:rPr>
+          <w:lang w:val="en-PK"/>
+        </w:rPr>
+      </w:pPr>
+      <w:r>
+        <w:rPr>
+          <w:lang w:val="en-PK"/>
+        </w:rPr>
+        <w:t>Reusing already tested and debugged classes will save a lot of effort of developing and debugging the same thing again</w:t>
+      </w:r>
+    </w:p>
+    <w:p>
+      <w:pPr>
+        <w:spacing w:after="0"/>
+        <w:rPr>
+          <w:lang w:val="en-PK"/>
+        </w:rPr>
+      </w:pPr>
+      <w:r>
+        <w:rPr>
+          <w:b/>
+          <w:bCs/>
+          <w:lang w:val="en-PK"/>
+        </w:rPr>
+        <w:t>What is Inheritance in C++?</w:t>
+      </w:r>
+    </w:p>
+    <w:p>
+      <w:pPr>
+        <w:numPr>
+          <w:ilvl w:val="0"/>
+          <w:numId w:val="7"/>
+        </w:numPr>
+        <w:spacing w:after="0"/>
+        <w:rPr>
+          <w:lang w:val="en-PK"/>
+        </w:rPr>
+      </w:pPr>
+      <w:r>
+        <w:rPr>
+          <w:lang w:val="en-PK"/>
+        </w:rPr>
+        <w:t>The concept of reusability in C++ is supported using inheritance</w:t>
+      </w:r>
+    </w:p>
+    <w:p>
+      <w:pPr>
+        <w:numPr>
+          <w:ilvl w:val="0"/>
+          <w:numId w:val="7"/>
+        </w:numPr>
+        <w:spacing w:after="0"/>
+        <w:rPr>
+          <w:lang w:val="en-PK"/>
+        </w:rPr>
+      </w:pPr>
+      <w:r>
+        <w:rPr>
+          <w:lang w:val="en-PK"/>
+        </w:rPr>
+        <w:t>We can reuse the properties of an existing class by inheriting it</w:t>
+      </w:r>
+    </w:p>
+    <w:p>
+      <w:pPr>
+        <w:numPr>
+          <w:ilvl w:val="0"/>
+          <w:numId w:val="7"/>
+        </w:numPr>
+        <w:spacing w:after="0"/>
+        <w:rPr>
+          <w:lang w:val="en-PK"/>
+        </w:rPr>
+      </w:pPr>
+      <w:r>
+        <w:rPr>
+          <w:lang w:val="en-PK"/>
+        </w:rPr>
+        <w:t>The existing class is called a base class</w:t>
+      </w:r>
+    </w:p>
+    <w:p>
+      <w:pPr>
+        <w:numPr>
+          <w:ilvl w:val="0"/>
+          <w:numId w:val="7"/>
+        </w:numPr>
+        <w:spacing w:after="0"/>
+        <w:rPr>
+          <w:lang w:val="en-PK"/>
+        </w:rPr>
+      </w:pPr>
+      <w:r>
+        <w:rPr>
+          <w:lang w:val="en-PK"/>
+        </w:rPr>
+        <w:t>The new class which is inherited from the base class is called a derived class</w:t>
+      </w:r>
+    </w:p>
+    <w:p>
+      <w:pPr>
+        <w:numPr>
+          <w:ilvl w:val="0"/>
+          <w:numId w:val="7"/>
+        </w:numPr>
+        <w:spacing w:after="0"/>
+        <w:rPr>
+          <w:lang w:val="en-PK"/>
+        </w:rPr>
+      </w:pPr>
+      <w:r>
+        <w:rPr>
+          <w:lang w:val="en-PK"/>
+        </w:rPr>
+        <w:t>Reusing classes saves time and money</w:t>
+      </w:r>
+    </w:p>
+    <w:p>
+      <w:pPr>
+        <w:numPr>
+          <w:ilvl w:val="0"/>
+          <w:numId w:val="7"/>
+        </w:numPr>
+        <w:spacing w:after="0"/>
+        <w:rPr>
+          <w:lang w:val="en-PK"/>
+        </w:rPr>
+      </w:pPr>
+      <w:r>
+        <w:rPr>
+          <w:lang w:val="en-PK"/>
+        </w:rPr>
+        <w:t>There are different types of inheritance in C++</w:t>
+      </w:r>
+    </w:p>
+    <w:p>
+      <w:pPr>
+        <w:spacing w:after="0"/>
+        <w:rPr>
+          <w:lang w:val="en-PK"/>
+        </w:rPr>
+      </w:pPr>
+      <w:r>
+        <w:rPr>
+          <w:b/>
+          <w:bCs/>
+          <w:lang w:val="en-PK"/>
+        </w:rPr>
+        <w:t>Forms of Inheritance in C++</w:t>
+      </w:r>
+    </w:p>
+    <w:p>
+      <w:pPr>
+        <w:numPr>
+          <w:ilvl w:val="0"/>
+          <w:numId w:val="8"/>
+        </w:numPr>
+        <w:spacing w:after="0"/>
+        <w:rPr>
+          <w:lang w:val="en-PK"/>
+        </w:rPr>
+      </w:pPr>
+      <w:r>
+        <w:rPr>
+          <w:lang w:val="en-PK"/>
+        </w:rPr>
+        <w:t>Single Inheritance</w:t>
+      </w:r>
+    </w:p>
+    <w:p>
+      <w:pPr>
+        <w:numPr>
+          <w:ilvl w:val="0"/>
+          <w:numId w:val="8"/>
+        </w:numPr>
+        <w:spacing w:after="0"/>
+        <w:rPr>
+          <w:lang w:val="en-PK"/>
+        </w:rPr>
+      </w:pPr>
+      <w:r>
+        <w:rPr>
+          <w:lang w:val="en-PK"/>
+        </w:rPr>
+        <w:t>Multiple Inheritance</w:t>
+      </w:r>
+    </w:p>
+    <w:p>
+      <w:pPr>
+        <w:numPr>
+          <w:ilvl w:val="0"/>
+          <w:numId w:val="8"/>
+        </w:numPr>
+        <w:spacing w:after="0"/>
+        <w:rPr>
+          <w:lang w:val="en-PK"/>
+        </w:rPr>
+      </w:pPr>
+      <w:r>
+        <w:rPr>
+          <w:lang w:val="en-PK"/>
+        </w:rPr>
+        <w:t>Hierarchical Inheritance</w:t>
+      </w:r>
+    </w:p>
+    <w:p>
+      <w:pPr>
+        <w:numPr>
+          <w:ilvl w:val="0"/>
+          <w:numId w:val="8"/>
+        </w:numPr>
+        <w:spacing w:after="0"/>
+        <w:rPr>
+          <w:lang w:val="en-PK"/>
+        </w:rPr>
+      </w:pPr>
+      <w:r>
+        <w:rPr>
+          <w:lang w:val="en-PK"/>
+        </w:rPr>
+        <w:t>Multilevel Inheritance</w:t>
+      </w:r>
+    </w:p>
+    <w:p>
+      <w:pPr>
+        <w:numPr>
+          <w:ilvl w:val="0"/>
+          <w:numId w:val="8"/>
+        </w:numPr>
+        <w:spacing w:after="0"/>
+        <w:rPr>
+          <w:lang w:val="en-PK"/>
+        </w:rPr>
+      </w:pPr>
+      <w:r>
+        <w:rPr>
+          <w:lang w:val="en-PK"/>
+        </w:rPr>
+        <w:t>Hybrid Inheritance</w:t>
+      </w:r>
+    </w:p>
+    <w:p>
+      <w:pPr>
+        <w:spacing w:after="0"/>
+        <w:rPr>
+          <w:lang w:val="en-PK"/>
+        </w:rPr>
+      </w:pPr>
+      <w:r>
+        <w:rPr>
+          <w:b/>
+          <w:bCs/>
+          <w:lang w:val="en-PK"/>
+        </w:rPr>
+        <w:t>Single Inheritance in C++</w:t>
+      </w:r>
+    </w:p>
+    <w:p>
+      <w:pPr>
+        <w:spacing w:after="0"/>
+        <w:rPr>
+          <w:lang w:val="en-PK"/>
+        </w:rPr>
+      </w:pPr>
+      <w:r>
+        <w:rPr>
+          <w:lang w:val="en-PK"/>
+        </w:rPr>
+        <w:t>Single inheritance is a type of inheritance in which a derived class is inherited with only one base class. For example, we have two classes “employee” and “programmer”. If the “programmer” class is inherited from the “employee” class which means that the “programmer” class can now implement the functionalities of the “employee” class.</w:t>
+      </w:r>
+    </w:p>
+    <w:p>
+      <w:pPr>
+        <w:spacing w:after="0"/>
+        <w:rPr>
+          <w:lang w:val="en-PK"/>
+        </w:rPr>
+      </w:pPr>
+      <w:r>
+        <w:rPr>
+          <w:b/>
+          <w:bCs/>
+          <w:lang w:val="en-PK"/>
+        </w:rPr>
+        <w:t>Multiple Inheritances in C++</w:t>
+      </w:r>
+    </w:p>
+    <w:p>
+      <w:pPr>
+        <w:spacing w:after="0"/>
+        <w:rPr>
+          <w:lang w:val="en-PK"/>
+        </w:rPr>
+      </w:pPr>
+      <w:r>
+        <w:rPr>
+          <w:lang w:val="en-PK"/>
+        </w:rPr>
+        <w:t xml:space="preserve"> Multiple inheritances are a type of inheritance in which one derived class is inherited with more than one base class. For example, we have three classes “employee”, “assistant” and “programmer”. If the “programmer” class is inherited from the “employee” and “assistant” class which means that </w:t>
+      </w:r>
+      <w:r>
+        <w:rPr>
+          <w:lang w:val="en-PK"/>
+        </w:rPr>
+        <w:lastRenderedPageBreak/>
+        <w:t>the “programmer” class can now implement the functionalities of the “employee” and “assistant” class.</w:t>
+      </w:r>
+    </w:p>
+    <w:p>
+      <w:pPr>
+        <w:spacing w:after="0"/>
+        <w:rPr>
+          <w:lang w:val="en-PK"/>
+        </w:rPr>
+      </w:pPr>
+      <w:r>
+        <w:rPr>
+          <w:b/>
+          <w:bCs/>
+          <w:lang w:val="en-PK"/>
+        </w:rPr>
+        <w:t>Hierarchical Inheritance</w:t>
+      </w:r>
+    </w:p>
+    <w:p>
+      <w:pPr>
+        <w:spacing w:after="0"/>
+        <w:rPr>
+          <w:lang w:val="en-PK"/>
+        </w:rPr>
+      </w:pPr>
+      <w:r>
+        <w:rPr>
+          <w:lang w:val="en-PK"/>
+        </w:rPr>
+        <w:t>A hierarchical inheritance is a type of inheritance in which several derived classes are inherited from a single base class. For example, we have three classes “employee”, “manager” and “programmer”. If the “programmer” and “manager” classes are inherited from the “employee” class which means that the “programmer” and “manager” class can now implement the functionalities of the “employee” class.</w:t>
+      </w:r>
+    </w:p>
+    <w:p>
+      <w:pPr>
+        <w:spacing w:after="0"/>
+        <w:rPr>
+          <w:lang w:val="en-PK"/>
+        </w:rPr>
+      </w:pPr>
+      <w:r>
+        <w:rPr>
+          <w:b/>
+          <w:bCs/>
+          <w:lang w:val="en-PK"/>
+        </w:rPr>
+        <w:t>Multilevel Inheritance in C++</w:t>
+      </w:r>
+    </w:p>
+    <w:p>
+      <w:pPr>
+        <w:spacing w:after="0"/>
+        <w:rPr>
+          <w:lang w:val="en-PK"/>
+        </w:rPr>
+      </w:pPr>
+      <w:r>
+        <w:rPr>
+          <w:lang w:val="en-PK"/>
+        </w:rPr>
+        <w:t>Multilevel inheritance is a type of inheritance in which one derived class is inherited from another derived class. For example, we have three classes “animal”, “mammal” and “cow”. If the “mammal” class is inherited from the “animal” class and “cow” class is inherited from “mammal” which means that the “mammal” class can now implement the functionalities of “animal” and “cow” class can now implement the functionalities of “mammal” class.</w:t>
+      </w:r>
+    </w:p>
+    <w:p>
+      <w:pPr>
+        <w:spacing w:after="0"/>
+        <w:rPr>
+          <w:lang w:val="en-PK"/>
+        </w:rPr>
+      </w:pPr>
+      <w:r>
+        <w:rPr>
+          <w:b/>
+          <w:bCs/>
+          <w:lang w:val="en-PK"/>
+        </w:rPr>
+        <w:t>Hybrid Inheritance in C++</w:t>
+      </w:r>
+    </w:p>
+    <w:p>
+      <w:pPr>
+        <w:spacing w:after="0"/>
+        <w:rPr>
+          <w:lang w:val="en-PK"/>
+        </w:rPr>
+      </w:pPr>
+      <w:r>
+        <w:rPr>
+          <w:lang w:val="en-PK"/>
+        </w:rPr>
+        <w:t>Hybrid inheritance is a combination of multiple inheritance and multilevel inheritance. In hybrid inheritance, a class is derived from two classes as in multiple inheritances. However, one of the parent classes is not a base class. For example, we have four classes “animal”, “mammal”, “bird”, and “bat”. If “mammal”  and “bird” classes are inherited from the “animal” class and “bat” class is inherited from “mammal” and “bird” classes which means that “mammal” and “bird” classes can now implement the functionalities of “animal” class and “bat” class can now implement the functionalities of “mammal” and “bird” classes.</w:t>
+      </w:r>
+    </w:p>
+    <w:p>
+      <w:pPr>
+        <w:spacing w:after="0"/>
+      </w:pPr>
+    </w:p>
+    <w:p>
+      <w:pPr>
+        <w:spacing w:after="0"/>
+      </w:pPr>
+    </w:p>
+    <w:p>
+      <w:pPr>
+        <w:spacing w:after="0"/>
+      </w:pPr>
+    </w:p>
+    <w:p>
+      <w:pPr>
+        <w:spacing w:after="0"/>
+      </w:pPr>
+    </w:p>
+    <w:p>
+      <w:pPr>
+        <w:spacing w:after="0"/>
+      </w:pPr>
+    </w:p>
+    <w:p>
+      <w:pPr>
+        <w:spacing w:after="0"/>
       </w:pPr>
     </w:p>
     <w:p>
@@ -1112,41 +1676,97 @@
         <w:spacing w:after="0"/>
       </w:pPr>
       <w:r>
-        <w:t xml:space="preserve">    int* ptr = new int(20); // heap</w:t>
-      </w:r>
-    </w:p>
-    <w:p>
-      <w:pPr>
-        <w:spacing w:after="0"/>
-      </w:pPr>
-    </w:p>
-    <w:p>
-      <w:pPr>
-        <w:spacing w:after="0"/>
-      </w:pPr>
-      <w:r>
-        <w:t xml:space="preserve">    cout &lt;&lt; a &lt;&lt; endl;</w:t>
-      </w:r>
-    </w:p>
-    <w:p>
-      <w:pPr>
-        <w:spacing w:after="0"/>
-      </w:pPr>
-      <w:r>
-        <w:t xml:space="preserve">    cout &lt;&lt; *ptr &lt;&lt; endl;</w:t>
-      </w:r>
-    </w:p>
-    <w:p>
-      <w:pPr>
-        <w:spacing w:after="0"/>
-      </w:pPr>
-    </w:p>
-    <w:p>
-      <w:pPr>
-        <w:spacing w:after="0"/>
-      </w:pPr>
-      <w:r>
-        <w:t xml:space="preserve">    delete ptr; //</w:t>
+        <w:t xml:space="preserve">    int* </w:t>
+      </w:r>
+      <w:proofErr w:type="spellStart"/>
+      <w:r>
+        <w:t>ptr</w:t>
+      </w:r>
+      <w:proofErr w:type="spellEnd"/>
+      <w:r>
+        <w:t xml:space="preserve"> = new int(20); // heap</w:t>
+      </w:r>
+    </w:p>
+    <w:p>
+      <w:pPr>
+        <w:spacing w:after="0"/>
+      </w:pPr>
+    </w:p>
+    <w:p>
+      <w:pPr>
+        <w:spacing w:after="0"/>
+      </w:pPr>
+      <w:r>
+        <w:t xml:space="preserve">    </w:t>
+      </w:r>
+      <w:proofErr w:type="spellStart"/>
+      <w:r>
+        <w:t>cout</w:t>
+      </w:r>
+      <w:proofErr w:type="spellEnd"/>
+      <w:r>
+        <w:t xml:space="preserve"> &lt;&lt; a &lt;&lt; </w:t>
+      </w:r>
+      <w:proofErr w:type="spellStart"/>
+      <w:r>
+        <w:t>endl</w:t>
+      </w:r>
+      <w:proofErr w:type="spellEnd"/>
+      <w:r>
+        <w:t>;</w:t>
+      </w:r>
+    </w:p>
+    <w:p>
+      <w:pPr>
+        <w:spacing w:after="0"/>
+      </w:pPr>
+      <w:r>
+        <w:t xml:space="preserve">    </w:t>
+      </w:r>
+      <w:proofErr w:type="spellStart"/>
+      <w:r>
+        <w:t>cout</w:t>
+      </w:r>
+      <w:proofErr w:type="spellEnd"/>
+      <w:r>
+        <w:t xml:space="preserve"> &lt;&lt; *</w:t>
+      </w:r>
+      <w:proofErr w:type="spellStart"/>
+      <w:r>
+        <w:t>ptr</w:t>
+      </w:r>
+      <w:proofErr w:type="spellEnd"/>
+      <w:r>
+        <w:t xml:space="preserve"> &lt;&lt; </w:t>
+      </w:r>
+      <w:proofErr w:type="spellStart"/>
+      <w:r>
+        <w:t>endl</w:t>
+      </w:r>
+      <w:proofErr w:type="spellEnd"/>
+      <w:r>
+        <w:t>;</w:t>
+      </w:r>
+    </w:p>
+    <w:p>
+      <w:pPr>
+        <w:spacing w:after="0"/>
+      </w:pPr>
+    </w:p>
+    <w:p>
+      <w:pPr>
+        <w:spacing w:after="0"/>
+      </w:pPr>
+      <w:r>
+        <w:t xml:space="preserve">    delete </w:t>
+      </w:r>
+      <w:proofErr w:type="spellStart"/>
+      <w:r>
+        <w:t>ptr</w:t>
+      </w:r>
+      <w:proofErr w:type="spellEnd"/>
+      <w:r>
+        <w:t>; //</w:t>
       </w:r>
       <w:r>
         <w:rPr>
@@ -1202,15 +1822,36 @@
         <w:spacing w:after="0"/>
       </w:pPr>
       <w:r>
-        <w:t>delete ptr;</w:t>
-      </w:r>
-    </w:p>
-    <w:p>
-      <w:pPr>
-        <w:spacing w:after="0"/>
-      </w:pPr>
-      <w:r>
-        <w:t>ptr = nullptr;</w:t>
+        <w:t xml:space="preserve">delete </w:t>
+      </w:r>
+      <w:proofErr w:type="spellStart"/>
+      <w:r>
+        <w:t>ptr</w:t>
+      </w:r>
+      <w:proofErr w:type="spellEnd"/>
+      <w:r>
+        <w:t>;</w:t>
+      </w:r>
+    </w:p>
+    <w:p>
+      <w:pPr>
+        <w:spacing w:after="0"/>
+      </w:pPr>
+      <w:proofErr w:type="spellStart"/>
+      <w:r>
+        <w:t>ptr</w:t>
+      </w:r>
+      <w:proofErr w:type="spellEnd"/>
+      <w:r>
+        <w:t xml:space="preserve"> = </w:t>
+      </w:r>
+      <w:proofErr w:type="spellStart"/>
+      <w:r>
+        <w:t>nullptr</w:t>
+      </w:r>
+      <w:proofErr w:type="spellEnd"/>
+      <w:r>
+        <w:t>;</w:t>
       </w:r>
     </w:p>
     <w:p>
@@ -1238,9 +1879,19 @@
       <w:pPr>
         <w:spacing w:after="0"/>
       </w:pPr>
-      <w:r>
-        <w:t>ptr ──────────────────→  nullptr</w:t>
-      </w:r>
+      <w:proofErr w:type="spellStart"/>
+      <w:r>
+        <w:t>ptr</w:t>
+      </w:r>
+      <w:proofErr w:type="spellEnd"/>
+      <w:r>
+        <w:t xml:space="preserve"> ──────────────────→  </w:t>
+      </w:r>
+      <w:proofErr w:type="spellStart"/>
+      <w:r>
+        <w:t>nullptr</w:t>
+      </w:r>
+      <w:proofErr w:type="spellEnd"/>
     </w:p>
     <w:p>
       <w:pPr>
@@ -1307,7 +1958,15 @@
         <w:spacing w:after="0"/>
       </w:pPr>
       <w:r>
-        <w:t xml:space="preserve">    int* ptr = new int(50);</w:t>
+        <w:t xml:space="preserve">    int* </w:t>
+      </w:r>
+      <w:proofErr w:type="spellStart"/>
+      <w:r>
+        <w:t>ptr</w:t>
+      </w:r>
+      <w:proofErr w:type="spellEnd"/>
+      <w:r>
+        <w:t xml:space="preserve"> = new int(50);</w:t>
       </w:r>
     </w:p>
     <w:p>
@@ -1352,6 +2011,7 @@
         <w:spacing w:after="0"/>
       </w:pPr>
       <w:r>
+        <w:lastRenderedPageBreak/>
         <w:t>but never released it.</w:t>
       </w:r>
     </w:p>
@@ -1398,8 +2058,13 @@
       <w:pPr>
         <w:spacing w:after="0"/>
       </w:pPr>
-      <w:r>
-        <w:t>ptr ────────────────→     [50]</w:t>
+      <w:proofErr w:type="spellStart"/>
+      <w:r>
+        <w:t>ptr</w:t>
+      </w:r>
+      <w:proofErr w:type="spellEnd"/>
+      <w:r>
+        <w:t xml:space="preserve"> ────────────────→     [50]</w:t>
       </w:r>
     </w:p>
     <w:p>
@@ -1432,8 +2097,13 @@
       <w:pPr>
         <w:spacing w:after="0"/>
       </w:pPr>
-      <w:r>
-        <w:t>ptr disappears</w:t>
+      <w:proofErr w:type="spellStart"/>
+      <w:r>
+        <w:t>ptr</w:t>
+      </w:r>
+      <w:proofErr w:type="spellEnd"/>
+      <w:r>
+        <w:t xml:space="preserve"> disappears</w:t>
       </w:r>
     </w:p>
     <w:p>
@@ -1533,7 +2203,15 @@
         <w:spacing w:after="0"/>
       </w:pPr>
       <w:r>
-        <w:t xml:space="preserve">    int arr[10000000];</w:t>
+        <w:t xml:space="preserve">    int </w:t>
+      </w:r>
+      <w:proofErr w:type="spellStart"/>
+      <w:r>
+        <w:t>arr</w:t>
+      </w:r>
+      <w:proofErr w:type="spellEnd"/>
+      <w:r>
+        <w:t>[10000000];</w:t>
       </w:r>
     </w:p>
     <w:p>
@@ -1588,20 +2266,36 @@
         <w:spacing w:after="0"/>
       </w:pPr>
       <w:r>
-        <w:t>int* arr = new int[10000000];</w:t>
-      </w:r>
-    </w:p>
-    <w:p>
-      <w:pPr>
-        <w:spacing w:after="0"/>
-      </w:pPr>
-    </w:p>
-    <w:p>
-      <w:pPr>
-        <w:spacing w:after="0"/>
-      </w:pPr>
-      <w:r>
-        <w:t>delete[] arr;</w:t>
+        <w:t xml:space="preserve">int* </w:t>
+      </w:r>
+      <w:proofErr w:type="spellStart"/>
+      <w:r>
+        <w:t>arr</w:t>
+      </w:r>
+      <w:proofErr w:type="spellEnd"/>
+      <w:r>
+        <w:t xml:space="preserve"> = new int[10000000];</w:t>
+      </w:r>
+    </w:p>
+    <w:p>
+      <w:pPr>
+        <w:spacing w:after="0"/>
+      </w:pPr>
+    </w:p>
+    <w:p>
+      <w:pPr>
+        <w:spacing w:after="0"/>
+      </w:pPr>
+      <w:r>
+        <w:t xml:space="preserve">delete[] </w:t>
+      </w:r>
+      <w:proofErr w:type="spellStart"/>
+      <w:r>
+        <w:t>arr</w:t>
+      </w:r>
+      <w:proofErr w:type="spellEnd"/>
+      <w:r>
+        <w:t>;</w:t>
       </w:r>
     </w:p>
     <w:p>
@@ -1617,7 +2311,15 @@
         <w:spacing w:after="0"/>
       </w:pPr>
       <w:r>
-        <w:t>vector&lt;int&gt; arr(10000000);</w:t>
+        <w:t xml:space="preserve">vector&lt;int&gt; </w:t>
+      </w:r>
+      <w:proofErr w:type="spellStart"/>
+      <w:r>
+        <w:t>arr</w:t>
+      </w:r>
+      <w:proofErr w:type="spellEnd"/>
+      <w:r>
+        <w:t>(10000000);</w:t>
       </w:r>
     </w:p>
     <w:p>
@@ -1749,6 +2451,7 @@
         <w:spacing w:after="0"/>
       </w:pPr>
       <w:r>
+        <w:lastRenderedPageBreak/>
         <w:pict w14:anchorId="592AC19A">
           <v:rect id="_x0000_i1027" style="width:0;height:1.5pt" o:hralign="center" o:hrstd="t" o:hr="t" fillcolor="#a0a0a0" stroked="f"/>
         </w:pict>
@@ -2301,7 +3004,6 @@
         <w:spacing w:after="0"/>
       </w:pPr>
       <w:r>
-        <w:lastRenderedPageBreak/>
         <w:t>}</w:t>
       </w:r>
     </w:p>
@@ -2530,15 +3232,31 @@
         <w:spacing w:after="0"/>
       </w:pPr>
       <w:r>
-        <w:t>int* ptr = new int(5);</w:t>
-      </w:r>
-    </w:p>
-    <w:p>
-      <w:pPr>
-        <w:spacing w:after="0"/>
-      </w:pPr>
-      <w:r>
-        <w:t>delete ptr;</w:t>
+        <w:t xml:space="preserve">int* </w:t>
+      </w:r>
+      <w:proofErr w:type="spellStart"/>
+      <w:r>
+        <w:t>ptr</w:t>
+      </w:r>
+      <w:proofErr w:type="spellEnd"/>
+      <w:r>
+        <w:t xml:space="preserve"> = new int(5);</w:t>
+      </w:r>
+    </w:p>
+    <w:p>
+      <w:pPr>
+        <w:spacing w:after="0"/>
+      </w:pPr>
+      <w:r>
+        <w:t xml:space="preserve">delete </w:t>
+      </w:r>
+      <w:proofErr w:type="spellStart"/>
+      <w:r>
+        <w:t>ptr</w:t>
+      </w:r>
+      <w:proofErr w:type="spellEnd"/>
+      <w:r>
+        <w:t>;</w:t>
       </w:r>
     </w:p>
     <w:p>
@@ -2570,7 +3288,23 @@
         <w:spacing w:after="0"/>
       </w:pPr>
       <w:r>
-        <w:t>auto ptr = std::make_unique&lt;int&gt;(5);</w:t>
+        <w:t xml:space="preserve">auto </w:t>
+      </w:r>
+      <w:proofErr w:type="spellStart"/>
+      <w:r>
+        <w:t>ptr</w:t>
+      </w:r>
+      <w:proofErr w:type="spellEnd"/>
+      <w:r>
+        <w:t xml:space="preserve"> = std::</w:t>
+      </w:r>
+      <w:proofErr w:type="spellStart"/>
+      <w:r>
+        <w:t>make_unique</w:t>
+      </w:r>
+      <w:proofErr w:type="spellEnd"/>
+      <w:r>
+        <w:t>&lt;int&gt;(5);</w:t>
       </w:r>
     </w:p>
     <w:p>
@@ -2646,6 +3380,7 @@
           <w:b/>
           <w:bCs/>
         </w:rPr>
+        <w:lastRenderedPageBreak/>
         <w:t>🧠</w:t>
       </w:r>
       <w:r>
@@ -2785,7 +3520,6 @@
         <w:spacing w:after="0"/>
       </w:pPr>
       <w:r>
-        <w:lastRenderedPageBreak/>
         <w:t>You ask the warehouse for storage:</w:t>
       </w:r>
     </w:p>
@@ -3008,7 +3742,15 @@
     </w:p>
     <w:p>
       <w:r>
-        <w:t>int* ptr;</w:t>
+        <w:t xml:space="preserve">int* </w:t>
+      </w:r>
+      <w:proofErr w:type="spellStart"/>
+      <w:r>
+        <w:t>ptr</w:t>
+      </w:r>
+      <w:proofErr w:type="spellEnd"/>
+      <w:r>
+        <w:t>;</w:t>
       </w:r>
     </w:p>
     <w:p>
@@ -3017,12 +3759,18 @@
       </w:r>
     </w:p>
     <w:p>
-      <w:r>
-        <w:t>ptr-&gt;value</w:t>
-      </w:r>
-    </w:p>
-    <w:p>
-      <w:r>
+      <w:proofErr w:type="spellStart"/>
+      <w:r>
+        <w:t>ptr</w:t>
+      </w:r>
+      <w:proofErr w:type="spellEnd"/>
+      <w:r>
+        <w:t>-&gt;value</w:t>
+      </w:r>
+    </w:p>
+    <w:p>
+      <w:r>
+        <w:lastRenderedPageBreak/>
         <w:t>is a convenient way of accessing a member through a pointer.</w:t>
       </w:r>
     </w:p>
@@ -3063,7 +3811,6 @@
     </w:p>
     <w:p>
       <w:r>
-        <w:lastRenderedPageBreak/>
         <w:t>(*this).side = side;</w:t>
       </w:r>
     </w:p>
@@ -3085,12 +3832,37 @@
           <w:bCs/>
         </w:rPr>
       </w:pPr>
-      <w:r>
-        <w:rPr>
-          <w:b/>
-          <w:bCs/>
-        </w:rPr>
-        <w:t>Defense Question 1: What value does arr store, and where is it located in RAM?</w:t>
+      <w:proofErr w:type="spellStart"/>
+      <w:r>
+        <w:rPr>
+          <w:b/>
+          <w:bCs/>
+        </w:rPr>
+        <w:t>Defense</w:t>
+      </w:r>
+      <w:proofErr w:type="spellEnd"/>
+      <w:r>
+        <w:rPr>
+          <w:b/>
+          <w:bCs/>
+        </w:rPr>
+        <w:t xml:space="preserve"> Question 1: What value does </w:t>
+      </w:r>
+      <w:proofErr w:type="spellStart"/>
+      <w:r>
+        <w:rPr>
+          <w:b/>
+          <w:bCs/>
+        </w:rPr>
+        <w:t>arr</w:t>
+      </w:r>
+      <w:proofErr w:type="spellEnd"/>
+      <w:r>
+        <w:rPr>
+          <w:b/>
+          <w:bCs/>
+        </w:rPr>
+        <w:t xml:space="preserve"> store, and where is it located in RAM?</w:t>
       </w:r>
     </w:p>
     <w:p>
@@ -3108,7 +3880,15 @@
         <w:t>Pointer Value:</w:t>
       </w:r>
       <w:r>
-        <w:t xml:space="preserve"> The variable arr stores a </w:t>
+        <w:t xml:space="preserve"> The variable </w:t>
+      </w:r>
+      <w:proofErr w:type="spellStart"/>
+      <w:r>
+        <w:t>arr</w:t>
+      </w:r>
+      <w:proofErr w:type="spellEnd"/>
+      <w:r>
+        <w:t xml:space="preserve"> stores a </w:t>
       </w:r>
       <w:r>
         <w:rPr>
@@ -3154,7 +3934,15 @@
         </w:numPr>
       </w:pPr>
       <w:r>
-        <w:t xml:space="preserve">The pointer variable arr itself is stored on the </w:t>
+        <w:t xml:space="preserve">The pointer variable </w:t>
+      </w:r>
+      <w:proofErr w:type="spellStart"/>
+      <w:r>
+        <w:t>arr</w:t>
+      </w:r>
+      <w:proofErr w:type="spellEnd"/>
+      <w:r>
+        <w:t xml:space="preserve"> itself is stored on the </w:t>
       </w:r>
       <w:r>
         <w:rPr>
@@ -3222,7 +4010,15 @@
     </w:p>
     <w:p>
       <w:r>
-        <w:t>│   arr     │ ──────────────────────</w:t>
+        <w:t xml:space="preserve">│   </w:t>
+      </w:r>
+      <w:proofErr w:type="spellStart"/>
+      <w:r>
+        <w:t>arr</w:t>
+      </w:r>
+      <w:proofErr w:type="spellEnd"/>
+      <w:r>
+        <w:t xml:space="preserve">     │ ──────────────────────</w:t>
       </w:r>
       <w:r>
         <w:rPr>
@@ -3250,6 +4046,7 @@
     </w:p>
     <w:p>
       <w:r>
+        <w:lastRenderedPageBreak/>
         <w:t>└───────────┘                         └───────────────┘</w:t>
       </w:r>
     </w:p>
@@ -3260,12 +4057,37 @@
           <w:bCs/>
         </w:rPr>
       </w:pPr>
-      <w:r>
-        <w:rPr>
-          <w:b/>
-          <w:bCs/>
-        </w:rPr>
-        <w:t>Defense Question 2: Why is delete vs delete[] on a dynamic array undefined behavior?</w:t>
+      <w:proofErr w:type="spellStart"/>
+      <w:r>
+        <w:rPr>
+          <w:b/>
+          <w:bCs/>
+        </w:rPr>
+        <w:t>Defense</w:t>
+      </w:r>
+      <w:proofErr w:type="spellEnd"/>
+      <w:r>
+        <w:rPr>
+          <w:b/>
+          <w:bCs/>
+        </w:rPr>
+        <w:t xml:space="preserve"> Question 2: Why is delete vs delete[] on a dynamic array undefined </w:t>
+      </w:r>
+      <w:proofErr w:type="spellStart"/>
+      <w:r>
+        <w:rPr>
+          <w:b/>
+          <w:bCs/>
+        </w:rPr>
+        <w:t>behavior</w:t>
+      </w:r>
+      <w:proofErr w:type="spellEnd"/>
+      <w:r>
+        <w:rPr>
+          <w:b/>
+          <w:bCs/>
+        </w:rPr>
+        <w:t>?</w:t>
       </w:r>
     </w:p>
     <w:p>
@@ -3280,10 +4102,27 @@
           <w:b/>
           <w:bCs/>
         </w:rPr>
-        <w:t>delete ptr</w:t>
-      </w:r>
-      <w:r>
-        <w:t xml:space="preserve"> assumes ptr points to a </w:t>
+        <w:t xml:space="preserve">delete </w:t>
+      </w:r>
+      <w:proofErr w:type="spellStart"/>
+      <w:r>
+        <w:rPr>
+          <w:b/>
+          <w:bCs/>
+        </w:rPr>
+        <w:t>ptr</w:t>
+      </w:r>
+      <w:proofErr w:type="spellEnd"/>
+      <w:r>
+        <w:t xml:space="preserve"> assumes </w:t>
+      </w:r>
+      <w:proofErr w:type="spellStart"/>
+      <w:r>
+        <w:t>ptr</w:t>
+      </w:r>
+      <w:proofErr w:type="spellEnd"/>
+      <w:r>
+        <w:t xml:space="preserve"> points to a </w:t>
       </w:r>
       <w:r>
         <w:rPr>
@@ -3308,10 +4147,27 @@
           <w:b/>
           <w:bCs/>
         </w:rPr>
-        <w:t>delete[] ptr</w:t>
-      </w:r>
-      <w:r>
-        <w:t xml:space="preserve"> tells the C++ runtime environment that ptr points to an </w:t>
+        <w:t xml:space="preserve">delete[] </w:t>
+      </w:r>
+      <w:proofErr w:type="spellStart"/>
+      <w:r>
+        <w:rPr>
+          <w:b/>
+          <w:bCs/>
+        </w:rPr>
+        <w:t>ptr</w:t>
+      </w:r>
+      <w:proofErr w:type="spellEnd"/>
+      <w:r>
+        <w:t xml:space="preserve"> tells the C++ runtime environment that </w:t>
+      </w:r>
+      <w:proofErr w:type="spellStart"/>
+      <w:r>
+        <w:t>ptr</w:t>
+      </w:r>
+      <w:proofErr w:type="spellEnd"/>
+      <w:r>
+        <w:t xml:space="preserve"> points to an </w:t>
       </w:r>
       <w:r>
         <w:rPr>
@@ -3346,7 +4202,23 @@
           <w:b/>
           <w:bCs/>
         </w:rPr>
-        <w:t>Why it causes Undefined Behavior:</w:t>
+        <w:t xml:space="preserve">Why it causes Undefined </w:t>
+      </w:r>
+      <w:proofErr w:type="spellStart"/>
+      <w:r>
+        <w:rPr>
+          <w:b/>
+          <w:bCs/>
+        </w:rPr>
+        <w:t>Behavior</w:t>
+      </w:r>
+      <w:proofErr w:type="spellEnd"/>
+      <w:r>
+        <w:rPr>
+          <w:b/>
+          <w:bCs/>
+        </w:rPr>
+        <w:t>:</w:t>
       </w:r>
       <w:r>
         <w:t xml:space="preserve"> Calling delete on an array leads to </w:t>
@@ -3359,11 +4231,7 @@
         <w:t>memory leaks</w:t>
       </w:r>
       <w:r>
-        <w:t xml:space="preserve"> (remaining elements are not freed), heap corruption, or a runtime segmentation fault </w:t>
-      </w:r>
-      <w:r>
-        <w:lastRenderedPageBreak/>
-        <w:t>because the memory manager attempts to free a single element rather than the full array allocation block.</w:t>
+        <w:t xml:space="preserve"> (remaining elements are not freed), heap corruption, or a runtime segmentation fault because the memory manager attempts to free a single element rather than the full array allocation block.</w:t>
       </w:r>
     </w:p>
     <w:p>
@@ -3457,7 +4325,23 @@
           <w:b/>
           <w:bCs/>
         </w:rPr>
-        <w:t>Dynamic Resizing Logic inside resizeArray:</w:t>
+        <w:t xml:space="preserve">Dynamic Resizing Logic inside </w:t>
+      </w:r>
+      <w:proofErr w:type="spellStart"/>
+      <w:r>
+        <w:rPr>
+          <w:b/>
+          <w:bCs/>
+        </w:rPr>
+        <w:t>resizeArray</w:t>
+      </w:r>
+      <w:proofErr w:type="spellEnd"/>
+      <w:r>
+        <w:rPr>
+          <w:b/>
+          <w:bCs/>
+        </w:rPr>
+        <w:t>:</w:t>
       </w:r>
     </w:p>
     <w:p>
@@ -3479,7 +4363,23 @@
         </w:numPr>
       </w:pPr>
       <w:r>
-        <w:t>int* newArr = new int[newCapacity];</w:t>
+        <w:t xml:space="preserve">int* </w:t>
+      </w:r>
+      <w:proofErr w:type="spellStart"/>
+      <w:r>
+        <w:t>newArr</w:t>
+      </w:r>
+      <w:proofErr w:type="spellEnd"/>
+      <w:r>
+        <w:t xml:space="preserve"> = new int[</w:t>
+      </w:r>
+      <w:proofErr w:type="spellStart"/>
+      <w:r>
+        <w:t>newCapacity</w:t>
+      </w:r>
+      <w:proofErr w:type="spellEnd"/>
+      <w:r>
+        <w:t>];</w:t>
       </w:r>
     </w:p>
     <w:p>
@@ -3509,7 +4409,39 @@
         </w:numPr>
       </w:pPr>
       <w:r>
-        <w:t>for (int i = 0; i &lt; currentCapacity; i++) {</w:t>
+        <w:t xml:space="preserve">for (int </w:t>
+      </w:r>
+      <w:proofErr w:type="spellStart"/>
+      <w:r>
+        <w:t>i</w:t>
+      </w:r>
+      <w:proofErr w:type="spellEnd"/>
+      <w:r>
+        <w:t xml:space="preserve"> = 0; </w:t>
+      </w:r>
+      <w:proofErr w:type="spellStart"/>
+      <w:r>
+        <w:t>i</w:t>
+      </w:r>
+      <w:proofErr w:type="spellEnd"/>
+      <w:r>
+        <w:t xml:space="preserve"> &lt; </w:t>
+      </w:r>
+      <w:proofErr w:type="spellStart"/>
+      <w:r>
+        <w:t>currentCapacity</w:t>
+      </w:r>
+      <w:proofErr w:type="spellEnd"/>
+      <w:r>
+        <w:t xml:space="preserve">; </w:t>
+      </w:r>
+      <w:proofErr w:type="spellStart"/>
+      <w:r>
+        <w:t>i</w:t>
+      </w:r>
+      <w:proofErr w:type="spellEnd"/>
+      <w:r>
+        <w:t>++) {</w:t>
       </w:r>
     </w:p>
     <w:p>
@@ -3520,7 +4452,39 @@
         </w:numPr>
       </w:pPr>
       <w:r>
-        <w:t xml:space="preserve">    *(newArr + i) = *(oldArr + i);</w:t>
+        <w:t xml:space="preserve">    *(</w:t>
+      </w:r>
+      <w:proofErr w:type="spellStart"/>
+      <w:r>
+        <w:t>newArr</w:t>
+      </w:r>
+      <w:proofErr w:type="spellEnd"/>
+      <w:r>
+        <w:t xml:space="preserve"> + </w:t>
+      </w:r>
+      <w:proofErr w:type="spellStart"/>
+      <w:r>
+        <w:t>i</w:t>
+      </w:r>
+      <w:proofErr w:type="spellEnd"/>
+      <w:r>
+        <w:t>) = *(</w:t>
+      </w:r>
+      <w:proofErr w:type="spellStart"/>
+      <w:r>
+        <w:t>oldArr</w:t>
+      </w:r>
+      <w:proofErr w:type="spellEnd"/>
+      <w:r>
+        <w:t xml:space="preserve"> + </w:t>
+      </w:r>
+      <w:proofErr w:type="spellStart"/>
+      <w:r>
+        <w:t>i</w:t>
+      </w:r>
+      <w:proofErr w:type="spellEnd"/>
+      <w:r>
+        <w:t>);</w:t>
       </w:r>
     </w:p>
     <w:p>
@@ -3561,7 +4525,15 @@
         </w:numPr>
       </w:pPr>
       <w:r>
-        <w:t>delete[] oldArr;</w:t>
+        <w:t xml:space="preserve">delete[] </w:t>
+      </w:r>
+      <w:proofErr w:type="spellStart"/>
+      <w:r>
+        <w:t>oldArr</w:t>
+      </w:r>
+      <w:proofErr w:type="spellEnd"/>
+      <w:r>
+        <w:t>;</w:t>
       </w:r>
     </w:p>
     <w:p>
@@ -3591,7 +4563,15 @@
         </w:numPr>
       </w:pPr>
       <w:r>
-        <w:t>return newArr;</w:t>
+        <w:t xml:space="preserve">return </w:t>
+      </w:r>
+      <w:proofErr w:type="spellStart"/>
+      <w:r>
+        <w:t>newArr</w:t>
+      </w:r>
+      <w:proofErr w:type="spellEnd"/>
+      <w:r>
+        <w:t>;</w:t>
       </w:r>
     </w:p>
     <w:p>
@@ -3605,12 +4585,37 @@
     </w:p>
     <w:p>
       <w:r>
-        <w:t>Before ending main(), invoke delete[] arr; and set arr = nullptr;.</w:t>
+        <w:t xml:space="preserve">Before ending main(), invoke delete[] </w:t>
+      </w:r>
+      <w:proofErr w:type="spellStart"/>
+      <w:r>
+        <w:t>arr</w:t>
+      </w:r>
+      <w:proofErr w:type="spellEnd"/>
+      <w:r>
+        <w:t xml:space="preserve">; and set </w:t>
+      </w:r>
+      <w:proofErr w:type="spellStart"/>
+      <w:r>
+        <w:t>arr</w:t>
+      </w:r>
+      <w:proofErr w:type="spellEnd"/>
+      <w:r>
+        <w:t xml:space="preserve"> = </w:t>
+      </w:r>
+      <w:proofErr w:type="spellStart"/>
+      <w:r>
+        <w:t>nullptr</w:t>
+      </w:r>
+      <w:proofErr w:type="spellEnd"/>
+      <w:r>
+        <w:t>;.</w:t>
       </w:r>
     </w:p>
     <w:p/>
     <w:p>
       <w:r>
+        <w:lastRenderedPageBreak/>
         <w:t>Basic Concepts in Object-Oriented Programming</w:t>
       </w:r>
     </w:p>
@@ -3646,7 +4651,6 @@
     </w:p>
     <w:p>
       <w:r>
-        <w:lastRenderedPageBreak/>
         <w:t>Message Passing – message (Information) call forma</w:t>
       </w:r>
     </w:p>
@@ -3673,6 +4677,155 @@
 <file path=word/numbering.xml><?xml version="1.0" encoding="utf-8"?>
 <w:numbering xmlns:wpc="http://schemas.microsoft.com/office/word/2010/wordprocessingCanvas" xmlns:cx="http://schemas.microsoft.com/office/drawing/2014/chartex" xmlns:cx1="http://schemas.microsoft.com/office/drawing/2015/9/8/chartex" xmlns:cx2="http://schemas.microsoft.com/office/drawing/2015/10/21/chartex" xmlns:cx3="http://schemas.microsoft.com/office/drawing/2016/5/9/chartex" xmlns:cx4="http://schemas.microsoft.com/office/drawing/2016/5/10/chartex" xmlns:cx5="http://schemas.microsoft.com/office/drawing/2016/5/11/chartex" xmlns:cx6="http://schemas.microsoft.com/office/drawing/2016/5/12/chartex" xmlns:cx7="http://schemas.microsoft.com/office/drawing/2016/5/13/chartex" xmlns:cx8="http://schemas.microsoft.com/office/drawing/2016/5/14/chartex" xmlns:mc="http://schemas.openxmlformats.org/markup-compatibility/2006" xmlns:aink="http://schemas.microsoft.com/office/drawing/2016/ink" xmlns:am3d="http://schemas.microsoft.com/office/drawing/2017/model3d" xmlns:o="urn:schemas-microsoft-com:office:office" xmlns:oel="http://schemas.microsoft.com/office/2019/extlst" xmlns:r="http://schemas.openxmlformats.org/officeDocument/2006/relationships" xmlns:m="http://schemas.openxmlformats.org/officeDocument/2006/math" xmlns:v="urn:schemas-microsoft-com:vml" xmlns:wp14="http://schemas.microsoft.com/office/word/2010/wordprocessingDrawing" xmlns:wp="http://schemas.openxmlformats.org/drawingml/2006/wordprocessingDrawing" xmlns:w10="urn:schemas-microsoft-com:office:word" xmlns:w="http://schemas.openxmlformats.org/wordprocessingml/2006/main" xmlns:w14="http://schemas.microsoft.com/office/word/2010/wordml" xmlns:w15="http://schemas.microsoft.com/office/word/2012/wordml" xmlns:w16cex="http://schemas.microsoft.com/office/word/2018/wordml/cex" xmlns:w16cid="http://schemas.microsoft.com/office/word/2016/wordml/cid" xmlns:w16="http://schemas.microsoft.com/office/word/2018/wordml" xmlns:w16du="http://schemas.microsoft.com/office/word/2023/wordml/word16du" xmlns:w16sdtdh="http://schemas.microsoft.com/office/word/2020/wordml/sdtdatahash" xmlns:w16sdtfl="http://schemas.microsoft.com/office/word/2024/wordml/sdtformatlock" xmlns:w16se="http://schemas.microsoft.com/office/word/2015/wordml/symex" xmlns:wpg="http://schemas.microsoft.com/office/word/2010/wordprocessingGroup" xmlns:wpi="http://schemas.microsoft.com/office/word/2010/wordprocessingInk" xmlns:wne="http://schemas.microsoft.com/office/word/2006/wordml" xmlns:wps="http://schemas.microsoft.com/office/word/2010/wordprocessingShape" mc:Ignorable="w14 w15 w16se w16cid w16 w16cex w16sdtdh w16sdtfl w16du wp14">
   <w:abstractNum w:abstractNumId="0" w15:restartNumberingAfterBreak="0">
+    <w:nsid w:val="11261837"/>
+    <w:multiLevelType w:val="multilevel"/>
+    <w:tmpl w:val="3B3A850E"/>
+    <w:lvl w:ilvl="0">
+      <w:start w:val="1"/>
+      <w:numFmt w:val="bullet"/>
+      <w:lvlText w:val=""/>
+      <w:lvlJc w:val="left"/>
+      <w:pPr>
+        <w:tabs>
+          <w:tab w:val="num" w:pos="720"/>
+        </w:tabs>
+        <w:ind w:left="720" w:hanging="360"/>
+      </w:pPr>
+      <w:rPr>
+        <w:rFonts w:ascii="Symbol" w:hAnsi="Symbol" w:hint="default"/>
+        <w:sz w:val="20"/>
+      </w:rPr>
+    </w:lvl>
+    <w:lvl w:ilvl="1" w:tentative="1">
+      <w:start w:val="1"/>
+      <w:numFmt w:val="bullet"/>
+      <w:lvlText w:val=""/>
+      <w:lvlJc w:val="left"/>
+      <w:pPr>
+        <w:tabs>
+          <w:tab w:val="num" w:pos="1440"/>
+        </w:tabs>
+        <w:ind w:left="1440" w:hanging="360"/>
+      </w:pPr>
+      <w:rPr>
+        <w:rFonts w:ascii="Symbol" w:hAnsi="Symbol" w:hint="default"/>
+        <w:sz w:val="20"/>
+      </w:rPr>
+    </w:lvl>
+    <w:lvl w:ilvl="2" w:tentative="1">
+      <w:start w:val="1"/>
+      <w:numFmt w:val="bullet"/>
+      <w:lvlText w:val=""/>
+      <w:lvlJc w:val="left"/>
+      <w:pPr>
+        <w:tabs>
+          <w:tab w:val="num" w:pos="2160"/>
+        </w:tabs>
+        <w:ind w:left="2160" w:hanging="360"/>
+      </w:pPr>
+      <w:rPr>
+        <w:rFonts w:ascii="Symbol" w:hAnsi="Symbol" w:hint="default"/>
+        <w:sz w:val="20"/>
+      </w:rPr>
+    </w:lvl>
+    <w:lvl w:ilvl="3" w:tentative="1">
+      <w:start w:val="1"/>
+      <w:numFmt w:val="bullet"/>
+      <w:lvlText w:val=""/>
+      <w:lvlJc w:val="left"/>
+      <w:pPr>
+        <w:tabs>
+          <w:tab w:val="num" w:pos="2880"/>
+        </w:tabs>
+        <w:ind w:left="2880" w:hanging="360"/>
+      </w:pPr>
+      <w:rPr>
+        <w:rFonts w:ascii="Symbol" w:hAnsi="Symbol" w:hint="default"/>
+        <w:sz w:val="20"/>
+      </w:rPr>
+    </w:lvl>
+    <w:lvl w:ilvl="4" w:tentative="1">
+      <w:start w:val="1"/>
+      <w:numFmt w:val="bullet"/>
+      <w:lvlText w:val=""/>
+      <w:lvlJc w:val="left"/>
+      <w:pPr>
+        <w:tabs>
+          <w:tab w:val="num" w:pos="3600"/>
+        </w:tabs>
+        <w:ind w:left="3600" w:hanging="360"/>
+      </w:pPr>
+      <w:rPr>
+        <w:rFonts w:ascii="Symbol" w:hAnsi="Symbol" w:hint="default"/>
+        <w:sz w:val="20"/>
+      </w:rPr>
+    </w:lvl>
+    <w:lvl w:ilvl="5" w:tentative="1">
+      <w:start w:val="1"/>
+      <w:numFmt w:val="bullet"/>
+      <w:lvlText w:val=""/>
+      <w:lvlJc w:val="left"/>
+      <w:pPr>
+        <w:tabs>
+          <w:tab w:val="num" w:pos="4320"/>
+        </w:tabs>
+        <w:ind w:left="4320" w:hanging="360"/>
+      </w:pPr>
+      <w:rPr>
+        <w:rFonts w:ascii="Symbol" w:hAnsi="Symbol" w:hint="default"/>
+        <w:sz w:val="20"/>
+      </w:rPr>
+    </w:lvl>
+    <w:lvl w:ilvl="6" w:tentative="1">
+      <w:start w:val="1"/>
+      <w:numFmt w:val="bullet"/>
+      <w:lvlText w:val=""/>
+      <w:lvlJc w:val="left"/>
+      <w:pPr>
+        <w:tabs>
+          <w:tab w:val="num" w:pos="5040"/>
+        </w:tabs>
+        <w:ind w:left="5040" w:hanging="360"/>
+      </w:pPr>
+      <w:rPr>
+        <w:rFonts w:ascii="Symbol" w:hAnsi="Symbol" w:hint="default"/>
+        <w:sz w:val="20"/>
+      </w:rPr>
+    </w:lvl>
+    <w:lvl w:ilvl="7" w:tentative="1">
+      <w:start w:val="1"/>
+      <w:numFmt w:val="bullet"/>
+      <w:lvlText w:val=""/>
+      <w:lvlJc w:val="left"/>
+      <w:pPr>
+        <w:tabs>
+          <w:tab w:val="num" w:pos="5760"/>
+        </w:tabs>
+        <w:ind w:left="5760" w:hanging="360"/>
+      </w:pPr>
+      <w:rPr>
+        <w:rFonts w:ascii="Symbol" w:hAnsi="Symbol" w:hint="default"/>
+        <w:sz w:val="20"/>
+      </w:rPr>
+    </w:lvl>
+    <w:lvl w:ilvl="8" w:tentative="1">
+      <w:start w:val="1"/>
+      <w:numFmt w:val="bullet"/>
+      <w:lvlText w:val=""/>
+      <w:lvlJc w:val="left"/>
+      <w:pPr>
+        <w:tabs>
+          <w:tab w:val="num" w:pos="6480"/>
+        </w:tabs>
+        <w:ind w:left="6480" w:hanging="360"/>
+      </w:pPr>
+      <w:rPr>
+        <w:rFonts w:ascii="Symbol" w:hAnsi="Symbol" w:hint="default"/>
+        <w:sz w:val="20"/>
+      </w:rPr>
+    </w:lvl>
+  </w:abstractNum>
+  <w:abstractNum w:abstractNumId="1" w15:restartNumberingAfterBreak="0">
     <w:nsid w:val="2E763087"/>
     <w:multiLevelType w:val="multilevel"/>
     <w:tmpl w:val="B6880BC8"/>
@@ -3789,7 +4942,7 @@
       </w:pPr>
     </w:lvl>
   </w:abstractNum>
-  <w:abstractNum w:abstractNumId="1" w15:restartNumberingAfterBreak="0">
+  <w:abstractNum w:abstractNumId="2" w15:restartNumberingAfterBreak="0">
     <w:nsid w:val="4AAD091B"/>
     <w:multiLevelType w:val="multilevel"/>
     <w:tmpl w:val="F3D6EF04"/>
@@ -3938,7 +5091,156 @@
       </w:rPr>
     </w:lvl>
   </w:abstractNum>
-  <w:abstractNum w:abstractNumId="2" w15:restartNumberingAfterBreak="0">
+  <w:abstractNum w:abstractNumId="3" w15:restartNumberingAfterBreak="0">
+    <w:nsid w:val="6062606D"/>
+    <w:multiLevelType w:val="multilevel"/>
+    <w:tmpl w:val="02CE1184"/>
+    <w:lvl w:ilvl="0">
+      <w:start w:val="1"/>
+      <w:numFmt w:val="bullet"/>
+      <w:lvlText w:val=""/>
+      <w:lvlJc w:val="left"/>
+      <w:pPr>
+        <w:tabs>
+          <w:tab w:val="num" w:pos="720"/>
+        </w:tabs>
+        <w:ind w:left="720" w:hanging="360"/>
+      </w:pPr>
+      <w:rPr>
+        <w:rFonts w:ascii="Symbol" w:hAnsi="Symbol" w:hint="default"/>
+        <w:sz w:val="20"/>
+      </w:rPr>
+    </w:lvl>
+    <w:lvl w:ilvl="1" w:tentative="1">
+      <w:start w:val="1"/>
+      <w:numFmt w:val="bullet"/>
+      <w:lvlText w:val=""/>
+      <w:lvlJc w:val="left"/>
+      <w:pPr>
+        <w:tabs>
+          <w:tab w:val="num" w:pos="1440"/>
+        </w:tabs>
+        <w:ind w:left="1440" w:hanging="360"/>
+      </w:pPr>
+      <w:rPr>
+        <w:rFonts w:ascii="Symbol" w:hAnsi="Symbol" w:hint="default"/>
+        <w:sz w:val="20"/>
+      </w:rPr>
+    </w:lvl>
+    <w:lvl w:ilvl="2" w:tentative="1">
+      <w:start w:val="1"/>
+      <w:numFmt w:val="bullet"/>
+      <w:lvlText w:val=""/>
+      <w:lvlJc w:val="left"/>
+      <w:pPr>
+        <w:tabs>
+          <w:tab w:val="num" w:pos="2160"/>
+        </w:tabs>
+        <w:ind w:left="2160" w:hanging="360"/>
+      </w:pPr>
+      <w:rPr>
+        <w:rFonts w:ascii="Symbol" w:hAnsi="Symbol" w:hint="default"/>
+        <w:sz w:val="20"/>
+      </w:rPr>
+    </w:lvl>
+    <w:lvl w:ilvl="3" w:tentative="1">
+      <w:start w:val="1"/>
+      <w:numFmt w:val="bullet"/>
+      <w:lvlText w:val=""/>
+      <w:lvlJc w:val="left"/>
+      <w:pPr>
+        <w:tabs>
+          <w:tab w:val="num" w:pos="2880"/>
+        </w:tabs>
+        <w:ind w:left="2880" w:hanging="360"/>
+      </w:pPr>
+      <w:rPr>
+        <w:rFonts w:ascii="Symbol" w:hAnsi="Symbol" w:hint="default"/>
+        <w:sz w:val="20"/>
+      </w:rPr>
+    </w:lvl>
+    <w:lvl w:ilvl="4" w:tentative="1">
+      <w:start w:val="1"/>
+      <w:numFmt w:val="bullet"/>
+      <w:lvlText w:val=""/>
+      <w:lvlJc w:val="left"/>
+      <w:pPr>
+        <w:tabs>
+          <w:tab w:val="num" w:pos="3600"/>
+        </w:tabs>
+        <w:ind w:left="3600" w:hanging="360"/>
+      </w:pPr>
+      <w:rPr>
+        <w:rFonts w:ascii="Symbol" w:hAnsi="Symbol" w:hint="default"/>
+        <w:sz w:val="20"/>
+      </w:rPr>
+    </w:lvl>
+    <w:lvl w:ilvl="5" w:tentative="1">
+      <w:start w:val="1"/>
+      <w:numFmt w:val="bullet"/>
+      <w:lvlText w:val=""/>
+      <w:lvlJc w:val="left"/>
+      <w:pPr>
+        <w:tabs>
+          <w:tab w:val="num" w:pos="4320"/>
+        </w:tabs>
+        <w:ind w:left="4320" w:hanging="360"/>
+      </w:pPr>
+      <w:rPr>
+        <w:rFonts w:ascii="Symbol" w:hAnsi="Symbol" w:hint="default"/>
+        <w:sz w:val="20"/>
+      </w:rPr>
+    </w:lvl>
+    <w:lvl w:ilvl="6" w:tentative="1">
+      <w:start w:val="1"/>
+      <w:numFmt w:val="bullet"/>
+      <w:lvlText w:val=""/>
+      <w:lvlJc w:val="left"/>
+      <w:pPr>
+        <w:tabs>
+          <w:tab w:val="num" w:pos="5040"/>
+        </w:tabs>
+        <w:ind w:left="5040" w:hanging="360"/>
+      </w:pPr>
+      <w:rPr>
+        <w:rFonts w:ascii="Symbol" w:hAnsi="Symbol" w:hint="default"/>
+        <w:sz w:val="20"/>
+      </w:rPr>
+    </w:lvl>
+    <w:lvl w:ilvl="7" w:tentative="1">
+      <w:start w:val="1"/>
+      <w:numFmt w:val="bullet"/>
+      <w:lvlText w:val=""/>
+      <w:lvlJc w:val="left"/>
+      <w:pPr>
+        <w:tabs>
+          <w:tab w:val="num" w:pos="5760"/>
+        </w:tabs>
+        <w:ind w:left="5760" w:hanging="360"/>
+      </w:pPr>
+      <w:rPr>
+        <w:rFonts w:ascii="Symbol" w:hAnsi="Symbol" w:hint="default"/>
+        <w:sz w:val="20"/>
+      </w:rPr>
+    </w:lvl>
+    <w:lvl w:ilvl="8" w:tentative="1">
+      <w:start w:val="1"/>
+      <w:numFmt w:val="bullet"/>
+      <w:lvlText w:val=""/>
+      <w:lvlJc w:val="left"/>
+      <w:pPr>
+        <w:tabs>
+          <w:tab w:val="num" w:pos="6480"/>
+        </w:tabs>
+        <w:ind w:left="6480" w:hanging="360"/>
+      </w:pPr>
+      <w:rPr>
+        <w:rFonts w:ascii="Symbol" w:hAnsi="Symbol" w:hint="default"/>
+        <w:sz w:val="20"/>
+      </w:rPr>
+    </w:lvl>
+  </w:abstractNum>
+  <w:abstractNum w:abstractNumId="4" w15:restartNumberingAfterBreak="0">
     <w:nsid w:val="6172293C"/>
     <w:multiLevelType w:val="multilevel"/>
     <w:tmpl w:val="18E6B27C"/>
@@ -4087,7 +5389,156 @@
       </w:rPr>
     </w:lvl>
   </w:abstractNum>
-  <w:abstractNum w:abstractNumId="3" w15:restartNumberingAfterBreak="0">
+  <w:abstractNum w:abstractNumId="5" w15:restartNumberingAfterBreak="0">
+    <w:nsid w:val="6C5411CD"/>
+    <w:multiLevelType w:val="multilevel"/>
+    <w:tmpl w:val="3192FC3E"/>
+    <w:lvl w:ilvl="0">
+      <w:start w:val="1"/>
+      <w:numFmt w:val="bullet"/>
+      <w:lvlText w:val=""/>
+      <w:lvlJc w:val="left"/>
+      <w:pPr>
+        <w:tabs>
+          <w:tab w:val="num" w:pos="720"/>
+        </w:tabs>
+        <w:ind w:left="720" w:hanging="360"/>
+      </w:pPr>
+      <w:rPr>
+        <w:rFonts w:ascii="Symbol" w:hAnsi="Symbol" w:hint="default"/>
+        <w:sz w:val="20"/>
+      </w:rPr>
+    </w:lvl>
+    <w:lvl w:ilvl="1" w:tentative="1">
+      <w:start w:val="1"/>
+      <w:numFmt w:val="bullet"/>
+      <w:lvlText w:val=""/>
+      <w:lvlJc w:val="left"/>
+      <w:pPr>
+        <w:tabs>
+          <w:tab w:val="num" w:pos="1440"/>
+        </w:tabs>
+        <w:ind w:left="1440" w:hanging="360"/>
+      </w:pPr>
+      <w:rPr>
+        <w:rFonts w:ascii="Symbol" w:hAnsi="Symbol" w:hint="default"/>
+        <w:sz w:val="20"/>
+      </w:rPr>
+    </w:lvl>
+    <w:lvl w:ilvl="2" w:tentative="1">
+      <w:start w:val="1"/>
+      <w:numFmt w:val="bullet"/>
+      <w:lvlText w:val=""/>
+      <w:lvlJc w:val="left"/>
+      <w:pPr>
+        <w:tabs>
+          <w:tab w:val="num" w:pos="2160"/>
+        </w:tabs>
+        <w:ind w:left="2160" w:hanging="360"/>
+      </w:pPr>
+      <w:rPr>
+        <w:rFonts w:ascii="Symbol" w:hAnsi="Symbol" w:hint="default"/>
+        <w:sz w:val="20"/>
+      </w:rPr>
+    </w:lvl>
+    <w:lvl w:ilvl="3" w:tentative="1">
+      <w:start w:val="1"/>
+      <w:numFmt w:val="bullet"/>
+      <w:lvlText w:val=""/>
+      <w:lvlJc w:val="left"/>
+      <w:pPr>
+        <w:tabs>
+          <w:tab w:val="num" w:pos="2880"/>
+        </w:tabs>
+        <w:ind w:left="2880" w:hanging="360"/>
+      </w:pPr>
+      <w:rPr>
+        <w:rFonts w:ascii="Symbol" w:hAnsi="Symbol" w:hint="default"/>
+        <w:sz w:val="20"/>
+      </w:rPr>
+    </w:lvl>
+    <w:lvl w:ilvl="4" w:tentative="1">
+      <w:start w:val="1"/>
+      <w:numFmt w:val="bullet"/>
+      <w:lvlText w:val=""/>
+      <w:lvlJc w:val="left"/>
+      <w:pPr>
+        <w:tabs>
+          <w:tab w:val="num" w:pos="3600"/>
+        </w:tabs>
+        <w:ind w:left="3600" w:hanging="360"/>
+      </w:pPr>
+      <w:rPr>
+        <w:rFonts w:ascii="Symbol" w:hAnsi="Symbol" w:hint="default"/>
+        <w:sz w:val="20"/>
+      </w:rPr>
+    </w:lvl>
+    <w:lvl w:ilvl="5" w:tentative="1">
+      <w:start w:val="1"/>
+      <w:numFmt w:val="bullet"/>
+      <w:lvlText w:val=""/>
+      <w:lvlJc w:val="left"/>
+      <w:pPr>
+        <w:tabs>
+          <w:tab w:val="num" w:pos="4320"/>
+        </w:tabs>
+        <w:ind w:left="4320" w:hanging="360"/>
+      </w:pPr>
+      <w:rPr>
+        <w:rFonts w:ascii="Symbol" w:hAnsi="Symbol" w:hint="default"/>
+        <w:sz w:val="20"/>
+      </w:rPr>
+    </w:lvl>
+    <w:lvl w:ilvl="6" w:tentative="1">
+      <w:start w:val="1"/>
+      <w:numFmt w:val="bullet"/>
+      <w:lvlText w:val=""/>
+      <w:lvlJc w:val="left"/>
+      <w:pPr>
+        <w:tabs>
+          <w:tab w:val="num" w:pos="5040"/>
+        </w:tabs>
+        <w:ind w:left="5040" w:hanging="360"/>
+      </w:pPr>
+      <w:rPr>
+        <w:rFonts w:ascii="Symbol" w:hAnsi="Symbol" w:hint="default"/>
+        <w:sz w:val="20"/>
+      </w:rPr>
+    </w:lvl>
+    <w:lvl w:ilvl="7" w:tentative="1">
+      <w:start w:val="1"/>
+      <w:numFmt w:val="bullet"/>
+      <w:lvlText w:val=""/>
+      <w:lvlJc w:val="left"/>
+      <w:pPr>
+        <w:tabs>
+          <w:tab w:val="num" w:pos="5760"/>
+        </w:tabs>
+        <w:ind w:left="5760" w:hanging="360"/>
+      </w:pPr>
+      <w:rPr>
+        <w:rFonts w:ascii="Symbol" w:hAnsi="Symbol" w:hint="default"/>
+        <w:sz w:val="20"/>
+      </w:rPr>
+    </w:lvl>
+    <w:lvl w:ilvl="8" w:tentative="1">
+      <w:start w:val="1"/>
+      <w:numFmt w:val="bullet"/>
+      <w:lvlText w:val=""/>
+      <w:lvlJc w:val="left"/>
+      <w:pPr>
+        <w:tabs>
+          <w:tab w:val="num" w:pos="6480"/>
+        </w:tabs>
+        <w:ind w:left="6480" w:hanging="360"/>
+      </w:pPr>
+      <w:rPr>
+        <w:rFonts w:ascii="Symbol" w:hAnsi="Symbol" w:hint="default"/>
+        <w:sz w:val="20"/>
+      </w:rPr>
+    </w:lvl>
+  </w:abstractNum>
+  <w:abstractNum w:abstractNumId="6" w15:restartNumberingAfterBreak="0">
     <w:nsid w:val="744E1968"/>
     <w:multiLevelType w:val="multilevel"/>
     <w:tmpl w:val="CA2690EE"/>
@@ -4236,7 +5687,7 @@
       </w:rPr>
     </w:lvl>
   </w:abstractNum>
-  <w:abstractNum w:abstractNumId="4" w15:restartNumberingAfterBreak="0">
+  <w:abstractNum w:abstractNumId="7" w15:restartNumberingAfterBreak="0">
     <w:nsid w:val="7E945682"/>
     <w:multiLevelType w:val="multilevel"/>
     <w:tmpl w:val="F23C9B94"/>
@@ -4386,19 +5837,28 @@
     </w:lvl>
   </w:abstractNum>
   <w:num w:numId="1" w16cid:durableId="160387332">
+    <w:abstractNumId w:val="2"/>
+  </w:num>
+  <w:num w:numId="2" w16cid:durableId="2094858518">
+    <w:abstractNumId w:val="7"/>
+  </w:num>
+  <w:num w:numId="3" w16cid:durableId="1780026749">
+    <w:abstractNumId w:val="4"/>
+  </w:num>
+  <w:num w:numId="4" w16cid:durableId="481968342">
     <w:abstractNumId w:val="1"/>
   </w:num>
-  <w:num w:numId="2" w16cid:durableId="2094858518">
-    <w:abstractNumId w:val="4"/>
+  <w:num w:numId="5" w16cid:durableId="1214730529">
+    <w:abstractNumId w:val="6"/>
   </w:num>
-  <w:num w:numId="3" w16cid:durableId="1780026749">
-    <w:abstractNumId w:val="2"/>
+  <w:num w:numId="6" w16cid:durableId="420760803">
+    <w:abstractNumId w:val="3"/>
   </w:num>
-  <w:num w:numId="4" w16cid:durableId="481968342">
+  <w:num w:numId="7" w16cid:durableId="1337420310">
+    <w:abstractNumId w:val="5"/>
+  </w:num>
+  <w:num w:numId="8" w16cid:durableId="1827819364">
     <w:abstractNumId w:val="0"/>
-  </w:num>
-  <w:num w:numId="5" w16cid:durableId="1214730529">
-    <w:abstractNumId w:val="3"/>
   </w:num>
 </w:numbering>
 </file>
